--- a/ADG/_실측판/13장/13장_DataGuardBroker_개요와구성생성.docx
+++ b/ADG/_실측판/13장/13장_DataGuardBroker_개요와구성생성.docx
@@ -16,7 +16,63 @@
           <w:rFonts w:ascii="맑은 고딕" w:hAnsi="맑은 고딕" w:eastAsia="맑은 고딕"/>
           <w:sz w:val="21"/>
         </w:rPr>
-        <w:t>1장부터 12장까지 모든 것을 손으로 했다. `LOG_ARCHIVE_DEST_2`를 양쪽에 맞춰 적었고, `FAL_SERVER`를 서로 가리키게 했고, `LOG_ARCHIVE_CONFIG`에 이름을 나열했다. MRP를 띄우고 멈출 때도 SQL을 썼고, 보호 모드를 바꿀 때도 `ALTER DATABASE SET STANDBY DATABASE TO ...`를 실행했다.</w:t>
+        <w:t xml:space="preserve">1장부터 12장까지 모든 것을 손으로 했다. </w:t>
+      </w:r>
+      <w:r>
+        <w:rPr>
+          <w:rFonts w:ascii="Consolas" w:hAnsi="Consolas" w:eastAsia="맑은 고딕"/>
+          <w:sz w:val="21"/>
+        </w:rPr>
+        <w:t xml:space="preserve">LOG_ARCHIVE_DEST_2</w:t>
+      </w:r>
+      <w:r>
+        <w:rPr>
+          <w:rFonts w:ascii="맑은 고딕" w:hAnsi="맑은 고딕" w:eastAsia="맑은 고딕"/>
+          <w:sz w:val="21"/>
+        </w:rPr>
+        <w:t xml:space="preserve">를 양쪽에 맞춰 적었고, </w:t>
+      </w:r>
+      <w:r>
+        <w:rPr>
+          <w:rFonts w:ascii="Consolas" w:hAnsi="Consolas" w:eastAsia="맑은 고딕"/>
+          <w:sz w:val="21"/>
+        </w:rPr>
+        <w:t xml:space="preserve">FAL_SERVER</w:t>
+      </w:r>
+      <w:r>
+        <w:rPr>
+          <w:rFonts w:ascii="맑은 고딕" w:hAnsi="맑은 고딕" w:eastAsia="맑은 고딕"/>
+          <w:sz w:val="21"/>
+        </w:rPr>
+        <w:t xml:space="preserve">를 서로 가리키게 했고, </w:t>
+      </w:r>
+      <w:r>
+        <w:rPr>
+          <w:rFonts w:ascii="Consolas" w:hAnsi="Consolas" w:eastAsia="맑은 고딕"/>
+          <w:sz w:val="21"/>
+        </w:rPr>
+        <w:t xml:space="preserve">LOG_ARCHIVE_CONFIG</w:t>
+      </w:r>
+      <w:r>
+        <w:rPr>
+          <w:rFonts w:ascii="맑은 고딕" w:hAnsi="맑은 고딕" w:eastAsia="맑은 고딕"/>
+          <w:sz w:val="21"/>
+        </w:rPr>
+        <w:t xml:space="preserve">에 이름을 나열했다. MRP를 띄우고 멈출 때도 SQL을 썼고, 보호 모드를 바꿀 때도 </w:t>
+      </w:r>
+      <w:r>
+        <w:rPr>
+          <w:rFonts w:ascii="Consolas" w:hAnsi="Consolas" w:eastAsia="맑은 고딕"/>
+          <w:sz w:val="21"/>
+        </w:rPr>
+        <w:t xml:space="preserve">ALTER DATABASE SET STANDBY DATABASE TO ...</w:t>
+      </w:r>
+      <w:r>
+        <w:rPr>
+          <w:rFonts w:ascii="맑은 고딕" w:hAnsi="맑은 고딕" w:eastAsia="맑은 고딕"/>
+          <w:sz w:val="21"/>
+        </w:rPr>
+        <w:t xml:space="preserve">를 실행했다.</w:t>
       </w:r>
     </w:p>
     <w:p>
@@ -25,16 +81,96 @@
           <w:rFonts w:ascii="맑은 고딕" w:hAnsi="맑은 고딕" w:eastAsia="맑은 고딕"/>
           <w:sz w:val="21"/>
         </w:rPr>
-        <w:t>그 과정에서 만난 오류의 상당수가 **손으로 하기 때문에 생긴 것**이었다. 7장의 `BAD PARAM`은 파라미터에 오타가 있어서였고, 10장의 ORA-16057은 두 노드의 설정 순서가 어긋나서였으며, `WRONG VALID_TYPE`은 `VALID_FOR`를 잘못 조합해서였다. 어느 것도 어려운 개념이 아니었다. 다만 **두 데이터베이스에 걸쳐 일관되게 유지하기가 번거로웠을 뿐**이다.</w:t>
+        <w:t xml:space="preserve">그 과정에서 만난 오류의 상당수가 </w:t>
+      </w:r>
+      <w:r>
+        <w:rPr>
+          <w:rFonts w:ascii="맑은 고딕" w:hAnsi="맑은 고딕" w:eastAsia="맑은 고딕"/>
+          <w:b/>
+          <w:sz w:val="21"/>
+        </w:rPr>
+        <w:t xml:space="preserve">손으로 하기 때문에 생긴 것</w:t>
+      </w:r>
+      <w:r>
+        <w:rPr>
+          <w:rFonts w:ascii="맑은 고딕" w:hAnsi="맑은 고딕" w:eastAsia="맑은 고딕"/>
+          <w:sz w:val="21"/>
+        </w:rPr>
+        <w:t xml:space="preserve">이었다. 7장의 </w:t>
+      </w:r>
+      <w:r>
+        <w:rPr>
+          <w:rFonts w:ascii="Consolas" w:hAnsi="Consolas" w:eastAsia="맑은 고딕"/>
+          <w:sz w:val="21"/>
+        </w:rPr>
+        <w:t xml:space="preserve">BAD PARAM</w:t>
+      </w:r>
+      <w:r>
+        <w:rPr>
+          <w:rFonts w:ascii="맑은 고딕" w:hAnsi="맑은 고딕" w:eastAsia="맑은 고딕"/>
+          <w:sz w:val="21"/>
+        </w:rPr>
+        <w:t xml:space="preserve">은 파라미터에 오타가 있어서였고, 10장의 ORA-16057은 두 노드의 설정 순서가 어긋나서였으며, </w:t>
+      </w:r>
+      <w:r>
+        <w:rPr>
+          <w:rFonts w:ascii="Consolas" w:hAnsi="Consolas" w:eastAsia="맑은 고딕"/>
+          <w:sz w:val="21"/>
+        </w:rPr>
+        <w:t xml:space="preserve">WRONG VALID_TYPE</w:t>
+      </w:r>
+      <w:r>
+        <w:rPr>
+          <w:rFonts w:ascii="맑은 고딕" w:hAnsi="맑은 고딕" w:eastAsia="맑은 고딕"/>
+          <w:sz w:val="21"/>
+        </w:rPr>
+        <w:t xml:space="preserve">은 </w:t>
+      </w:r>
+      <w:r>
+        <w:rPr>
+          <w:rFonts w:ascii="Consolas" w:hAnsi="Consolas" w:eastAsia="맑은 고딕"/>
+          <w:sz w:val="21"/>
+        </w:rPr>
+        <w:t xml:space="preserve">VALID_FOR</w:t>
+      </w:r>
+      <w:r>
+        <w:rPr>
+          <w:rFonts w:ascii="맑은 고딕" w:hAnsi="맑은 고딕" w:eastAsia="맑은 고딕"/>
+          <w:sz w:val="21"/>
+        </w:rPr>
+        <w:t xml:space="preserve">를 잘못 조합해서였다. 어느 것도 어려운 개념이 아니었다. 다만 </w:t>
+      </w:r>
+      <w:r>
+        <w:rPr>
+          <w:rFonts w:ascii="맑은 고딕" w:hAnsi="맑은 고딕" w:eastAsia="맑은 고딕"/>
+          <w:b/>
+          <w:sz w:val="21"/>
+        </w:rPr>
+        <w:t xml:space="preserve">두 데이터베이스에 걸쳐 일관되게 유지하기가 번거로웠을 뿐</w:t>
+      </w:r>
+      <w:r>
+        <w:rPr>
+          <w:rFonts w:ascii="맑은 고딕" w:hAnsi="맑은 고딕" w:eastAsia="맑은 고딕"/>
+          <w:sz w:val="21"/>
+        </w:rPr>
+        <w:t xml:space="preserve">이다.</w:t>
       </w:r>
     </w:p>
     <w:p>
       <w:r>
         <w:rPr>
           <w:rFonts w:ascii="맑은 고딕" w:hAnsi="맑은 고딕" w:eastAsia="맑은 고딕"/>
-          <w:sz w:val="21"/>
-        </w:rPr>
-        <w:t>**Data Guard Broker**는 그 번거로움을 대신한다. 구성 전체를 하나의 객체로 관리하고, 파라미터를 스스로 만들어 양쪽에 적용하며, 상태를 한 화면에서 보여 준다. 역할 전환도 명령 한 줄로 처리한다.</w:t>
+          <w:b/>
+          <w:sz w:val="21"/>
+        </w:rPr>
+        <w:t xml:space="preserve">Data Guard Broker</w:t>
+      </w:r>
+      <w:r>
+        <w:rPr>
+          <w:rFonts w:ascii="맑은 고딕" w:hAnsi="맑은 고딕" w:eastAsia="맑은 고딕"/>
+          <w:sz w:val="21"/>
+        </w:rPr>
+        <w:t xml:space="preserve">는 그 번거로움을 대신한다. 구성 전체를 하나의 객체로 관리하고, 파라미터를 스스로 만들어 양쪽에 적용하며, 상태를 한 화면에서 보여 준다. 역할 전환도 명령 한 줄로 처리한다.</w:t>
       </w:r>
     </w:p>
     <w:p>
@@ -43,7 +179,22 @@
           <w:rFonts w:ascii="맑은 고딕" w:hAnsi="맑은 고딕" w:eastAsia="맑은 고딕"/>
           <w:sz w:val="21"/>
         </w:rPr>
-        <w:t>이 장은 지금까지 손으로 만든 구성을 Broker에 넘긴다. 그 과정에서 **이미 손으로 해 둔 설정이 오히려 걸림돌이 되는** 장면을 만나고, Broker가 무엇을 인수하는지 파라미터 값의 변화로 확인한다.</w:t>
+        <w:t xml:space="preserve">이 장은 지금까지 손으로 만든 구성을 Broker에 넘긴다. 그 과정에서 </w:t>
+      </w:r>
+      <w:r>
+        <w:rPr>
+          <w:rFonts w:ascii="맑은 고딕" w:hAnsi="맑은 고딕" w:eastAsia="맑은 고딕"/>
+          <w:b/>
+          <w:sz w:val="21"/>
+        </w:rPr>
+        <w:t xml:space="preserve">이미 손으로 해 둔 설정이 오히려 걸림돌이 되는</w:t>
+      </w:r>
+      <w:r>
+        <w:rPr>
+          <w:rFonts w:ascii="맑은 고딕" w:hAnsi="맑은 고딕" w:eastAsia="맑은 고딕"/>
+          <w:sz w:val="21"/>
+        </w:rPr>
+        <w:t xml:space="preserve"> 장면을 만나고, Broker가 무엇을 인수하는지 파라미터 값의 변화로 확인한다.</w:t>
       </w:r>
     </w:p>
     <w:p>
@@ -102,10 +253,17 @@
       </w:pPr>
       <w:r>
         <w:rPr>
-          <w:rFonts w:ascii="맑은 고딕" w:hAnsi="맑은 고딕" w:eastAsia="맑은 고딕"/>
-          <w:sz w:val="21"/>
-        </w:rPr>
-        <w:t>`DG_BROKER_START`를 켜고 DMON 프로세스를 확인한다.</w:t>
+          <w:rFonts w:ascii="Consolas" w:hAnsi="Consolas" w:eastAsia="맑은 고딕"/>
+          <w:sz w:val="21"/>
+        </w:rPr>
+        <w:t xml:space="preserve">DG_BROKER_START</w:t>
+      </w:r>
+      <w:r>
+        <w:rPr>
+          <w:rFonts w:ascii="맑은 고딕" w:hAnsi="맑은 고딕" w:eastAsia="맑은 고딕"/>
+          <w:sz w:val="21"/>
+        </w:rPr>
+        <w:t xml:space="preserve">를 켜고 DMON 프로세스를 확인한다.</w:t>
       </w:r>
     </w:p>
     <w:p>
@@ -114,10 +272,45 @@
       </w:pPr>
       <w:r>
         <w:rPr>
-          <w:rFonts w:ascii="맑은 고딕" w:hAnsi="맑은 고딕" w:eastAsia="맑은 고딕"/>
-          <w:sz w:val="21"/>
-        </w:rPr>
-        <w:t>`CREATE CONFIGURATION`·`ADD DATABASE`·`ENABLE CONFIGURATION`으로 구성을 만든다.</w:t>
+          <w:rFonts w:ascii="Consolas" w:hAnsi="Consolas" w:eastAsia="맑은 고딕"/>
+          <w:sz w:val="21"/>
+        </w:rPr>
+        <w:t xml:space="preserve">CREATE CONFIGURATION</w:t>
+      </w:r>
+      <w:r>
+        <w:rPr>
+          <w:rFonts w:ascii="맑은 고딕" w:hAnsi="맑은 고딕" w:eastAsia="맑은 고딕"/>
+          <w:sz w:val="21"/>
+        </w:rPr>
+        <w:t xml:space="preserve">·</w:t>
+      </w:r>
+      <w:r>
+        <w:rPr>
+          <w:rFonts w:ascii="Consolas" w:hAnsi="Consolas" w:eastAsia="맑은 고딕"/>
+          <w:sz w:val="21"/>
+        </w:rPr>
+        <w:t xml:space="preserve">ADD DATABASE</w:t>
+      </w:r>
+      <w:r>
+        <w:rPr>
+          <w:rFonts w:ascii="맑은 고딕" w:hAnsi="맑은 고딕" w:eastAsia="맑은 고딕"/>
+          <w:sz w:val="21"/>
+        </w:rPr>
+        <w:t xml:space="preserve">·</w:t>
+      </w:r>
+      <w:r>
+        <w:rPr>
+          <w:rFonts w:ascii="Consolas" w:hAnsi="Consolas" w:eastAsia="맑은 고딕"/>
+          <w:sz w:val="21"/>
+        </w:rPr>
+        <w:t xml:space="preserve">ENABLE CONFIGURATION</w:t>
+      </w:r>
+      <w:r>
+        <w:rPr>
+          <w:rFonts w:ascii="맑은 고딕" w:hAnsi="맑은 고딕" w:eastAsia="맑은 고딕"/>
+          <w:sz w:val="21"/>
+        </w:rPr>
+        <w:t xml:space="preserve">으로 구성을 만든다.</w:t>
       </w:r>
     </w:p>
     <w:p>
@@ -150,10 +343,31 @@
       </w:pPr>
       <w:r>
         <w:rPr>
-          <w:rFonts w:ascii="맑은 고딕" w:hAnsi="맑은 고딕" w:eastAsia="맑은 고딕"/>
-          <w:sz w:val="21"/>
-        </w:rPr>
-        <w:t>`SHOW`·`EDIT` 명령으로 상태와 속성을 다룬다.</w:t>
+          <w:rFonts w:ascii="Consolas" w:hAnsi="Consolas" w:eastAsia="맑은 고딕"/>
+          <w:sz w:val="21"/>
+        </w:rPr>
+        <w:t xml:space="preserve">SHOW</w:t>
+      </w:r>
+      <w:r>
+        <w:rPr>
+          <w:rFonts w:ascii="맑은 고딕" w:hAnsi="맑은 고딕" w:eastAsia="맑은 고딕"/>
+          <w:sz w:val="21"/>
+        </w:rPr>
+        <w:t xml:space="preserve">·</w:t>
+      </w:r>
+      <w:r>
+        <w:rPr>
+          <w:rFonts w:ascii="Consolas" w:hAnsi="Consolas" w:eastAsia="맑은 고딕"/>
+          <w:sz w:val="21"/>
+        </w:rPr>
+        <w:t xml:space="preserve">EDIT</w:t>
+      </w:r>
+      <w:r>
+        <w:rPr>
+          <w:rFonts w:ascii="맑은 고딕" w:hAnsi="맑은 고딕" w:eastAsia="맑은 고딕"/>
+          <w:sz w:val="21"/>
+        </w:rPr>
+        <w:t xml:space="preserve"> 명령으로 상태와 속성을 다룬다.</w:t>
       </w:r>
     </w:p>
     <w:p>
@@ -439,7 +653,22 @@
           <w:rFonts w:ascii="맑은 고딕" w:hAnsi="맑은 고딕" w:eastAsia="맑은 고딕"/>
           <w:sz w:val="21"/>
         </w:rPr>
-        <w:t>대칭 구조가 보인다. 각자 상대를 가리키고, 같은 구성 목록을 갖고, 같은 값을 공유한다. **이 대칭을 사람이 유지해야 한다는 것**이 손으로 하는 방식의 부담이다.</w:t>
+        <w:t xml:space="preserve">대칭 구조가 보인다. 각자 상대를 가리키고, 같은 구성 목록을 갖고, 같은 값을 공유한다. </w:t>
+      </w:r>
+      <w:r>
+        <w:rPr>
+          <w:rFonts w:ascii="맑은 고딕" w:hAnsi="맑은 고딕" w:eastAsia="맑은 고딕"/>
+          <w:b/>
+          <w:sz w:val="21"/>
+        </w:rPr>
+        <w:t xml:space="preserve">이 대칭을 사람이 유지해야 한다는 것</w:t>
+      </w:r>
+      <w:r>
+        <w:rPr>
+          <w:rFonts w:ascii="맑은 고딕" w:hAnsi="맑은 고딕" w:eastAsia="맑은 고딕"/>
+          <w:sz w:val="21"/>
+        </w:rPr>
+        <w:t xml:space="preserve">이 손으로 하는 방식의 부담이다.</w:t>
       </w:r>
     </w:p>
     <w:p>
@@ -448,7 +677,78 @@
           <w:rFonts w:ascii="맑은 고딕" w:hAnsi="맑은 고딕" w:eastAsia="맑은 고딕"/>
           <w:sz w:val="21"/>
         </w:rPr>
-        <w:t>눈여겨볼 것이 하나 있다. 두 `LOG_ARCHIVE_DEST_2`의 `VALID_FOR` 값이 다르다. chicago는 `online_logfiles`이고 boston은 `online_logfile`이다. 복수형과 단수형이 섞였다. 동작에는 지장이 없지만 **사람이 적었다는 흔적**이며, 이런 사소한 불일치가 쌓이면 진단이 어려워진다.</w:t>
+        <w:t xml:space="preserve">눈여겨볼 것이 하나 있다. 두 </w:t>
+      </w:r>
+      <w:r>
+        <w:rPr>
+          <w:rFonts w:ascii="Consolas" w:hAnsi="Consolas" w:eastAsia="맑은 고딕"/>
+          <w:sz w:val="21"/>
+        </w:rPr>
+        <w:t xml:space="preserve">LOG_ARCHIVE_DEST_2</w:t>
+      </w:r>
+      <w:r>
+        <w:rPr>
+          <w:rFonts w:ascii="맑은 고딕" w:hAnsi="맑은 고딕" w:eastAsia="맑은 고딕"/>
+          <w:sz w:val="21"/>
+        </w:rPr>
+        <w:t xml:space="preserve">의 </w:t>
+      </w:r>
+      <w:r>
+        <w:rPr>
+          <w:rFonts w:ascii="Consolas" w:hAnsi="Consolas" w:eastAsia="맑은 고딕"/>
+          <w:sz w:val="21"/>
+        </w:rPr>
+        <w:t xml:space="preserve">VALID_FOR</w:t>
+      </w:r>
+      <w:r>
+        <w:rPr>
+          <w:rFonts w:ascii="맑은 고딕" w:hAnsi="맑은 고딕" w:eastAsia="맑은 고딕"/>
+          <w:sz w:val="21"/>
+        </w:rPr>
+        <w:t xml:space="preserve"> 값이 다르다. chicago는 </w:t>
+      </w:r>
+      <w:r>
+        <w:rPr>
+          <w:rFonts w:ascii="Consolas" w:hAnsi="Consolas" w:eastAsia="맑은 고딕"/>
+          <w:sz w:val="21"/>
+        </w:rPr>
+        <w:t xml:space="preserve">online_logfiles</w:t>
+      </w:r>
+      <w:r>
+        <w:rPr>
+          <w:rFonts w:ascii="맑은 고딕" w:hAnsi="맑은 고딕" w:eastAsia="맑은 고딕"/>
+          <w:sz w:val="21"/>
+        </w:rPr>
+        <w:t xml:space="preserve">이고 boston은 </w:t>
+      </w:r>
+      <w:r>
+        <w:rPr>
+          <w:rFonts w:ascii="Consolas" w:hAnsi="Consolas" w:eastAsia="맑은 고딕"/>
+          <w:sz w:val="21"/>
+        </w:rPr>
+        <w:t xml:space="preserve">online_logfile</w:t>
+      </w:r>
+      <w:r>
+        <w:rPr>
+          <w:rFonts w:ascii="맑은 고딕" w:hAnsi="맑은 고딕" w:eastAsia="맑은 고딕"/>
+          <w:sz w:val="21"/>
+        </w:rPr>
+        <w:t xml:space="preserve">이다. 복수형과 단수형이 섞였다. 동작에는 지장이 없지만 </w:t>
+      </w:r>
+      <w:r>
+        <w:rPr>
+          <w:rFonts w:ascii="맑은 고딕" w:hAnsi="맑은 고딕" w:eastAsia="맑은 고딕"/>
+          <w:b/>
+          <w:sz w:val="21"/>
+        </w:rPr>
+        <w:t xml:space="preserve">사람이 적었다는 흔적</w:t>
+      </w:r>
+      <w:r>
+        <w:rPr>
+          <w:rFonts w:ascii="맑은 고딕" w:hAnsi="맑은 고딕" w:eastAsia="맑은 고딕"/>
+          <w:sz w:val="21"/>
+        </w:rPr>
+        <w:t xml:space="preserve">이며, 이런 사소한 불일치가 쌓이면 진단이 어려워진다.</w:t>
       </w:r>
     </w:p>
     <w:tbl>
@@ -506,7 +806,21 @@
                 <w:rFonts w:ascii="맑은 고딕" w:hAnsi="맑은 고딕" w:eastAsia="맑은 고딕"/>
                 <w:sz w:val="19"/>
               </w:rPr>
-              <w:t>양쪽 `LOG_ARCHIVE_DEST_n`을 각각 작성</w:t>
+              <w:t xml:space="preserve">양쪽 </w:t>
+            </w:r>
+            <w:r>
+              <w:rPr>
+                <w:rFonts w:ascii="Consolas" w:hAnsi="Consolas" w:eastAsia="맑은 고딕"/>
+                <w:sz w:val="19"/>
+              </w:rPr>
+              <w:t xml:space="preserve">LOG_ARCHIVE_DEST_n</w:t>
+            </w:r>
+            <w:r>
+              <w:rPr>
+                <w:rFonts w:ascii="맑은 고딕" w:hAnsi="맑은 고딕" w:eastAsia="맑은 고딕"/>
+                <w:sz w:val="19"/>
+              </w:rPr>
+              <w:t xml:space="preserve">을 각각 작성</w:t>
             </w:r>
           </w:p>
         </w:tc>
@@ -533,10 +847,17 @@
           <w:p>
             <w:r>
               <w:rPr>
+                <w:rFonts w:ascii="Consolas" w:hAnsi="Consolas" w:eastAsia="맑은 고딕"/>
+                <w:sz w:val="19"/>
+              </w:rPr>
+              <w:t xml:space="preserve">FAL_SERVER</w:t>
+            </w:r>
+            <w:r>
+              <w:rPr>
                 <w:rFonts w:ascii="맑은 고딕" w:hAnsi="맑은 고딕" w:eastAsia="맑은 고딕"/>
                 <w:sz w:val="19"/>
               </w:rPr>
-              <w:t>`FAL_SERVER`를 서로 가리키게 설정</w:t>
+              <w:t xml:space="preserve">를 서로 가리키게 설정</w:t>
             </w:r>
           </w:p>
         </w:tc>
@@ -563,10 +884,17 @@
           <w:p>
             <w:r>
               <w:rPr>
+                <w:rFonts w:ascii="Consolas" w:hAnsi="Consolas" w:eastAsia="맑은 고딕"/>
+                <w:sz w:val="19"/>
+              </w:rPr>
+              <w:t xml:space="preserve">LOG_ARCHIVE_CONFIG</w:t>
+            </w:r>
+            <w:r>
+              <w:rPr>
                 <w:rFonts w:ascii="맑은 고딕" w:hAnsi="맑은 고딕" w:eastAsia="맑은 고딕"/>
                 <w:sz w:val="19"/>
               </w:rPr>
-              <w:t>`LOG_ARCHIVE_CONFIG` 목록 동기화</w:t>
+              <w:t xml:space="preserve"> 목록 동기화</w:t>
             </w:r>
           </w:p>
         </w:tc>
@@ -607,10 +935,10 @@
           <w:p>
             <w:r>
               <w:rPr>
-                <w:rFonts w:ascii="맑은 고딕" w:hAnsi="맑은 고딕" w:eastAsia="맑은 고딕"/>
-                <w:sz w:val="19"/>
-              </w:rPr>
-              <w:t>`EDIT DATABASE ... SET STATE`</w:t>
+                <w:rFonts w:ascii="Consolas" w:hAnsi="Consolas" w:eastAsia="맑은 고딕"/>
+                <w:sz w:val="19"/>
+              </w:rPr>
+              <w:t xml:space="preserve">EDIT DATABASE ... SET STATE</w:t>
             </w:r>
           </w:p>
         </w:tc>
@@ -626,7 +954,21 @@
                 <w:rFonts w:ascii="맑은 고딕" w:hAnsi="맑은 고딕" w:eastAsia="맑은 고딕"/>
                 <w:sz w:val="19"/>
               </w:rPr>
-              <w:t>보호 모드를 `ALTER DATABASE`로 변경</w:t>
+              <w:t xml:space="preserve">보호 모드를 </w:t>
+            </w:r>
+            <w:r>
+              <w:rPr>
+                <w:rFonts w:ascii="Consolas" w:hAnsi="Consolas" w:eastAsia="맑은 고딕"/>
+                <w:sz w:val="19"/>
+              </w:rPr>
+              <w:t xml:space="preserve">ALTER DATABASE</w:t>
+            </w:r>
+            <w:r>
+              <w:rPr>
+                <w:rFonts w:ascii="맑은 고딕" w:hAnsi="맑은 고딕" w:eastAsia="맑은 고딕"/>
+                <w:sz w:val="19"/>
+              </w:rPr>
+              <w:t xml:space="preserve">로 변경</w:t>
             </w:r>
           </w:p>
         </w:tc>
@@ -637,10 +979,10 @@
           <w:p>
             <w:r>
               <w:rPr>
-                <w:rFonts w:ascii="맑은 고딕" w:hAnsi="맑은 고딕" w:eastAsia="맑은 고딕"/>
-                <w:sz w:val="19"/>
-              </w:rPr>
-              <w:t>`EDIT CONFIGURATION SET PROTECTION MODE`</w:t>
+                <w:rFonts w:ascii="Consolas" w:hAnsi="Consolas" w:eastAsia="맑은 고딕"/>
+                <w:sz w:val="19"/>
+              </w:rPr>
+              <w:t xml:space="preserve">EDIT CONFIGURATION SET PROTECTION MODE</w:t>
             </w:r>
           </w:p>
         </w:tc>
@@ -667,10 +1009,17 @@
           <w:p>
             <w:r>
               <w:rPr>
+                <w:rFonts w:ascii="Consolas" w:hAnsi="Consolas" w:eastAsia="맑은 고딕"/>
+                <w:sz w:val="19"/>
+              </w:rPr>
+              <w:t xml:space="preserve">SHOW CONFIGURATION</w:t>
+            </w:r>
+            <w:r>
+              <w:rPr>
                 <w:rFonts w:ascii="맑은 고딕" w:hAnsi="맑은 고딕" w:eastAsia="맑은 고딕"/>
                 <w:sz w:val="19"/>
               </w:rPr>
-              <w:t>`SHOW CONFIGURATION` 한 줄</w:t>
+              <w:t xml:space="preserve"> 한 줄</w:t>
             </w:r>
           </w:p>
         </w:tc>
@@ -697,10 +1046,17 @@
           <w:p>
             <w:r>
               <w:rPr>
+                <w:rFonts w:ascii="Consolas" w:hAnsi="Consolas" w:eastAsia="맑은 고딕"/>
+                <w:sz w:val="19"/>
+              </w:rPr>
+              <w:t xml:space="preserve">SWITCHOVER TO ...</w:t>
+            </w:r>
+            <w:r>
+              <w:rPr>
                 <w:rFonts w:ascii="맑은 고딕" w:hAnsi="맑은 고딕" w:eastAsia="맑은 고딕"/>
                 <w:sz w:val="19"/>
               </w:rPr>
-              <w:t>`SWITCHOVER TO ...` 한 줄 (16장)</w:t>
+              <w:t xml:space="preserve"> 한 줄 (16장)</w:t>
             </w:r>
           </w:p>
         </w:tc>
@@ -728,27 +1084,51 @@
       <w:r>
         <w:rPr>
           <w:rFonts w:ascii="맑은 고딕" w:hAnsi="맑은 고딕" w:eastAsia="맑은 고딕"/>
-          <w:sz w:val="21"/>
-        </w:rPr>
-        <w:t>**① DMON 프로세스** — 각 데이터베이스에 하나씩 뜨는 백그라운드 프로세스다. 구성 정보를 유지하고 상대 노드의 DMON과 통신한다.</w:t>
+          <w:b/>
+          <w:sz w:val="21"/>
+        </w:rPr>
+        <w:t xml:space="preserve">① DMON 프로세스</w:t>
+      </w:r>
+      <w:r>
+        <w:rPr>
+          <w:rFonts w:ascii="맑은 고딕" w:hAnsi="맑은 고딕" w:eastAsia="맑은 고딕"/>
+          <w:sz w:val="21"/>
+        </w:rPr>
+        <w:t xml:space="preserve"> — 각 데이터베이스에 하나씩 뜨는 백그라운드 프로세스다. 구성 정보를 유지하고 상대 노드의 DMON과 통신한다.</w:t>
       </w:r>
     </w:p>
     <w:p>
       <w:r>
         <w:rPr>
           <w:rFonts w:ascii="맑은 고딕" w:hAnsi="맑은 고딕" w:eastAsia="맑은 고딕"/>
-          <w:sz w:val="21"/>
-        </w:rPr>
-        <w:t>**② 구성 파일** — 구성 메타데이터를 담는 이진 파일이다. 각 노드에 두 벌씩 둔다.</w:t>
+          <w:b/>
+          <w:sz w:val="21"/>
+        </w:rPr>
+        <w:t xml:space="preserve">② 구성 파일</w:t>
+      </w:r>
+      <w:r>
+        <w:rPr>
+          <w:rFonts w:ascii="맑은 고딕" w:hAnsi="맑은 고딕" w:eastAsia="맑은 고딕"/>
+          <w:sz w:val="21"/>
+        </w:rPr>
+        <w:t xml:space="preserve"> — 구성 메타데이터를 담는 이진 파일이다. 각 노드에 두 벌씩 둔다.</w:t>
       </w:r>
     </w:p>
     <w:p>
       <w:r>
         <w:rPr>
           <w:rFonts w:ascii="맑은 고딕" w:hAnsi="맑은 고딕" w:eastAsia="맑은 고딕"/>
-          <w:sz w:val="21"/>
-        </w:rPr>
-        <w:t>**③ DGMGRL** — 명령줄 도구다. SQL*Plus와 별개이며 Broker 전용 명령을 쓴다.</w:t>
+          <w:b/>
+          <w:sz w:val="21"/>
+        </w:rPr>
+        <w:t xml:space="preserve">③ DGMGRL</w:t>
+      </w:r>
+      <w:r>
+        <w:rPr>
+          <w:rFonts w:ascii="맑은 고딕" w:hAnsi="맑은 고딕" w:eastAsia="맑은 고딕"/>
+          <w:sz w:val="21"/>
+        </w:rPr>
+        <w:t xml:space="preserve"> — 명령줄 도구다. SQL*Plus와 별개이며 Broker 전용 명령을 쓴다.</w:t>
       </w:r>
     </w:p>
     <w:p>
@@ -757,7 +1137,22 @@
           <w:rFonts w:ascii="맑은 고딕" w:hAnsi="맑은 고딕" w:eastAsia="맑은 고딕"/>
           <w:sz w:val="21"/>
         </w:rPr>
-        <w:t>셋의 관계가 중요하다. **DGMGRL은 명령을 전달할 뿐이고 실제 작업은 DMON이 한다.** 그래서 DGMGRL로 접속하려면 상대 노드의 DMON이 살아 있어야 하고, DMON끼리 서로 접속할 수 있어야 한다.</w:t>
+        <w:t xml:space="preserve">셋의 관계가 중요하다. </w:t>
+      </w:r>
+      <w:r>
+        <w:rPr>
+          <w:rFonts w:ascii="맑은 고딕" w:hAnsi="맑은 고딕" w:eastAsia="맑은 고딕"/>
+          <w:b/>
+          <w:sz w:val="21"/>
+        </w:rPr>
+        <w:t xml:space="preserve">DGMGRL은 명령을 전달할 뿐이고 실제 작업은 DMON이 한다.</w:t>
+      </w:r>
+      <w:r>
+        <w:rPr>
+          <w:rFonts w:ascii="맑은 고딕" w:hAnsi="맑은 고딕" w:eastAsia="맑은 고딕"/>
+          <w:sz w:val="21"/>
+        </w:rPr>
+        <w:t xml:space="preserve"> 그래서 DGMGRL로 접속하려면 상대 노드의 DMON이 살아 있어야 하고, DMON끼리 서로 접속할 수 있어야 한다.</w:t>
       </w:r>
     </w:p>
     <w:tbl>
@@ -806,7 +1201,36 @@
                 <w:rFonts w:ascii="맑은 고딕" w:hAnsi="맑은 고딕" w:eastAsia="맑은 고딕"/>
                 <w:sz w:val="20"/>
               </w:rPr>
-              <w:t>DGMGRL은 그런 **여러 노드에 걸친 절차**를 명령 하나로 묶는다. `SWITCHOVER TO 'boston'`을 실행하면 DMON이 양쪽에서 필요한 일을 순서대로 처리한다.</w:t>
+              <w:t xml:space="preserve">DGMGRL은 그런 </w:t>
+            </w:r>
+            <w:r>
+              <w:rPr>
+                <w:rFonts w:ascii="맑은 고딕" w:hAnsi="맑은 고딕" w:eastAsia="맑은 고딕"/>
+                <w:b/>
+                <w:sz w:val="20"/>
+              </w:rPr>
+              <w:t xml:space="preserve">여러 노드에 걸친 절차</w:t>
+            </w:r>
+            <w:r>
+              <w:rPr>
+                <w:rFonts w:ascii="맑은 고딕" w:hAnsi="맑은 고딕" w:eastAsia="맑은 고딕"/>
+                <w:sz w:val="20"/>
+              </w:rPr>
+              <w:t xml:space="preserve">를 명령 하나로 묶는다. </w:t>
+            </w:r>
+            <w:r>
+              <w:rPr>
+                <w:rFonts w:ascii="Consolas" w:hAnsi="Consolas" w:eastAsia="맑은 고딕"/>
+                <w:sz w:val="20"/>
+              </w:rPr>
+              <w:t xml:space="preserve">SWITCHOVER TO 'boston'</w:t>
+            </w:r>
+            <w:r>
+              <w:rPr>
+                <w:rFonts w:ascii="맑은 고딕" w:hAnsi="맑은 고딕" w:eastAsia="맑은 고딕"/>
+                <w:sz w:val="20"/>
+              </w:rPr>
+              <w:t xml:space="preserve">을 실행하면 DMON이 양쪽에서 필요한 일을 순서대로 처리한다.</w:t>
             </w:r>
           </w:p>
           <w:p>
@@ -818,7 +1242,50 @@
                 <w:rFonts w:ascii="맑은 고딕" w:hAnsi="맑은 고딕" w:eastAsia="맑은 고딕"/>
                 <w:sz w:val="20"/>
               </w:rPr>
-              <w:t>그래서 DGMGRL은 SQL을 실행하는 도구가 아니라 **구성을 조작하는 도구**다. 실제로 DGMGRL에서는 `SELECT`가 안 된다. 대신 `SHOW`가 있다.</w:t>
+              <w:t xml:space="preserve">그래서 DGMGRL은 SQL을 실행하는 도구가 아니라 </w:t>
+            </w:r>
+            <w:r>
+              <w:rPr>
+                <w:rFonts w:ascii="맑은 고딕" w:hAnsi="맑은 고딕" w:eastAsia="맑은 고딕"/>
+                <w:b/>
+                <w:sz w:val="20"/>
+              </w:rPr>
+              <w:t xml:space="preserve">구성을 조작하는 도구</w:t>
+            </w:r>
+            <w:r>
+              <w:rPr>
+                <w:rFonts w:ascii="맑은 고딕" w:hAnsi="맑은 고딕" w:eastAsia="맑은 고딕"/>
+                <w:sz w:val="20"/>
+              </w:rPr>
+              <w:t xml:space="preserve">다. 실제로 DGMGRL에서는 </w:t>
+            </w:r>
+            <w:r>
+              <w:rPr>
+                <w:rFonts w:ascii="Consolas" w:hAnsi="Consolas" w:eastAsia="맑은 고딕"/>
+                <w:sz w:val="20"/>
+              </w:rPr>
+              <w:t xml:space="preserve">SELECT</w:t>
+            </w:r>
+            <w:r>
+              <w:rPr>
+                <w:rFonts w:ascii="맑은 고딕" w:hAnsi="맑은 고딕" w:eastAsia="맑은 고딕"/>
+                <w:sz w:val="20"/>
+              </w:rPr>
+              <w:t xml:space="preserve">가 안 된다. 대신 </w:t>
+            </w:r>
+            <w:r>
+              <w:rPr>
+                <w:rFonts w:ascii="Consolas" w:hAnsi="Consolas" w:eastAsia="맑은 고딕"/>
+                <w:sz w:val="20"/>
+              </w:rPr>
+              <w:t xml:space="preserve">SHOW</w:t>
+            </w:r>
+            <w:r>
+              <w:rPr>
+                <w:rFonts w:ascii="맑은 고딕" w:hAnsi="맑은 고딕" w:eastAsia="맑은 고딕"/>
+                <w:sz w:val="20"/>
+              </w:rPr>
+              <w:t xml:space="preserve">가 있다.</w:t>
             </w:r>
           </w:p>
           <w:p>
@@ -830,7 +1297,21 @@
                 <w:rFonts w:ascii="맑은 고딕" w:hAnsi="맑은 고딕" w:eastAsia="맑은 고딕"/>
                 <w:sz w:val="20"/>
               </w:rPr>
-              <w:t>둘을 함께 쓰는 것이 실무의 방식이다. 구성 조작은 DGMGRL로, 세부 진단은 SQL*Plus의 `V$` 뷰로 한다. 이 장에서도 명령을 내릴 때마다 SQL로 결과를 확인한다.</w:t>
+              <w:t xml:space="preserve">둘을 함께 쓰는 것이 실무의 방식이다. 구성 조작은 DGMGRL로, 세부 진단은 SQL*Plus의 </w:t>
+            </w:r>
+            <w:r>
+              <w:rPr>
+                <w:rFonts w:ascii="Consolas" w:hAnsi="Consolas" w:eastAsia="맑은 고딕"/>
+                <w:sz w:val="20"/>
+              </w:rPr>
+              <w:t xml:space="preserve">V$</w:t>
+            </w:r>
+            <w:r>
+              <w:rPr>
+                <w:rFonts w:ascii="맑은 고딕" w:hAnsi="맑은 고딕" w:eastAsia="맑은 고딕"/>
+                <w:sz w:val="20"/>
+              </w:rPr>
+              <w:t xml:space="preserve"> 뷰로 한다. 이 장에서도 명령을 내릴 때마다 SQL로 결과를 확인한다.</w:t>
             </w:r>
           </w:p>
         </w:tc>
@@ -982,7 +1463,35 @@
           <w:rFonts w:ascii="맑은 고딕" w:hAnsi="맑은 고딕" w:eastAsia="맑은 고딕"/>
           <w:sz w:val="21"/>
         </w:rPr>
-        <w:t>세 개다. `DG_BROKER_START`가 `FALSE`이므로 Broker는 아직 꺼져 있다.</w:t>
+        <w:t xml:space="preserve">세 개다. </w:t>
+      </w:r>
+      <w:r>
+        <w:rPr>
+          <w:rFonts w:ascii="Consolas" w:hAnsi="Consolas" w:eastAsia="맑은 고딕"/>
+          <w:sz w:val="21"/>
+        </w:rPr>
+        <w:t xml:space="preserve">DG_BROKER_START</w:t>
+      </w:r>
+      <w:r>
+        <w:rPr>
+          <w:rFonts w:ascii="맑은 고딕" w:hAnsi="맑은 고딕" w:eastAsia="맑은 고딕"/>
+          <w:sz w:val="21"/>
+        </w:rPr>
+        <w:t xml:space="preserve">가 </w:t>
+      </w:r>
+      <w:r>
+        <w:rPr>
+          <w:rFonts w:ascii="Consolas" w:hAnsi="Consolas" w:eastAsia="맑은 고딕"/>
+          <w:sz w:val="21"/>
+        </w:rPr>
+        <w:t xml:space="preserve">FALSE</w:t>
+      </w:r>
+      <w:r>
+        <w:rPr>
+          <w:rFonts w:ascii="맑은 고딕" w:hAnsi="맑은 고딕" w:eastAsia="맑은 고딕"/>
+          <w:sz w:val="21"/>
+        </w:rPr>
+        <w:t xml:space="preserve">이므로 Broker는 아직 꺼져 있다.</w:t>
       </w:r>
     </w:p>
     <w:p>
@@ -991,16 +1500,95 @@
           <w:rFonts w:ascii="맑은 고딕" w:hAnsi="맑은 고딕" w:eastAsia="맑은 고딕"/>
           <w:sz w:val="21"/>
         </w:rPr>
-        <w:t>구성 파일 경로는 기본값이 잡혀 있다. 이름 규칙은 **`dr1&lt;db_unique_name&gt;.dat`**과 `dr2...`이며, boston에서는 `dr1boston.dat`/`dr2boston.dat`이다.</w:t>
+        <w:t xml:space="preserve">구성 파일 경로는 기본값이 잡혀 있다. 이름 규칙은 </w:t>
+      </w:r>
+      <w:r>
+        <w:rPr>
+          <w:rFonts w:ascii="Consolas" w:hAnsi="Consolas" w:eastAsia="맑은 고딕"/>
+          <w:b/>
+          <w:sz w:val="21"/>
+        </w:rPr>
+        <w:t xml:space="preserve">dr1&lt;db_unique_name&gt;.dat</w:t>
+      </w:r>
+      <w:r>
+        <w:rPr>
+          <w:rFonts w:ascii="맑은 고딕" w:hAnsi="맑은 고딕" w:eastAsia="맑은 고딕"/>
+          <w:sz w:val="21"/>
+        </w:rPr>
+        <w:t xml:space="preserve">과 </w:t>
+      </w:r>
+      <w:r>
+        <w:rPr>
+          <w:rFonts w:ascii="Consolas" w:hAnsi="Consolas" w:eastAsia="맑은 고딕"/>
+          <w:sz w:val="21"/>
+        </w:rPr>
+        <w:t xml:space="preserve">dr2...</w:t>
+      </w:r>
+      <w:r>
+        <w:rPr>
+          <w:rFonts w:ascii="맑은 고딕" w:hAnsi="맑은 고딕" w:eastAsia="맑은 고딕"/>
+          <w:sz w:val="21"/>
+        </w:rPr>
+        <w:t xml:space="preserve">이며, boston에서는 </w:t>
+      </w:r>
+      <w:r>
+        <w:rPr>
+          <w:rFonts w:ascii="Consolas" w:hAnsi="Consolas" w:eastAsia="맑은 고딕"/>
+          <w:sz w:val="21"/>
+        </w:rPr>
+        <w:t xml:space="preserve">dr1boston.dat</w:t>
+      </w:r>
+      <w:r>
+        <w:rPr>
+          <w:rFonts w:ascii="맑은 고딕" w:hAnsi="맑은 고딕" w:eastAsia="맑은 고딕"/>
+          <w:sz w:val="21"/>
+        </w:rPr>
+        <w:t xml:space="preserve">/</w:t>
+      </w:r>
+      <w:r>
+        <w:rPr>
+          <w:rFonts w:ascii="Consolas" w:hAnsi="Consolas" w:eastAsia="맑은 고딕"/>
+          <w:sz w:val="21"/>
+        </w:rPr>
+        <w:t xml:space="preserve">dr2boston.dat</w:t>
+      </w:r>
+      <w:r>
+        <w:rPr>
+          <w:rFonts w:ascii="맑은 고딕" w:hAnsi="맑은 고딕" w:eastAsia="맑은 고딕"/>
+          <w:sz w:val="21"/>
+        </w:rPr>
+        <w:t xml:space="preserve">이다.</w:t>
       </w:r>
     </w:p>
     <w:p>
       <w:r>
         <w:rPr>
           <w:rFonts w:ascii="맑은 고딕" w:hAnsi="맑은 고딕" w:eastAsia="맑은 고딕"/>
-          <w:sz w:val="21"/>
-        </w:rPr>
-        <w:t>**두 벌인 이유**는 다중화다. 하나가 손상돼도 다른 하나로 복구한다. 실무에서는 두 파일을 서로 다른 디스크에 두는 것이 권장된다. 실습에서는 기본값 그대로 `$ORACLE_HOME/dbs`에 둔다.</w:t>
+          <w:b/>
+          <w:sz w:val="21"/>
+        </w:rPr>
+        <w:t xml:space="preserve">두 벌인 이유</w:t>
+      </w:r>
+      <w:r>
+        <w:rPr>
+          <w:rFonts w:ascii="맑은 고딕" w:hAnsi="맑은 고딕" w:eastAsia="맑은 고딕"/>
+          <w:sz w:val="21"/>
+        </w:rPr>
+        <w:t xml:space="preserve">는 다중화다. 하나가 손상돼도 다른 하나로 복구한다. 실무에서는 두 파일을 서로 다른 디스크에 두는 것이 권장된다. 실습에서는 기본값 그대로 </w:t>
+      </w:r>
+      <w:r>
+        <w:rPr>
+          <w:rFonts w:ascii="Consolas" w:hAnsi="Consolas" w:eastAsia="맑은 고딕"/>
+          <w:sz w:val="21"/>
+        </w:rPr>
+        <w:t xml:space="preserve">$ORACLE_HOME/dbs</w:t>
+      </w:r>
+      <w:r>
+        <w:rPr>
+          <w:rFonts w:ascii="맑은 고딕" w:hAnsi="맑은 고딕" w:eastAsia="맑은 고딕"/>
+          <w:sz w:val="21"/>
+        </w:rPr>
+        <w:t xml:space="preserve">에 둔다.</w:t>
       </w:r>
     </w:p>
     <w:p>
@@ -1017,7 +1605,22 @@
           <w:rFonts w:ascii="맑은 고딕" w:hAnsi="맑은 고딕" w:eastAsia="맑은 고딕"/>
           <w:sz w:val="21"/>
         </w:rPr>
-        <w:t>3장과 10장에서 정적 등록을 다뤘다. Broker에서는 그것이 **필수**가 된다.</w:t>
+        <w:t xml:space="preserve">3장과 10장에서 정적 등록을 다뤘다. Broker에서는 그것이 </w:t>
+      </w:r>
+      <w:r>
+        <w:rPr>
+          <w:rFonts w:ascii="맑은 고딕" w:hAnsi="맑은 고딕" w:eastAsia="맑은 고딕"/>
+          <w:b/>
+          <w:sz w:val="21"/>
+        </w:rPr>
+        <w:t xml:space="preserve">필수</w:t>
+      </w:r>
+      <w:r>
+        <w:rPr>
+          <w:rFonts w:ascii="맑은 고딕" w:hAnsi="맑은 고딕" w:eastAsia="맑은 고딕"/>
+          <w:sz w:val="21"/>
+        </w:rPr>
+        <w:t xml:space="preserve">가 된다.</w:t>
       </w:r>
     </w:p>
     <w:tbl>
@@ -1360,19 +1963,62 @@
     <w:p>
       <w:r>
         <w:rPr>
-          <w:rFonts w:ascii="맑은 고딕" w:hAnsi="맑은 고딕" w:eastAsia="맑은 고딕"/>
-          <w:sz w:val="21"/>
-        </w:rPr>
-        <w:t>`chicago_DGMGRL` 서비스가 `status UNKNOWN`으로 등록되어 있다. 10장에서 배운 대로 정적 등록의 표식이다.</w:t>
+          <w:rFonts w:ascii="Consolas" w:hAnsi="Consolas" w:eastAsia="맑은 고딕"/>
+          <w:sz w:val="21"/>
+        </w:rPr>
+        <w:t xml:space="preserve">chicago_DGMGRL</w:t>
+      </w:r>
+      <w:r>
+        <w:rPr>
+          <w:rFonts w:ascii="맑은 고딕" w:hAnsi="맑은 고딕" w:eastAsia="맑은 고딕"/>
+          <w:sz w:val="21"/>
+        </w:rPr>
+        <w:t xml:space="preserve"> 서비스가 </w:t>
+      </w:r>
+      <w:r>
+        <w:rPr>
+          <w:rFonts w:ascii="Consolas" w:hAnsi="Consolas" w:eastAsia="맑은 고딕"/>
+          <w:sz w:val="21"/>
+        </w:rPr>
+        <w:t xml:space="preserve">status UNKNOWN</w:t>
+      </w:r>
+      <w:r>
+        <w:rPr>
+          <w:rFonts w:ascii="맑은 고딕" w:hAnsi="맑은 고딕" w:eastAsia="맑은 고딕"/>
+          <w:sz w:val="21"/>
+        </w:rPr>
+        <w:t xml:space="preserve">으로 등록되어 있다. 10장에서 배운 대로 정적 등록의 표식이다.</w:t>
       </w:r>
     </w:p>
     <w:p>
       <w:r>
         <w:rPr>
           <w:rFonts w:ascii="맑은 고딕" w:hAnsi="맑은 고딕" w:eastAsia="맑은 고딕"/>
-          <w:sz w:val="21"/>
-        </w:rPr>
-        <w:t>**왜 필수인가.** Broker는 역할 전환 과정에서 데이터베이스를 내렸다 올린다. 내려가 있는 동안에는 동적 등록이 사라지므로, 그 상태에서 접속해 `STARTUP`하려면 리스너가 그 SID를 미리 알고 있어야 한다.</w:t>
+          <w:b/>
+          <w:sz w:val="21"/>
+        </w:rPr>
+        <w:t xml:space="preserve">왜 필수인가.</w:t>
+      </w:r>
+      <w:r>
+        <w:rPr>
+          <w:rFonts w:ascii="맑은 고딕" w:hAnsi="맑은 고딕" w:eastAsia="맑은 고딕"/>
+          <w:sz w:val="21"/>
+        </w:rPr>
+        <w:t xml:space="preserve"> Broker는 역할 전환 과정에서 데이터베이스를 내렸다 올린다. 내려가 있는 동안에는 동적 등록이 사라지므로, 그 상태에서 접속해 </w:t>
+      </w:r>
+      <w:r>
+        <w:rPr>
+          <w:rFonts w:ascii="Consolas" w:hAnsi="Consolas" w:eastAsia="맑은 고딕"/>
+          <w:sz w:val="21"/>
+        </w:rPr>
+        <w:t xml:space="preserve">STARTUP</w:t>
+      </w:r>
+      <w:r>
+        <w:rPr>
+          <w:rFonts w:ascii="맑은 고딕" w:hAnsi="맑은 고딕" w:eastAsia="맑은 고딕"/>
+          <w:sz w:val="21"/>
+        </w:rPr>
+        <w:t xml:space="preserve">하려면 리스너가 그 SID를 미리 알고 있어야 한다.</w:t>
       </w:r>
     </w:p>
     <w:p>
@@ -1445,10 +2091,25 @@
     <w:p>
       <w:r>
         <w:rPr>
-          <w:rFonts w:ascii="맑은 고딕" w:hAnsi="맑은 고딕" w:eastAsia="맑은 고딕"/>
-          <w:sz w:val="21"/>
-        </w:rPr>
-        <w:t>`SERVICE_NAME=boston_DGMGRL`이 그대로 들어 있다. **정적 등록이 없으면 이 접속 문자열이 동작하지 않고, 역할 전환이 중간에 멈춘다.**</w:t>
+          <w:rFonts w:ascii="Consolas" w:hAnsi="Consolas" w:eastAsia="맑은 고딕"/>
+          <w:sz w:val="21"/>
+        </w:rPr>
+        <w:t xml:space="preserve">SERVICE_NAME=boston_DGMGRL</w:t>
+      </w:r>
+      <w:r>
+        <w:rPr>
+          <w:rFonts w:ascii="맑은 고딕" w:hAnsi="맑은 고딕" w:eastAsia="맑은 고딕"/>
+          <w:sz w:val="21"/>
+        </w:rPr>
+        <w:t xml:space="preserve">이 그대로 들어 있다. </w:t>
+      </w:r>
+      <w:r>
+        <w:rPr>
+          <w:rFonts w:ascii="맑은 고딕" w:hAnsi="맑은 고딕" w:eastAsia="맑은 고딕"/>
+          <w:b/>
+          <w:sz w:val="21"/>
+        </w:rPr>
+        <w:t xml:space="preserve">정적 등록이 없으면 이 접속 문자열이 동작하지 않고, 역할 전환이 중간에 멈춘다.</w:t>
       </w:r>
     </w:p>
     <w:p>
@@ -1560,9 +2221,31 @@
       <w:r>
         <w:rPr>
           <w:rFonts w:ascii="맑은 고딕" w:hAnsi="맑은 고딕" w:eastAsia="맑은 고딕"/>
-          <w:sz w:val="21"/>
-        </w:rPr>
-        <w:t>**ORA-16525.** 접속 자체는 됐다(`Connected to "chicago"`). 그러나 DMON이 없으므로 구성을 물어볼 상대가 없다.</w:t>
+          <w:b/>
+          <w:sz w:val="21"/>
+        </w:rPr>
+        <w:t xml:space="preserve">ORA-16525.</w:t>
+      </w:r>
+      <w:r>
+        <w:rPr>
+          <w:rFonts w:ascii="맑은 고딕" w:hAnsi="맑은 고딕" w:eastAsia="맑은 고딕"/>
+          <w:sz w:val="21"/>
+        </w:rPr>
+        <w:t xml:space="preserve"> 접속 자체는 됐다(</w:t>
+      </w:r>
+      <w:r>
+        <w:rPr>
+          <w:rFonts w:ascii="Consolas" w:hAnsi="Consolas" w:eastAsia="맑은 고딕"/>
+          <w:sz w:val="21"/>
+        </w:rPr>
+        <w:t xml:space="preserve">Connected to "chicago"</w:t>
+      </w:r>
+      <w:r>
+        <w:rPr>
+          <w:rFonts w:ascii="맑은 고딕" w:hAnsi="맑은 고딕" w:eastAsia="맑은 고딕"/>
+          <w:sz w:val="21"/>
+        </w:rPr>
+        <w:t xml:space="preserve">). 그러나 DMON이 없으므로 구성을 물어볼 상대가 없다.</w:t>
       </w:r>
     </w:p>
     <w:p>
@@ -1643,7 +2326,21 @@
                 <w:rFonts w:ascii="맑은 고딕" w:hAnsi="맑은 고딕" w:eastAsia="맑은 고딕"/>
                 <w:sz w:val="19"/>
               </w:rPr>
-              <w:t>Oracle Net 문제 — `tnsping`부터 본다</w:t>
+              <w:t xml:space="preserve">Oracle Net 문제 — </w:t>
+            </w:r>
+            <w:r>
+              <w:rPr>
+                <w:rFonts w:ascii="Consolas" w:hAnsi="Consolas" w:eastAsia="맑은 고딕"/>
+                <w:sz w:val="19"/>
+              </w:rPr>
+              <w:t xml:space="preserve">tnsping</w:t>
+            </w:r>
+            <w:r>
+              <w:rPr>
+                <w:rFonts w:ascii="맑은 고딕" w:hAnsi="맑은 고딕" w:eastAsia="맑은 고딕"/>
+                <w:sz w:val="19"/>
+              </w:rPr>
+              <w:t xml:space="preserve">부터 본다</w:t>
             </w:r>
           </w:p>
         </w:tc>
@@ -1656,10 +2353,25 @@
           <w:p>
             <w:r>
               <w:rPr>
+                <w:rFonts w:ascii="Consolas" w:hAnsi="Consolas" w:eastAsia="맑은 고딕"/>
+                <w:sz w:val="19"/>
+              </w:rPr>
+              <w:t xml:space="preserve">Connected</w:t>
+            </w:r>
+            <w:r>
+              <w:rPr>
                 <w:rFonts w:ascii="맑은 고딕" w:hAnsi="맑은 고딕" w:eastAsia="맑은 고딕"/>
                 <w:sz w:val="19"/>
               </w:rPr>
-              <w:t>`Connected` 후 **ORA-16525**</w:t>
+              <w:t xml:space="preserve"> 후 </w:t>
+            </w:r>
+            <w:r>
+              <w:rPr>
+                <w:rFonts w:ascii="맑은 고딕" w:hAnsi="맑은 고딕" w:eastAsia="맑은 고딕"/>
+                <w:b/>
+                <w:sz w:val="19"/>
+              </w:rPr>
+              <w:t xml:space="preserve">ORA-16525</w:t>
             </w:r>
           </w:p>
         </w:tc>
@@ -1673,7 +2385,21 @@
                 <w:rFonts w:ascii="맑은 고딕" w:hAnsi="맑은 고딕" w:eastAsia="맑은 고딕"/>
                 <w:sz w:val="19"/>
               </w:rPr>
-              <w:t>DMON이 없다 — `DG_BROKER_START` 확인</w:t>
+              <w:t xml:space="preserve">DMON이 없다 — </w:t>
+            </w:r>
+            <w:r>
+              <w:rPr>
+                <w:rFonts w:ascii="Consolas" w:hAnsi="Consolas" w:eastAsia="맑은 고딕"/>
+                <w:sz w:val="19"/>
+              </w:rPr>
+              <w:t xml:space="preserve">DG_BROKER_START</w:t>
+            </w:r>
+            <w:r>
+              <w:rPr>
+                <w:rFonts w:ascii="맑은 고딕" w:hAnsi="맑은 고딕" w:eastAsia="맑은 고딕"/>
+                <w:sz w:val="19"/>
+              </w:rPr>
+              <w:t xml:space="preserve"> 확인</w:t>
             </w:r>
           </w:p>
         </w:tc>
@@ -1686,10 +2412,25 @@
           <w:p>
             <w:r>
               <w:rPr>
+                <w:rFonts w:ascii="Consolas" w:hAnsi="Consolas" w:eastAsia="맑은 고딕"/>
+                <w:sz w:val="19"/>
+              </w:rPr>
+              <w:t xml:space="preserve">Connected</w:t>
+            </w:r>
+            <w:r>
+              <w:rPr>
                 <w:rFonts w:ascii="맑은 고딕" w:hAnsi="맑은 고딕" w:eastAsia="맑은 고딕"/>
                 <w:sz w:val="19"/>
               </w:rPr>
-              <w:t>`Connected` 후 **ORA-16532**</w:t>
+              <w:t xml:space="preserve"> 후 </w:t>
+            </w:r>
+            <w:r>
+              <w:rPr>
+                <w:rFonts w:ascii="맑은 고딕" w:hAnsi="맑은 고딕" w:eastAsia="맑은 고딕"/>
+                <w:b/>
+                <w:sz w:val="19"/>
+              </w:rPr>
+              <w:t xml:space="preserve">ORA-16532</w:t>
             </w:r>
           </w:p>
         </w:tc>
@@ -1834,7 +2575,21 @@
           <w:rFonts w:ascii="맑은 고딕" w:hAnsi="맑은 고딕" w:eastAsia="맑은 고딕"/>
           <w:sz w:val="21"/>
         </w:rPr>
-        <w:t>재기동이 필요 없다. `SCOPE=BOTH`로 주어 다음 기동에도 유지되게 한다.</w:t>
+        <w:t xml:space="preserve">재기동이 필요 없다. </w:t>
+      </w:r>
+      <w:r>
+        <w:rPr>
+          <w:rFonts w:ascii="Consolas" w:hAnsi="Consolas" w:eastAsia="맑은 고딕"/>
+          <w:sz w:val="21"/>
+        </w:rPr>
+        <w:t xml:space="preserve">SCOPE=BOTH</w:t>
+      </w:r>
+      <w:r>
+        <w:rPr>
+          <w:rFonts w:ascii="맑은 고딕" w:hAnsi="맑은 고딕" w:eastAsia="맑은 고딕"/>
+          <w:sz w:val="21"/>
+        </w:rPr>
+        <w:t xml:space="preserve">로 주어 다음 기동에도 유지되게 한다.</w:t>
       </w:r>
     </w:p>
     <w:tbl>
@@ -1927,7 +2682,21 @@
           <w:rFonts w:ascii="맑은 고딕" w:hAnsi="맑은 고딕" w:eastAsia="맑은 고딕"/>
           <w:sz w:val="21"/>
         </w:rPr>
-        <w:t>양쪽에 DMON 프로세스가 떴다. `V$PROCESS`에서도 보인다.</w:t>
+        <w:t xml:space="preserve">양쪽에 DMON 프로세스가 떴다. </w:t>
+      </w:r>
+      <w:r>
+        <w:rPr>
+          <w:rFonts w:ascii="Consolas" w:hAnsi="Consolas" w:eastAsia="맑은 고딕"/>
+          <w:sz w:val="21"/>
+        </w:rPr>
+        <w:t xml:space="preserve">V$PROCESS</w:t>
+      </w:r>
+      <w:r>
+        <w:rPr>
+          <w:rFonts w:ascii="맑은 고딕" w:hAnsi="맑은 고딕" w:eastAsia="맑은 고딕"/>
+          <w:sz w:val="21"/>
+        </w:rPr>
+        <w:t xml:space="preserve">에서도 보인다.</w:t>
       </w:r>
     </w:p>
     <w:tbl>
@@ -2137,9 +2906,17 @@
       <w:r>
         <w:rPr>
           <w:rFonts w:ascii="맑은 고딕" w:hAnsi="맑은 고딕" w:eastAsia="맑은 고딕"/>
-          <w:sz w:val="21"/>
-        </w:rPr>
-        <w:t>**ORA-16532.** ORA-16525에서 한 걸음 나아갔다. DMON은 응답하는데 관리할 구성이 아직 없다는 뜻이다. 다음 절에서 만든다.</w:t>
+          <w:b/>
+          <w:sz w:val="21"/>
+        </w:rPr>
+        <w:t xml:space="preserve">ORA-16532.</w:t>
+      </w:r>
+      <w:r>
+        <w:rPr>
+          <w:rFonts w:ascii="맑은 고딕" w:hAnsi="맑은 고딕" w:eastAsia="맑은 고딕"/>
+          <w:sz w:val="21"/>
+        </w:rPr>
+        <w:t xml:space="preserve"> ORA-16525에서 한 걸음 나아갔다. DMON은 응답하는데 관리할 구성이 아직 없다는 뜻이다. 다음 절에서 만든다.</w:t>
       </w:r>
     </w:p>
     <w:p>
@@ -2312,10 +3089,10 @@
           <w:p>
             <w:r>
               <w:rPr>
-                <w:rFonts w:ascii="맑은 고딕" w:hAnsi="맑은 고딕" w:eastAsia="맑은 고딕"/>
-                <w:sz w:val="19"/>
-              </w:rPr>
-              <w:t>`'dg_chicago'`</w:t>
+                <w:rFonts w:ascii="Consolas" w:hAnsi="Consolas" w:eastAsia="맑은 고딕"/>
+                <w:sz w:val="19"/>
+              </w:rPr>
+              <w:t xml:space="preserve">'dg_chicago'</w:t>
             </w:r>
           </w:p>
         </w:tc>
@@ -2342,10 +3119,10 @@
           <w:p>
             <w:r>
               <w:rPr>
-                <w:rFonts w:ascii="맑은 고딕" w:hAnsi="맑은 고딕" w:eastAsia="맑은 고딕"/>
-                <w:sz w:val="19"/>
-              </w:rPr>
-              <w:t>`primary database is 'chicago'`</w:t>
+                <w:rFonts w:ascii="Consolas" w:hAnsi="Consolas" w:eastAsia="맑은 고딕"/>
+                <w:sz w:val="19"/>
+              </w:rPr>
+              <w:t xml:space="preserve">primary database is 'chicago'</w:t>
             </w:r>
           </w:p>
         </w:tc>
@@ -2356,10 +3133,17 @@
           <w:p>
             <w:r>
               <w:rPr>
+                <w:rFonts w:ascii="Consolas" w:hAnsi="Consolas" w:eastAsia="맑은 고딕"/>
+                <w:sz w:val="19"/>
+              </w:rPr>
+              <w:t xml:space="preserve">DB_UNIQUE_NAME</w:t>
+            </w:r>
+            <w:r>
+              <w:rPr>
                 <w:rFonts w:ascii="맑은 고딕" w:hAnsi="맑은 고딕" w:eastAsia="맑은 고딕"/>
                 <w:sz w:val="19"/>
               </w:rPr>
-              <w:t>`DB_UNIQUE_NAME`이다. 데이터베이스 이름이 아니다</w:t>
+              <w:t xml:space="preserve">이다. 데이터베이스 이름이 아니다</w:t>
             </w:r>
           </w:p>
         </w:tc>
@@ -2372,10 +3156,10 @@
           <w:p>
             <w:r>
               <w:rPr>
-                <w:rFonts w:ascii="맑은 고딕" w:hAnsi="맑은 고딕" w:eastAsia="맑은 고딕"/>
-                <w:sz w:val="19"/>
-              </w:rPr>
-              <w:t>`connect identifier is chicago`</w:t>
+                <w:rFonts w:ascii="Consolas" w:hAnsi="Consolas" w:eastAsia="맑은 고딕"/>
+                <w:sz w:val="19"/>
+              </w:rPr>
+              <w:t xml:space="preserve">connect identifier is chicago</w:t>
             </w:r>
           </w:p>
         </w:tc>
@@ -2387,9 +3171,17 @@
             <w:r>
               <w:rPr>
                 <w:rFonts w:ascii="맑은 고딕" w:hAnsi="맑은 고딕" w:eastAsia="맑은 고딕"/>
-                <w:sz w:val="19"/>
-              </w:rPr>
-              <w:t>**tnsnames 별칭**이다. DMON이 이 이름으로 접속한다</w:t>
+                <w:b/>
+                <w:sz w:val="19"/>
+              </w:rPr>
+              <w:t xml:space="preserve">tnsnames 별칭</w:t>
+            </w:r>
+            <w:r>
+              <w:rPr>
+                <w:rFonts w:ascii="맑은 고딕" w:hAnsi="맑은 고딕" w:eastAsia="맑은 고딕"/>
+                <w:sz w:val="19"/>
+              </w:rPr>
+              <w:t xml:space="preserve">이다. DMON이 이 이름으로 접속한다</w:t>
             </w:r>
           </w:p>
         </w:tc>
@@ -2402,7 +3194,49 @@
           <w:rFonts w:ascii="맑은 고딕" w:hAnsi="맑은 고딕" w:eastAsia="맑은 고딕"/>
           <w:sz w:val="21"/>
         </w:rPr>
-        <w:t>세 번째가 헷갈리기 쉽다. `DB_UNIQUE_NAME`과 별칭이 우연히 같은 이름이라 구별이 안 보이지만, 둘은 다른 것이다. 별칭이 `chicago_dg` 같은 다른 이름이라면 `connect identifier is chicago_dg`로 적어야 한다.</w:t>
+        <w:t xml:space="preserve">세 번째가 헷갈리기 쉽다. </w:t>
+      </w:r>
+      <w:r>
+        <w:rPr>
+          <w:rFonts w:ascii="Consolas" w:hAnsi="Consolas" w:eastAsia="맑은 고딕"/>
+          <w:sz w:val="21"/>
+        </w:rPr>
+        <w:t xml:space="preserve">DB_UNIQUE_NAME</w:t>
+      </w:r>
+      <w:r>
+        <w:rPr>
+          <w:rFonts w:ascii="맑은 고딕" w:hAnsi="맑은 고딕" w:eastAsia="맑은 고딕"/>
+          <w:sz w:val="21"/>
+        </w:rPr>
+        <w:t xml:space="preserve">과 별칭이 우연히 같은 이름이라 구별이 안 보이지만, 둘은 다른 것이다. 별칭이 </w:t>
+      </w:r>
+      <w:r>
+        <w:rPr>
+          <w:rFonts w:ascii="Consolas" w:hAnsi="Consolas" w:eastAsia="맑은 고딕"/>
+          <w:sz w:val="21"/>
+        </w:rPr>
+        <w:t xml:space="preserve">chicago_dg</w:t>
+      </w:r>
+      <w:r>
+        <w:rPr>
+          <w:rFonts w:ascii="맑은 고딕" w:hAnsi="맑은 고딕" w:eastAsia="맑은 고딕"/>
+          <w:sz w:val="21"/>
+        </w:rPr>
+        <w:t xml:space="preserve"> 같은 다른 이름이라면 </w:t>
+      </w:r>
+      <w:r>
+        <w:rPr>
+          <w:rFonts w:ascii="Consolas" w:hAnsi="Consolas" w:eastAsia="맑은 고딕"/>
+          <w:sz w:val="21"/>
+        </w:rPr>
+        <w:t xml:space="preserve">connect identifier is chicago_dg</w:t>
+      </w:r>
+      <w:r>
+        <w:rPr>
+          <w:rFonts w:ascii="맑은 고딕" w:hAnsi="맑은 고딕" w:eastAsia="맑은 고딕"/>
+          <w:sz w:val="21"/>
+        </w:rPr>
+        <w:t xml:space="preserve">로 적어야 한다.</w:t>
       </w:r>
     </w:p>
     <w:tbl>
@@ -2586,16 +3420,80 @@
           <w:rFonts w:ascii="맑은 고딕" w:hAnsi="맑은 고딕" w:eastAsia="맑은 고딕"/>
           <w:sz w:val="21"/>
         </w:rPr>
-        <w:t>구성이 생겼다. **`Configuration Status: DISABLED`**인 것에 주목한다. 만들었다고 바로 동작하는 것이 아니라 활성화 단계가 따로 있다.</w:t>
+        <w:t xml:space="preserve">구성이 생겼다. </w:t>
+      </w:r>
+      <w:r>
+        <w:rPr>
+          <w:rFonts w:ascii="Consolas" w:hAnsi="Consolas" w:eastAsia="맑은 고딕"/>
+          <w:b/>
+          <w:sz w:val="21"/>
+        </w:rPr>
+        <w:t xml:space="preserve">Configuration Status: DISABLED</w:t>
+      </w:r>
+      <w:r>
+        <w:rPr>
+          <w:rFonts w:ascii="맑은 고딕" w:hAnsi="맑은 고딕" w:eastAsia="맑은 고딕"/>
+          <w:sz w:val="21"/>
+        </w:rPr>
+        <w:t xml:space="preserve">인 것에 주목한다. 만들었다고 바로 동작하는 것이 아니라 활성화 단계가 따로 있다.</w:t>
       </w:r>
     </w:p>
     <w:p>
       <w:r>
         <w:rPr>
-          <w:rFonts w:ascii="맑은 고딕" w:hAnsi="맑은 고딕" w:eastAsia="맑은 고딕"/>
-          <w:sz w:val="21"/>
-        </w:rPr>
-        <w:t>`Protection Mode: MaxPerformance`는 현재 데이터베이스의 보호 모드를 그대로 가져온 것이다. 2장에서 다룬 그 값이며 Broker의 이름 표기는 `MaxPerformance`·`MaxAvailability`·`MaxProtection`이다.</w:t>
+          <w:rFonts w:ascii="Consolas" w:hAnsi="Consolas" w:eastAsia="맑은 고딕"/>
+          <w:sz w:val="21"/>
+        </w:rPr>
+        <w:t xml:space="preserve">Protection Mode: MaxPerformance</w:t>
+      </w:r>
+      <w:r>
+        <w:rPr>
+          <w:rFonts w:ascii="맑은 고딕" w:hAnsi="맑은 고딕" w:eastAsia="맑은 고딕"/>
+          <w:sz w:val="21"/>
+        </w:rPr>
+        <w:t xml:space="preserve">는 현재 데이터베이스의 보호 모드를 그대로 가져온 것이다. 2장에서 다룬 그 값이며 Broker의 이름 표기는 </w:t>
+      </w:r>
+      <w:r>
+        <w:rPr>
+          <w:rFonts w:ascii="Consolas" w:hAnsi="Consolas" w:eastAsia="맑은 고딕"/>
+          <w:sz w:val="21"/>
+        </w:rPr>
+        <w:t xml:space="preserve">MaxPerformance</w:t>
+      </w:r>
+      <w:r>
+        <w:rPr>
+          <w:rFonts w:ascii="맑은 고딕" w:hAnsi="맑은 고딕" w:eastAsia="맑은 고딕"/>
+          <w:sz w:val="21"/>
+        </w:rPr>
+        <w:t xml:space="preserve">·</w:t>
+      </w:r>
+      <w:r>
+        <w:rPr>
+          <w:rFonts w:ascii="Consolas" w:hAnsi="Consolas" w:eastAsia="맑은 고딕"/>
+          <w:sz w:val="21"/>
+        </w:rPr>
+        <w:t xml:space="preserve">MaxAvailability</w:t>
+      </w:r>
+      <w:r>
+        <w:rPr>
+          <w:rFonts w:ascii="맑은 고딕" w:hAnsi="맑은 고딕" w:eastAsia="맑은 고딕"/>
+          <w:sz w:val="21"/>
+        </w:rPr>
+        <w:t xml:space="preserve">·</w:t>
+      </w:r>
+      <w:r>
+        <w:rPr>
+          <w:rFonts w:ascii="Consolas" w:hAnsi="Consolas" w:eastAsia="맑은 고딕"/>
+          <w:sz w:val="21"/>
+        </w:rPr>
+        <w:t xml:space="preserve">MaxProtection</w:t>
+      </w:r>
+      <w:r>
+        <w:rPr>
+          <w:rFonts w:ascii="맑은 고딕" w:hAnsi="맑은 고딕" w:eastAsia="맑은 고딕"/>
+          <w:sz w:val="21"/>
+        </w:rPr>
+        <w:t xml:space="preserve">이다.</w:t>
       </w:r>
     </w:p>
     <w:p>
@@ -2707,9 +3605,45 @@
       <w:r>
         <w:rPr>
           <w:rFonts w:ascii="맑은 고딕" w:hAnsi="맑은 고딕" w:eastAsia="맑은 고딕"/>
-          <w:sz w:val="21"/>
-        </w:rPr>
-        <w:t>**ORA-16698.** 뜻은 명확하다. 추가하려는 멤버에 `SERVICE` 속성을 가진 `LOG_ARCHIVE_DEST_n`이 이미 설정되어 있다는 것이다.</w:t>
+          <w:b/>
+          <w:sz w:val="21"/>
+        </w:rPr>
+        <w:t xml:space="preserve">ORA-16698.</w:t>
+      </w:r>
+      <w:r>
+        <w:rPr>
+          <w:rFonts w:ascii="맑은 고딕" w:hAnsi="맑은 고딕" w:eastAsia="맑은 고딕"/>
+          <w:sz w:val="21"/>
+        </w:rPr>
+        <w:t xml:space="preserve"> 뜻은 명확하다. 추가하려는 멤버에 </w:t>
+      </w:r>
+      <w:r>
+        <w:rPr>
+          <w:rFonts w:ascii="Consolas" w:hAnsi="Consolas" w:eastAsia="맑은 고딕"/>
+          <w:sz w:val="21"/>
+        </w:rPr>
+        <w:t xml:space="preserve">SERVICE</w:t>
+      </w:r>
+      <w:r>
+        <w:rPr>
+          <w:rFonts w:ascii="맑은 고딕" w:hAnsi="맑은 고딕" w:eastAsia="맑은 고딕"/>
+          <w:sz w:val="21"/>
+        </w:rPr>
+        <w:t xml:space="preserve"> 속성을 가진 </w:t>
+      </w:r>
+      <w:r>
+        <w:rPr>
+          <w:rFonts w:ascii="Consolas" w:hAnsi="Consolas" w:eastAsia="맑은 고딕"/>
+          <w:sz w:val="21"/>
+        </w:rPr>
+        <w:t xml:space="preserve">LOG_ARCHIVE_DEST_n</w:t>
+      </w:r>
+      <w:r>
+        <w:rPr>
+          <w:rFonts w:ascii="맑은 고딕" w:hAnsi="맑은 고딕" w:eastAsia="맑은 고딕"/>
+          <w:sz w:val="21"/>
+        </w:rPr>
+        <w:t xml:space="preserve">이 이미 설정되어 있다는 것이다.</w:t>
       </w:r>
     </w:p>
     <w:tbl>
@@ -2854,7 +3788,36 @@
           <w:rFonts w:ascii="맑은 고딕" w:hAnsi="맑은 고딕" w:eastAsia="맑은 고딕"/>
           <w:sz w:val="21"/>
         </w:rPr>
-        <w:t>5장에서 DUPLICATE의 `SPFILE` 절로 설정한 값이고 12장까지 그대로 쓰던 것이다. **잘못된 값이 아니다.** 다만 Broker가 그 자리를 자기가 쓰겠다고 요구한다.</w:t>
+        <w:t xml:space="preserve">5장에서 DUPLICATE의 </w:t>
+      </w:r>
+      <w:r>
+        <w:rPr>
+          <w:rFonts w:ascii="Consolas" w:hAnsi="Consolas" w:eastAsia="맑은 고딕"/>
+          <w:sz w:val="21"/>
+        </w:rPr>
+        <w:t xml:space="preserve">SPFILE</w:t>
+      </w:r>
+      <w:r>
+        <w:rPr>
+          <w:rFonts w:ascii="맑은 고딕" w:hAnsi="맑은 고딕" w:eastAsia="맑은 고딕"/>
+          <w:sz w:val="21"/>
+        </w:rPr>
+        <w:t xml:space="preserve"> 절로 설정한 값이고 12장까지 그대로 쓰던 것이다. </w:t>
+      </w:r>
+      <w:r>
+        <w:rPr>
+          <w:rFonts w:ascii="맑은 고딕" w:hAnsi="맑은 고딕" w:eastAsia="맑은 고딕"/>
+          <w:b/>
+          <w:sz w:val="21"/>
+        </w:rPr>
+        <w:t xml:space="preserve">잘못된 값이 아니다.</w:t>
+      </w:r>
+      <w:r>
+        <w:rPr>
+          <w:rFonts w:ascii="맑은 고딕" w:hAnsi="맑은 고딕" w:eastAsia="맑은 고딕"/>
+          <w:sz w:val="21"/>
+        </w:rPr>
+        <w:t xml:space="preserve"> 다만 Broker가 그 자리를 자기가 쓰겠다고 요구한다.</w:t>
       </w:r>
     </w:p>
     <w:tbl>
@@ -2891,7 +3854,22 @@
                 <w:rFonts w:ascii="맑은 고딕" w:hAnsi="맑은 고딕" w:eastAsia="맑은 고딕"/>
                 <w:sz w:val="20"/>
               </w:rPr>
-              <w:t>Broker의 원칙은 **"내가 관리하는 것은 내가 만든다"**이다.</w:t>
+              <w:t xml:space="preserve">Broker의 원칙은 </w:t>
+            </w:r>
+            <w:r>
+              <w:rPr>
+                <w:rFonts w:ascii="맑은 고딕" w:hAnsi="맑은 고딕" w:eastAsia="맑은 고딕"/>
+                <w:b/>
+                <w:sz w:val="20"/>
+              </w:rPr>
+              <w:t xml:space="preserve">"내가 관리하는 것은 내가 만든다"</w:t>
+            </w:r>
+            <w:r>
+              <w:rPr>
+                <w:rFonts w:ascii="맑은 고딕" w:hAnsi="맑은 고딕" w:eastAsia="맑은 고딕"/>
+                <w:sz w:val="20"/>
+              </w:rPr>
+              <w:t xml:space="preserve">이다.</w:t>
             </w:r>
           </w:p>
           <w:p>
@@ -2915,7 +3893,22 @@
                 <w:rFonts w:ascii="맑은 고딕" w:hAnsi="맑은 고딕" w:eastAsia="맑은 고딕"/>
                 <w:sz w:val="20"/>
               </w:rPr>
-              <w:t>그래서 Broker는 **인수 시점에 자리를 비우라고 요구한다.** 오류 메시지가 "충돌한다"가 아니라 "설정되어 있다"인 것도 그 때문이다. 값이 맞고 틀리고를 따지지 않는다.</w:t>
+              <w:t xml:space="preserve">그래서 Broker는 </w:t>
+            </w:r>
+            <w:r>
+              <w:rPr>
+                <w:rFonts w:ascii="맑은 고딕" w:hAnsi="맑은 고딕" w:eastAsia="맑은 고딕"/>
+                <w:b/>
+                <w:sz w:val="20"/>
+              </w:rPr>
+              <w:t xml:space="preserve">인수 시점에 자리를 비우라고 요구한다.</w:t>
+            </w:r>
+            <w:r>
+              <w:rPr>
+                <w:rFonts w:ascii="맑은 고딕" w:hAnsi="맑은 고딕" w:eastAsia="맑은 고딕"/>
+                <w:sz w:val="20"/>
+              </w:rPr>
+              <w:t xml:space="preserve"> 오류 메시지가 "충돌한다"가 아니라 "설정되어 있다"인 것도 그 때문이다. 값이 맞고 틀리고를 따지지 않는다.</w:t>
             </w:r>
           </w:p>
           <w:p>
@@ -2939,7 +3932,52 @@
                 <w:rFonts w:ascii="맑은 고딕" w:hAnsi="맑은 고딕" w:eastAsia="맑은 고딕"/>
                 <w:sz w:val="20"/>
               </w:rPr>
-              <w:t>@B **① 양쪽의 `LOG_ARCHIVE_DEST_n`을 비운다** — `SERVICE` 속성이 있는 것만 해당한다. 1번(로컬 아카이브)은 그대로 둔다.</w:t>
+              <w:t xml:space="preserve">• </w:t>
+            </w:r>
+            <w:r>
+              <w:rPr>
+                <w:rFonts w:ascii="맑은 고딕" w:hAnsi="맑은 고딕" w:eastAsia="맑은 고딕"/>
+                <w:b/>
+                <w:sz w:val="20"/>
+              </w:rPr>
+              <w:t xml:space="preserve">① 양쪽의 </w:t>
+            </w:r>
+            <w:r>
+              <w:rPr>
+                <w:rFonts w:ascii="Consolas" w:hAnsi="Consolas" w:eastAsia="맑은 고딕"/>
+                <w:b/>
+                <w:sz w:val="20"/>
+              </w:rPr>
+              <w:t xml:space="preserve">LOG_ARCHIVE_DEST_n</w:t>
+            </w:r>
+            <w:r>
+              <w:rPr>
+                <w:rFonts w:ascii="맑은 고딕" w:hAnsi="맑은 고딕" w:eastAsia="맑은 고딕"/>
+                <w:b/>
+                <w:sz w:val="20"/>
+              </w:rPr>
+              <w:t xml:space="preserve">을 비운다</w:t>
+            </w:r>
+            <w:r>
+              <w:rPr>
+                <w:rFonts w:ascii="맑은 고딕" w:hAnsi="맑은 고딕" w:eastAsia="맑은 고딕"/>
+                <w:sz w:val="20"/>
+              </w:rPr>
+              <w:t xml:space="preserve"> — </w:t>
+            </w:r>
+            <w:r>
+              <w:rPr>
+                <w:rFonts w:ascii="Consolas" w:hAnsi="Consolas" w:eastAsia="맑은 고딕"/>
+                <w:sz w:val="20"/>
+              </w:rPr>
+              <w:t xml:space="preserve">SERVICE</w:t>
+            </w:r>
+            <w:r>
+              <w:rPr>
+                <w:rFonts w:ascii="맑은 고딕" w:hAnsi="맑은 고딕" w:eastAsia="맑은 고딕"/>
+                <w:sz w:val="20"/>
+              </w:rPr>
+              <w:t xml:space="preserve"> 속성이 있는 것만 해당한다. 1번(로컬 아카이브)은 그대로 둔다.</w:t>
             </w:r>
           </w:p>
           <w:p>
@@ -2951,7 +3989,31 @@
                 <w:rFonts w:ascii="맑은 고딕" w:hAnsi="맑은 고딕" w:eastAsia="맑은 고딕"/>
                 <w:sz w:val="20"/>
               </w:rPr>
-              <w:t>@B **② `ADD DATABASE`로 추가한다.**</w:t>
+              <w:t xml:space="preserve">• </w:t>
+            </w:r>
+            <w:r>
+              <w:rPr>
+                <w:rFonts w:ascii="맑은 고딕" w:hAnsi="맑은 고딕" w:eastAsia="맑은 고딕"/>
+                <w:b/>
+                <w:sz w:val="20"/>
+              </w:rPr>
+              <w:t xml:space="preserve">② </w:t>
+            </w:r>
+            <w:r>
+              <w:rPr>
+                <w:rFonts w:ascii="Consolas" w:hAnsi="Consolas" w:eastAsia="맑은 고딕"/>
+                <w:b/>
+                <w:sz w:val="20"/>
+              </w:rPr>
+              <w:t xml:space="preserve">ADD DATABASE</w:t>
+            </w:r>
+            <w:r>
+              <w:rPr>
+                <w:rFonts w:ascii="맑은 고딕" w:hAnsi="맑은 고딕" w:eastAsia="맑은 고딕"/>
+                <w:b/>
+                <w:sz w:val="20"/>
+              </w:rPr>
+              <w:t xml:space="preserve">로 추가한다.</w:t>
             </w:r>
           </w:p>
           <w:p>
@@ -2963,7 +4025,31 @@
                 <w:rFonts w:ascii="맑은 고딕" w:hAnsi="맑은 고딕" w:eastAsia="맑은 고딕"/>
                 <w:sz w:val="20"/>
               </w:rPr>
-              <w:t>@B **③ `ENABLE CONFIGURATION`으로 활성화한다.**</w:t>
+              <w:t xml:space="preserve">• </w:t>
+            </w:r>
+            <w:r>
+              <w:rPr>
+                <w:rFonts w:ascii="맑은 고딕" w:hAnsi="맑은 고딕" w:eastAsia="맑은 고딕"/>
+                <w:b/>
+                <w:sz w:val="20"/>
+              </w:rPr>
+              <w:t xml:space="preserve">③ </w:t>
+            </w:r>
+            <w:r>
+              <w:rPr>
+                <w:rFonts w:ascii="Consolas" w:hAnsi="Consolas" w:eastAsia="맑은 고딕"/>
+                <w:b/>
+                <w:sz w:val="20"/>
+              </w:rPr>
+              <w:t xml:space="preserve">ENABLE CONFIGURATION</w:t>
+            </w:r>
+            <w:r>
+              <w:rPr>
+                <w:rFonts w:ascii="맑은 고딕" w:hAnsi="맑은 고딕" w:eastAsia="맑은 고딕"/>
+                <w:b/>
+                <w:sz w:val="20"/>
+              </w:rPr>
+              <w:t xml:space="preserve">으로 활성화한다.</w:t>
             </w:r>
           </w:p>
           <w:p>
@@ -2975,7 +4061,15 @@
                 <w:rFonts w:ascii="맑은 고딕" w:hAnsi="맑은 고딕" w:eastAsia="맑은 고딕"/>
                 <w:sz w:val="20"/>
               </w:rPr>
-              <w:t>@B **④ Broker가 다시 채운 값을 확인한다.**</w:t>
+              <w:t xml:space="preserve">• </w:t>
+            </w:r>
+            <w:r>
+              <w:rPr>
+                <w:rFonts w:ascii="맑은 고딕" w:hAnsi="맑은 고딕" w:eastAsia="맑은 고딕"/>
+                <w:b/>
+                <w:sz w:val="20"/>
+              </w:rPr>
+              <w:t xml:space="preserve">④ Broker가 다시 채운 값을 확인한다.</w:t>
             </w:r>
           </w:p>
           <w:p>
@@ -2987,7 +4081,22 @@
                 <w:rFonts w:ascii="맑은 고딕" w:hAnsi="맑은 고딕" w:eastAsia="맑은 고딕"/>
                 <w:sz w:val="20"/>
               </w:rPr>
-              <w:t>비우는 동안 전송이 잠시 끊긴다. 리두는 Standby에 쌓이지 않고 Primary에 남아 있다가 Broker가 목적지를 만든 뒤 따라간다. 운영에서는 **변경 시간대를 잡아 두는 것**이 안전하다.</w:t>
+              <w:t xml:space="preserve">비우는 동안 전송이 잠시 끊긴다. 리두는 Standby에 쌓이지 않고 Primary에 남아 있다가 Broker가 목적지를 만든 뒤 따라간다. 운영에서는 </w:t>
+            </w:r>
+            <w:r>
+              <w:rPr>
+                <w:rFonts w:ascii="맑은 고딕" w:hAnsi="맑은 고딕" w:eastAsia="맑은 고딕"/>
+                <w:b/>
+                <w:sz w:val="20"/>
+              </w:rPr>
+              <w:t xml:space="preserve">변경 시간대를 잡아 두는 것</w:t>
+            </w:r>
+            <w:r>
+              <w:rPr>
+                <w:rFonts w:ascii="맑은 고딕" w:hAnsi="맑은 고딕" w:eastAsia="맑은 고딕"/>
+                <w:sz w:val="20"/>
+              </w:rPr>
+              <w:t xml:space="preserve">이 안전하다.</w:t>
             </w:r>
           </w:p>
         </w:tc>
@@ -3406,9 +4515,31 @@
       <w:r>
         <w:rPr>
           <w:rFonts w:ascii="맑은 고딕" w:hAnsi="맑은 고딕" w:eastAsia="맑은 고딕"/>
-          <w:sz w:val="21"/>
-        </w:rPr>
-        <w:t>**ORA-16905**가 보인다. "멤버가 아직 활성화되지 않았다"는 뜻이며, `(disabled)` 표시와 짝을 이룬다. 오류가 아니라 상태 안내다.</w:t>
+          <w:b/>
+          <w:sz w:val="21"/>
+        </w:rPr>
+        <w:t xml:space="preserve">ORA-16905</w:t>
+      </w:r>
+      <w:r>
+        <w:rPr>
+          <w:rFonts w:ascii="맑은 고딕" w:hAnsi="맑은 고딕" w:eastAsia="맑은 고딕"/>
+          <w:sz w:val="21"/>
+        </w:rPr>
+        <w:t xml:space="preserve">가 보인다. "멤버가 아직 활성화되지 않았다"는 뜻이며, </w:t>
+      </w:r>
+      <w:r>
+        <w:rPr>
+          <w:rFonts w:ascii="Consolas" w:hAnsi="Consolas" w:eastAsia="맑은 고딕"/>
+          <w:sz w:val="21"/>
+        </w:rPr>
+        <w:t xml:space="preserve">(disabled)</w:t>
+      </w:r>
+      <w:r>
+        <w:rPr>
+          <w:rFonts w:ascii="맑은 고딕" w:hAnsi="맑은 고딕" w:eastAsia="맑은 고딕"/>
+          <w:sz w:val="21"/>
+        </w:rPr>
+        <w:t xml:space="preserve"> 표시와 짝을 이룬다. 오류가 아니라 상태 안내다.</w:t>
       </w:r>
     </w:p>
     <w:p>
@@ -3417,7 +4548,50 @@
           <w:rFonts w:ascii="맑은 고딕" w:hAnsi="맑은 고딕" w:eastAsia="맑은 고딕"/>
           <w:sz w:val="21"/>
         </w:rPr>
-        <w:t>표시 방식도 눈여겨본다. Broker는 **들여쓰기로 관계를 나타낸다.** `chicago`가 왼쪽에 있고 `boston`이 그 아래 들여쓰기되어 있어, 리두가 chicago에서 boston으로 간다는 것을 그림처럼 보여 준다. 10장의 Far Sync나 계단식 구성이라면 단계가 더 들어간다.</w:t>
+        <w:t xml:space="preserve">표시 방식도 눈여겨본다. Broker는 </w:t>
+      </w:r>
+      <w:r>
+        <w:rPr>
+          <w:rFonts w:ascii="맑은 고딕" w:hAnsi="맑은 고딕" w:eastAsia="맑은 고딕"/>
+          <w:b/>
+          <w:sz w:val="21"/>
+        </w:rPr>
+        <w:t xml:space="preserve">들여쓰기로 관계를 나타낸다.</w:t>
+      </w:r>
+      <w:r>
+        <w:rPr>
+          <w:rFonts w:ascii="맑은 고딕" w:hAnsi="맑은 고딕" w:eastAsia="맑은 고딕"/>
+          <w:sz w:val="21"/>
+        </w:rPr>
+        <w:t xml:space="preserve"> </w:t>
+      </w:r>
+      <w:r>
+        <w:rPr>
+          <w:rFonts w:ascii="Consolas" w:hAnsi="Consolas" w:eastAsia="맑은 고딕"/>
+          <w:sz w:val="21"/>
+        </w:rPr>
+        <w:t xml:space="preserve">chicago</w:t>
+      </w:r>
+      <w:r>
+        <w:rPr>
+          <w:rFonts w:ascii="맑은 고딕" w:hAnsi="맑은 고딕" w:eastAsia="맑은 고딕"/>
+          <w:sz w:val="21"/>
+        </w:rPr>
+        <w:t xml:space="preserve">가 왼쪽에 있고 </w:t>
+      </w:r>
+      <w:r>
+        <w:rPr>
+          <w:rFonts w:ascii="Consolas" w:hAnsi="Consolas" w:eastAsia="맑은 고딕"/>
+          <w:sz w:val="21"/>
+        </w:rPr>
+        <w:t xml:space="preserve">boston</w:t>
+      </w:r>
+      <w:r>
+        <w:rPr>
+          <w:rFonts w:ascii="맑은 고딕" w:hAnsi="맑은 고딕" w:eastAsia="맑은 고딕"/>
+          <w:sz w:val="21"/>
+        </w:rPr>
+        <w:t xml:space="preserve">이 그 아래 들여쓰기되어 있어, 리두가 chicago에서 boston으로 간다는 것을 그림처럼 보여 준다. 10장의 Far Sync나 계단식 구성이라면 단계가 더 들어간다.</w:t>
       </w:r>
     </w:p>
     <w:tbl>
@@ -3687,9 +4861,101 @@
       <w:r>
         <w:rPr>
           <w:rFonts w:ascii="맑은 고딕" w:hAnsi="맑은 고딕" w:eastAsia="맑은 고딕"/>
-          <w:sz w:val="21"/>
-        </w:rPr>
-        <w:t>**① Broker의 목적지 문자열은 훨씬 길다.** 사람이 적을 때는 필요한 것만 적었지만 Broker는 모든 속성을 명시한다. `delay=0`, `optional`, `compression=disable`, `max_failure=0`, `reopen=300`, `net_timeout=30`이 전부 기본값인데도 적혀 있다.</w:t>
+          <w:b/>
+          <w:sz w:val="21"/>
+        </w:rPr>
+        <w:t xml:space="preserve">① Broker의 목적지 문자열은 훨씬 길다.</w:t>
+      </w:r>
+      <w:r>
+        <w:rPr>
+          <w:rFonts w:ascii="맑은 고딕" w:hAnsi="맑은 고딕" w:eastAsia="맑은 고딕"/>
+          <w:sz w:val="21"/>
+        </w:rPr>
+        <w:t xml:space="preserve"> 사람이 적을 때는 필요한 것만 적었지만 Broker는 모든 속성을 명시한다. </w:t>
+      </w:r>
+      <w:r>
+        <w:rPr>
+          <w:rFonts w:ascii="Consolas" w:hAnsi="Consolas" w:eastAsia="맑은 고딕"/>
+          <w:sz w:val="21"/>
+        </w:rPr>
+        <w:t xml:space="preserve">delay=0</w:t>
+      </w:r>
+      <w:r>
+        <w:rPr>
+          <w:rFonts w:ascii="맑은 고딕" w:hAnsi="맑은 고딕" w:eastAsia="맑은 고딕"/>
+          <w:sz w:val="21"/>
+        </w:rPr>
+        <w:t xml:space="preserve">, </w:t>
+      </w:r>
+      <w:r>
+        <w:rPr>
+          <w:rFonts w:ascii="Consolas" w:hAnsi="Consolas" w:eastAsia="맑은 고딕"/>
+          <w:sz w:val="21"/>
+        </w:rPr>
+        <w:t xml:space="preserve">optional</w:t>
+      </w:r>
+      <w:r>
+        <w:rPr>
+          <w:rFonts w:ascii="맑은 고딕" w:hAnsi="맑은 고딕" w:eastAsia="맑은 고딕"/>
+          <w:sz w:val="21"/>
+        </w:rPr>
+        <w:t xml:space="preserve">, </w:t>
+      </w:r>
+      <w:r>
+        <w:rPr>
+          <w:rFonts w:ascii="Consolas" w:hAnsi="Consolas" w:eastAsia="맑은 고딕"/>
+          <w:sz w:val="21"/>
+        </w:rPr>
+        <w:t xml:space="preserve">compression=disable</w:t>
+      </w:r>
+      <w:r>
+        <w:rPr>
+          <w:rFonts w:ascii="맑은 고딕" w:hAnsi="맑은 고딕" w:eastAsia="맑은 고딕"/>
+          <w:sz w:val="21"/>
+        </w:rPr>
+        <w:t xml:space="preserve">, </w:t>
+      </w:r>
+      <w:r>
+        <w:rPr>
+          <w:rFonts w:ascii="Consolas" w:hAnsi="Consolas" w:eastAsia="맑은 고딕"/>
+          <w:sz w:val="21"/>
+        </w:rPr>
+        <w:t xml:space="preserve">max_failure=0</w:t>
+      </w:r>
+      <w:r>
+        <w:rPr>
+          <w:rFonts w:ascii="맑은 고딕" w:hAnsi="맑은 고딕" w:eastAsia="맑은 고딕"/>
+          <w:sz w:val="21"/>
+        </w:rPr>
+        <w:t xml:space="preserve">, </w:t>
+      </w:r>
+      <w:r>
+        <w:rPr>
+          <w:rFonts w:ascii="Consolas" w:hAnsi="Consolas" w:eastAsia="맑은 고딕"/>
+          <w:sz w:val="21"/>
+        </w:rPr>
+        <w:t xml:space="preserve">reopen=300</w:t>
+      </w:r>
+      <w:r>
+        <w:rPr>
+          <w:rFonts w:ascii="맑은 고딕" w:hAnsi="맑은 고딕" w:eastAsia="맑은 고딕"/>
+          <w:sz w:val="21"/>
+        </w:rPr>
+        <w:t xml:space="preserve">, </w:t>
+      </w:r>
+      <w:r>
+        <w:rPr>
+          <w:rFonts w:ascii="Consolas" w:hAnsi="Consolas" w:eastAsia="맑은 고딕"/>
+          <w:sz w:val="21"/>
+        </w:rPr>
+        <w:t xml:space="preserve">net_timeout=30</w:t>
+      </w:r>
+      <w:r>
+        <w:rPr>
+          <w:rFonts w:ascii="맑은 고딕" w:hAnsi="맑은 고딕" w:eastAsia="맑은 고딕"/>
+          <w:sz w:val="21"/>
+        </w:rPr>
+        <w:t xml:space="preserve">이 전부 기본값인데도 적혀 있다.</w:t>
       </w:r>
     </w:p>
     <w:p>
@@ -3698,16 +4964,97 @@
           <w:rFonts w:ascii="맑은 고딕" w:hAnsi="맑은 고딕" w:eastAsia="맑은 고딕"/>
           <w:sz w:val="21"/>
         </w:rPr>
-        <w:t>이유가 있다. **Broker의 속성 하나하나가 이 문자열의 한 조각에 대응한다.** 나중에 `EDIT DATABASE ... SET PROPERTY 'ReopenSecs'='60'`을 실행하면 `reopen=60`으로 바뀐다. 명시해 두어야 바꿀 자리가 생긴다.</w:t>
+        <w:t xml:space="preserve">이유가 있다. </w:t>
+      </w:r>
+      <w:r>
+        <w:rPr>
+          <w:rFonts w:ascii="맑은 고딕" w:hAnsi="맑은 고딕" w:eastAsia="맑은 고딕"/>
+          <w:b/>
+          <w:sz w:val="21"/>
+        </w:rPr>
+        <w:t xml:space="preserve">Broker의 속성 하나하나가 이 문자열의 한 조각에 대응한다.</w:t>
+      </w:r>
+      <w:r>
+        <w:rPr>
+          <w:rFonts w:ascii="맑은 고딕" w:hAnsi="맑은 고딕" w:eastAsia="맑은 고딕"/>
+          <w:sz w:val="21"/>
+        </w:rPr>
+        <w:t xml:space="preserve"> 나중에 </w:t>
+      </w:r>
+      <w:r>
+        <w:rPr>
+          <w:rFonts w:ascii="Consolas" w:hAnsi="Consolas" w:eastAsia="맑은 고딕"/>
+          <w:sz w:val="21"/>
+        </w:rPr>
+        <w:t xml:space="preserve">EDIT DATABASE ... SET PROPERTY 'ReopenSecs'='60'</w:t>
+      </w:r>
+      <w:r>
+        <w:rPr>
+          <w:rFonts w:ascii="맑은 고딕" w:hAnsi="맑은 고딕" w:eastAsia="맑은 고딕"/>
+          <w:sz w:val="21"/>
+        </w:rPr>
+        <w:t xml:space="preserve">을 실행하면 </w:t>
+      </w:r>
+      <w:r>
+        <w:rPr>
+          <w:rFonts w:ascii="Consolas" w:hAnsi="Consolas" w:eastAsia="맑은 고딕"/>
+          <w:sz w:val="21"/>
+        </w:rPr>
+        <w:t xml:space="preserve">reopen=60</w:t>
+      </w:r>
+      <w:r>
+        <w:rPr>
+          <w:rFonts w:ascii="맑은 고딕" w:hAnsi="맑은 고딕" w:eastAsia="맑은 고딕"/>
+          <w:sz w:val="21"/>
+        </w:rPr>
+        <w:t xml:space="preserve">으로 바뀐다. 명시해 두어야 바꿀 자리가 생긴다.</w:t>
       </w:r>
     </w:p>
     <w:p>
       <w:r>
         <w:rPr>
           <w:rFonts w:ascii="맑은 고딕" w:hAnsi="맑은 고딕" w:eastAsia="맑은 고딕"/>
-          <w:sz w:val="21"/>
-        </w:rPr>
-        <w:t>**② `FAL_SERVER`가 비었다.** 사람이 `boston`으로 설정해 두었던 값을 Broker가 지웠다.</w:t>
+          <w:b/>
+          <w:sz w:val="21"/>
+        </w:rPr>
+        <w:t xml:space="preserve">② </w:t>
+      </w:r>
+      <w:r>
+        <w:rPr>
+          <w:rFonts w:ascii="Consolas" w:hAnsi="Consolas" w:eastAsia="맑은 고딕"/>
+          <w:b/>
+          <w:sz w:val="21"/>
+        </w:rPr>
+        <w:t xml:space="preserve">FAL_SERVER</w:t>
+      </w:r>
+      <w:r>
+        <w:rPr>
+          <w:rFonts w:ascii="맑은 고딕" w:hAnsi="맑은 고딕" w:eastAsia="맑은 고딕"/>
+          <w:b/>
+          <w:sz w:val="21"/>
+        </w:rPr>
+        <w:t xml:space="preserve">가 비었다.</w:t>
+      </w:r>
+      <w:r>
+        <w:rPr>
+          <w:rFonts w:ascii="맑은 고딕" w:hAnsi="맑은 고딕" w:eastAsia="맑은 고딕"/>
+          <w:sz w:val="21"/>
+        </w:rPr>
+        <w:t xml:space="preserve"> 사람이 </w:t>
+      </w:r>
+      <w:r>
+        <w:rPr>
+          <w:rFonts w:ascii="Consolas" w:hAnsi="Consolas" w:eastAsia="맑은 고딕"/>
+          <w:sz w:val="21"/>
+        </w:rPr>
+        <w:t xml:space="preserve">boston</w:t>
+      </w:r>
+      <w:r>
+        <w:rPr>
+          <w:rFonts w:ascii="맑은 고딕" w:hAnsi="맑은 고딕" w:eastAsia="맑은 고딕"/>
+          <w:sz w:val="21"/>
+        </w:rPr>
+        <w:t xml:space="preserve">으로 설정해 두었던 값을 Broker가 지웠다.</w:t>
       </w:r>
     </w:p>
     <w:p>
@@ -3716,7 +5063,29 @@
           <w:rFonts w:ascii="맑은 고딕" w:hAnsi="맑은 고딕" w:eastAsia="맑은 고딕"/>
           <w:sz w:val="21"/>
         </w:rPr>
-        <w:t>이것이 놀랍지만 정상이다. Broker는 갭이 생겼을 때 어디서 가져올지를 구성 정보로 알고 있으므로 `FAL_SERVER`에 의존하지 않는다. **파라미터가 비어 있다고 해서 기능이 없어진 것이 아니다.**</w:t>
+        <w:t xml:space="preserve">이것이 놀랍지만 정상이다. Broker는 갭이 생겼을 때 어디서 가져올지를 구성 정보로 알고 있으므로 </w:t>
+      </w:r>
+      <w:r>
+        <w:rPr>
+          <w:rFonts w:ascii="Consolas" w:hAnsi="Consolas" w:eastAsia="맑은 고딕"/>
+          <w:sz w:val="21"/>
+        </w:rPr>
+        <w:t xml:space="preserve">FAL_SERVER</w:t>
+      </w:r>
+      <w:r>
+        <w:rPr>
+          <w:rFonts w:ascii="맑은 고딕" w:hAnsi="맑은 고딕" w:eastAsia="맑은 고딕"/>
+          <w:sz w:val="21"/>
+        </w:rPr>
+        <w:t xml:space="preserve">에 의존하지 않는다. </w:t>
+      </w:r>
+      <w:r>
+        <w:rPr>
+          <w:rFonts w:ascii="맑은 고딕" w:hAnsi="맑은 고딕" w:eastAsia="맑은 고딕"/>
+          <w:b/>
+          <w:sz w:val="21"/>
+        </w:rPr>
+        <w:t xml:space="preserve">파라미터가 비어 있다고 해서 기능이 없어진 것이 아니다.</w:t>
       </w:r>
     </w:p>
     <w:tbl>
@@ -3788,10 +5157,10 @@
           <w:p>
             <w:r>
               <w:rPr>
-                <w:rFonts w:ascii="맑은 고딕" w:hAnsi="맑은 고딕" w:eastAsia="맑은 고딕"/>
-                <w:sz w:val="19"/>
-              </w:rPr>
-              <w:t>`LOG_ARCHIVE_DEST_2`</w:t>
+                <w:rFonts w:ascii="Consolas" w:hAnsi="Consolas" w:eastAsia="맑은 고딕"/>
+                <w:sz w:val="19"/>
+              </w:rPr>
+              <w:t xml:space="preserve">LOG_ARCHIVE_DEST_2</w:t>
             </w:r>
           </w:p>
         </w:tc>
@@ -3832,10 +5201,10 @@
           <w:p>
             <w:r>
               <w:rPr>
-                <w:rFonts w:ascii="맑은 고딕" w:hAnsi="맑은 고딕" w:eastAsia="맑은 고딕"/>
-                <w:sz w:val="19"/>
-              </w:rPr>
-              <w:t>`LOG_ARCHIVE_DEST_STATE_2`</w:t>
+                <w:rFonts w:ascii="Consolas" w:hAnsi="Consolas" w:eastAsia="맑은 고딕"/>
+                <w:sz w:val="19"/>
+              </w:rPr>
+              <w:t xml:space="preserve">LOG_ARCHIVE_DEST_STATE_2</w:t>
             </w:r>
           </w:p>
         </w:tc>
@@ -3846,10 +5215,10 @@
           <w:p>
             <w:r>
               <w:rPr>
-                <w:rFonts w:ascii="맑은 고딕" w:hAnsi="맑은 고딕" w:eastAsia="맑은 고딕"/>
-                <w:sz w:val="19"/>
-              </w:rPr>
-              <w:t>`ENABLE`</w:t>
+                <w:rFonts w:ascii="Consolas" w:hAnsi="Consolas" w:eastAsia="맑은 고딕"/>
+                <w:sz w:val="19"/>
+              </w:rPr>
+              <w:t xml:space="preserve">ENABLE</w:t>
             </w:r>
           </w:p>
         </w:tc>
@@ -3860,10 +5229,17 @@
           <w:p>
             <w:r>
               <w:rPr>
+                <w:rFonts w:ascii="Consolas" w:hAnsi="Consolas" w:eastAsia="맑은 고딕"/>
+                <w:sz w:val="19"/>
+              </w:rPr>
+              <w:t xml:space="preserve">LogShipping</w:t>
+            </w:r>
+            <w:r>
+              <w:rPr>
                 <w:rFonts w:ascii="맑은 고딕" w:hAnsi="맑은 고딕" w:eastAsia="맑은 고딕"/>
                 <w:sz w:val="19"/>
               </w:rPr>
-              <w:t>`LogShipping` 속성으로 제어</w:t>
+              <w:t xml:space="preserve"> 속성으로 제어</w:t>
             </w:r>
           </w:p>
         </w:tc>
@@ -3876,10 +5252,10 @@
           <w:p>
             <w:r>
               <w:rPr>
-                <w:rFonts w:ascii="맑은 고딕" w:hAnsi="맑은 고딕" w:eastAsia="맑은 고딕"/>
-                <w:sz w:val="19"/>
-              </w:rPr>
-              <w:t>`FAL_SERVER`</w:t>
+                <w:rFonts w:ascii="Consolas" w:hAnsi="Consolas" w:eastAsia="맑은 고딕"/>
+                <w:sz w:val="19"/>
+              </w:rPr>
+              <w:t xml:space="preserve">FAL_SERVER</w:t>
             </w:r>
           </w:p>
         </w:tc>
@@ -3891,9 +5267,10 @@
             <w:r>
               <w:rPr>
                 <w:rFonts w:ascii="맑은 고딕" w:hAnsi="맑은 고딕" w:eastAsia="맑은 고딕"/>
-                <w:sz w:val="19"/>
-              </w:rPr>
-              <w:t>**비움**</w:t>
+                <w:b/>
+                <w:sz w:val="19"/>
+              </w:rPr>
+              <w:t xml:space="preserve">비움</w:t>
             </w:r>
           </w:p>
         </w:tc>
@@ -3920,10 +5297,10 @@
           <w:p>
             <w:r>
               <w:rPr>
-                <w:rFonts w:ascii="맑은 고딕" w:hAnsi="맑은 고딕" w:eastAsia="맑은 고딕"/>
-                <w:sz w:val="19"/>
-              </w:rPr>
-              <w:t>`LOG_ARCHIVE_CONFIG`</w:t>
+                <w:rFonts w:ascii="Consolas" w:hAnsi="Consolas" w:eastAsia="맑은 고딕"/>
+                <w:sz w:val="19"/>
+              </w:rPr>
+              <w:t xml:space="preserve">LOG_ARCHIVE_CONFIG</w:t>
             </w:r>
           </w:p>
         </w:tc>
@@ -3964,10 +5341,10 @@
           <w:p>
             <w:r>
               <w:rPr>
-                <w:rFonts w:ascii="맑은 고딕" w:hAnsi="맑은 고딕" w:eastAsia="맑은 고딕"/>
-                <w:sz w:val="19"/>
-              </w:rPr>
-              <w:t>`STANDBY_FILE_MANAGEMENT`</w:t>
+                <w:rFonts w:ascii="Consolas" w:hAnsi="Consolas" w:eastAsia="맑은 고딕"/>
+                <w:sz w:val="19"/>
+              </w:rPr>
+              <w:t xml:space="preserve">STANDBY_FILE_MANAGEMENT</w:t>
             </w:r>
           </w:p>
         </w:tc>
@@ -3981,7 +5358,21 @@
                 <w:rFonts w:ascii="맑은 고딕" w:hAnsi="맑은 고딕" w:eastAsia="맑은 고딕"/>
                 <w:sz w:val="19"/>
               </w:rPr>
-              <w:t>유지 (`AUTO`)</w:t>
+              <w:t xml:space="preserve">유지 (</w:t>
+            </w:r>
+            <w:r>
+              <w:rPr>
+                <w:rFonts w:ascii="Consolas" w:hAnsi="Consolas" w:eastAsia="맑은 고딕"/>
+                <w:sz w:val="19"/>
+              </w:rPr>
+              <w:t xml:space="preserve">AUTO</w:t>
+            </w:r>
+            <w:r>
+              <w:rPr>
+                <w:rFonts w:ascii="맑은 고딕" w:hAnsi="맑은 고딕" w:eastAsia="맑은 고딕"/>
+                <w:sz w:val="19"/>
+              </w:rPr>
+              <w:t xml:space="preserve">)</w:t>
             </w:r>
           </w:p>
         </w:tc>
@@ -3992,10 +5383,17 @@
           <w:p>
             <w:r>
               <w:rPr>
+                <w:rFonts w:ascii="Consolas" w:hAnsi="Consolas" w:eastAsia="맑은 고딕"/>
+                <w:sz w:val="19"/>
+              </w:rPr>
+              <w:t xml:space="preserve">StandbyFileManagement</w:t>
+            </w:r>
+            <w:r>
+              <w:rPr>
                 <w:rFonts w:ascii="맑은 고딕" w:hAnsi="맑은 고딕" w:eastAsia="맑은 고딕"/>
                 <w:sz w:val="19"/>
               </w:rPr>
-              <w:t>`StandbyFileManagement` 속성</w:t>
+              <w:t xml:space="preserve"> 속성</w:t>
             </w:r>
           </w:p>
         </w:tc>
@@ -4005,19 +5403,105 @@
     <w:p>
       <w:r>
         <w:rPr>
-          <w:rFonts w:ascii="맑은 고딕" w:hAnsi="맑은 고딕" w:eastAsia="맑은 고딕"/>
-          <w:sz w:val="21"/>
-        </w:rPr>
-        <w:t>`VALID_FOR`도 바뀌었다. 사람이 적은 것은 `(online_logfiles,primary_role)`이었는데 Broker는 **`(online_logfile,all_roles)`**로 썼다. `primary_role`이 아니라 `all_roles`인 것이 핵심이다.</w:t>
+          <w:rFonts w:ascii="Consolas" w:hAnsi="Consolas" w:eastAsia="맑은 고딕"/>
+          <w:sz w:val="21"/>
+        </w:rPr>
+        <w:t xml:space="preserve">VALID_FOR</w:t>
+      </w:r>
+      <w:r>
+        <w:rPr>
+          <w:rFonts w:ascii="맑은 고딕" w:hAnsi="맑은 고딕" w:eastAsia="맑은 고딕"/>
+          <w:sz w:val="21"/>
+        </w:rPr>
+        <w:t xml:space="preserve">도 바뀌었다. 사람이 적은 것은 </w:t>
+      </w:r>
+      <w:r>
+        <w:rPr>
+          <w:rFonts w:ascii="Consolas" w:hAnsi="Consolas" w:eastAsia="맑은 고딕"/>
+          <w:sz w:val="21"/>
+        </w:rPr>
+        <w:t xml:space="preserve">(online_logfiles,primary_role)</w:t>
+      </w:r>
+      <w:r>
+        <w:rPr>
+          <w:rFonts w:ascii="맑은 고딕" w:hAnsi="맑은 고딕" w:eastAsia="맑은 고딕"/>
+          <w:sz w:val="21"/>
+        </w:rPr>
+        <w:t xml:space="preserve">이었는데 Broker는 </w:t>
+      </w:r>
+      <w:r>
+        <w:rPr>
+          <w:rFonts w:ascii="Consolas" w:hAnsi="Consolas" w:eastAsia="맑은 고딕"/>
+          <w:b/>
+          <w:sz w:val="21"/>
+        </w:rPr>
+        <w:t xml:space="preserve">(online_logfile,all_roles)</w:t>
+      </w:r>
+      <w:r>
+        <w:rPr>
+          <w:rFonts w:ascii="맑은 고딕" w:hAnsi="맑은 고딕" w:eastAsia="맑은 고딕"/>
+          <w:sz w:val="21"/>
+        </w:rPr>
+        <w:t xml:space="preserve">로 썼다. </w:t>
+      </w:r>
+      <w:r>
+        <w:rPr>
+          <w:rFonts w:ascii="Consolas" w:hAnsi="Consolas" w:eastAsia="맑은 고딕"/>
+          <w:sz w:val="21"/>
+        </w:rPr>
+        <w:t xml:space="preserve">primary_role</w:t>
+      </w:r>
+      <w:r>
+        <w:rPr>
+          <w:rFonts w:ascii="맑은 고딕" w:hAnsi="맑은 고딕" w:eastAsia="맑은 고딕"/>
+          <w:sz w:val="21"/>
+        </w:rPr>
+        <w:t xml:space="preserve">이 아니라 </w:t>
+      </w:r>
+      <w:r>
+        <w:rPr>
+          <w:rFonts w:ascii="Consolas" w:hAnsi="Consolas" w:eastAsia="맑은 고딕"/>
+          <w:sz w:val="21"/>
+        </w:rPr>
+        <w:t xml:space="preserve">all_roles</w:t>
+      </w:r>
+      <w:r>
+        <w:rPr>
+          <w:rFonts w:ascii="맑은 고딕" w:hAnsi="맑은 고딕" w:eastAsia="맑은 고딕"/>
+          <w:sz w:val="21"/>
+        </w:rPr>
+        <w:t xml:space="preserve">인 것이 핵심이다.</w:t>
       </w:r>
     </w:p>
     <w:p>
       <w:r>
         <w:rPr>
           <w:rFonts w:ascii="맑은 고딕" w:hAnsi="맑은 고딕" w:eastAsia="맑은 고딕"/>
-          <w:sz w:val="21"/>
-        </w:rPr>
-        <w:t>**역할 전환을 염두에 둔 설정**이다. chicago가 Standby가 되어도 이 목적지가 유효하도록 미리 잡아 둔 것이며, 16장의 Switchover가 명령 한 줄로 끝나는 이유가 여기 있다. 손으로 관리한다면 역할 전환 때마다 양쪽의 `VALID_FOR`를 바꿔야 한다.</w:t>
+          <w:b/>
+          <w:sz w:val="21"/>
+        </w:rPr>
+        <w:t xml:space="preserve">역할 전환을 염두에 둔 설정</w:t>
+      </w:r>
+      <w:r>
+        <w:rPr>
+          <w:rFonts w:ascii="맑은 고딕" w:hAnsi="맑은 고딕" w:eastAsia="맑은 고딕"/>
+          <w:sz w:val="21"/>
+        </w:rPr>
+        <w:t xml:space="preserve">이다. chicago가 Standby가 되어도 이 목적지가 유효하도록 미리 잡아 둔 것이며, 16장의 Switchover가 명령 한 줄로 끝나는 이유가 여기 있다. 손으로 관리한다면 역할 전환 때마다 양쪽의 </w:t>
+      </w:r>
+      <w:r>
+        <w:rPr>
+          <w:rFonts w:ascii="Consolas" w:hAnsi="Consolas" w:eastAsia="맑은 고딕"/>
+          <w:sz w:val="21"/>
+        </w:rPr>
+        <w:t xml:space="preserve">VALID_FOR</w:t>
+      </w:r>
+      <w:r>
+        <w:rPr>
+          <w:rFonts w:ascii="맑은 고딕" w:hAnsi="맑은 고딕" w:eastAsia="맑은 고딕"/>
+          <w:sz w:val="21"/>
+        </w:rPr>
+        <w:t xml:space="preserve">를 바꿔야 한다.</w:t>
       </w:r>
     </w:p>
     <w:p>
@@ -4144,7 +5628,22 @@
           <w:rFonts w:ascii="맑은 고딕" w:hAnsi="맑은 고딕" w:eastAsia="맑은 고딕"/>
           <w:sz w:val="21"/>
         </w:rPr>
-        <w:t>각 노드에 두 벌씩, 8KB다. **구성이 양쪽에 복제되어 있다는 점**이 중요하다. Primary를 잃어도 Standby가 구성 정보를 갖고 있으므로 역할 전환이 가능하다.</w:t>
+        <w:t xml:space="preserve">각 노드에 두 벌씩, 8KB다. </w:t>
+      </w:r>
+      <w:r>
+        <w:rPr>
+          <w:rFonts w:ascii="맑은 고딕" w:hAnsi="맑은 고딕" w:eastAsia="맑은 고딕"/>
+          <w:b/>
+          <w:sz w:val="21"/>
+        </w:rPr>
+        <w:t xml:space="preserve">구성이 양쪽에 복제되어 있다는 점</w:t>
+      </w:r>
+      <w:r>
+        <w:rPr>
+          <w:rFonts w:ascii="맑은 고딕" w:hAnsi="맑은 고딕" w:eastAsia="맑은 고딕"/>
+          <w:sz w:val="21"/>
+        </w:rPr>
+        <w:t xml:space="preserve">이 중요하다. Primary를 잃어도 Standby가 구성 정보를 갖고 있으므로 역할 전환이 가능하다.</w:t>
       </w:r>
     </w:p>
     <w:p>
@@ -4237,7 +5736,22 @@
           <w:rFonts w:ascii="맑은 고딕" w:hAnsi="맑은 고딕" w:eastAsia="맑은 고딕"/>
           <w:sz w:val="21"/>
         </w:rPr>
-        <w:t>이름 규칙은 **`drc&lt;db_unique_name&gt;.log`**다. 진단할 때 이 파일을 먼저 본다.</w:t>
+        <w:t xml:space="preserve">이름 규칙은 </w:t>
+      </w:r>
+      <w:r>
+        <w:rPr>
+          <w:rFonts w:ascii="Consolas" w:hAnsi="Consolas" w:eastAsia="맑은 고딕"/>
+          <w:b/>
+          <w:sz w:val="21"/>
+        </w:rPr>
+        <w:t xml:space="preserve">drc&lt;db_unique_name&gt;.log</w:t>
+      </w:r>
+      <w:r>
+        <w:rPr>
+          <w:rFonts w:ascii="맑은 고딕" w:hAnsi="맑은 고딕" w:eastAsia="맑은 고딕"/>
+          <w:sz w:val="21"/>
+        </w:rPr>
+        <w:t xml:space="preserve">다. 진단할 때 이 파일을 먼저 본다.</w:t>
       </w:r>
     </w:p>
     <w:tbl>
@@ -4432,27 +5946,105 @@
       <w:r>
         <w:rPr>
           <w:rFonts w:ascii="맑은 고딕" w:hAnsi="맑은 고딕" w:eastAsia="맑은 고딕"/>
-          <w:sz w:val="21"/>
-        </w:rPr>
-        <w:t>**DMON이 실제로 SQL을 실행한다**는 것이 보인다. `ALTER SYSTEM REGISTER`를 스스로 실행하고 결과를 기록했다. Broker의 명령이 결국 SQL로 번역된다는 사실이 로그에 드러난다.</w:t>
+          <w:b/>
+          <w:sz w:val="21"/>
+        </w:rPr>
+        <w:t xml:space="preserve">DMON이 실제로 SQL을 실행한다</w:t>
+      </w:r>
+      <w:r>
+        <w:rPr>
+          <w:rFonts w:ascii="맑은 고딕" w:hAnsi="맑은 고딕" w:eastAsia="맑은 고딕"/>
+          <w:sz w:val="21"/>
+        </w:rPr>
+        <w:t xml:space="preserve">는 것이 보인다. </w:t>
+      </w:r>
+      <w:r>
+        <w:rPr>
+          <w:rFonts w:ascii="Consolas" w:hAnsi="Consolas" w:eastAsia="맑은 고딕"/>
+          <w:sz w:val="21"/>
+        </w:rPr>
+        <w:t xml:space="preserve">ALTER SYSTEM REGISTER</w:t>
+      </w:r>
+      <w:r>
+        <w:rPr>
+          <w:rFonts w:ascii="맑은 고딕" w:hAnsi="맑은 고딕" w:eastAsia="맑은 고딕"/>
+          <w:sz w:val="21"/>
+        </w:rPr>
+        <w:t xml:space="preserve">를 스스로 실행하고 결과를 기록했다. Broker의 명령이 결국 SQL로 번역된다는 사실이 로그에 드러난다.</w:t>
       </w:r>
     </w:p>
     <w:p>
       <w:r>
         <w:rPr>
-          <w:rFonts w:ascii="맑은 고딕" w:hAnsi="맑은 고딕" w:eastAsia="맑은 고딕"/>
-          <w:sz w:val="21"/>
-        </w:rPr>
-        <w:t>`SCI harvested`의 `SCI`는 `StaticConnectIdentifier`다. 13.3.2에서 본 그 값이며, DMON이 리스너에서 그것을 알아냈다는 뜻이다.</w:t>
+          <w:rFonts w:ascii="Consolas" w:hAnsi="Consolas" w:eastAsia="맑은 고딕"/>
+          <w:sz w:val="21"/>
+        </w:rPr>
+        <w:t xml:space="preserve">SCI harvested</w:t>
+      </w:r>
+      <w:r>
+        <w:rPr>
+          <w:rFonts w:ascii="맑은 고딕" w:hAnsi="맑은 고딕" w:eastAsia="맑은 고딕"/>
+          <w:sz w:val="21"/>
+        </w:rPr>
+        <w:t xml:space="preserve">의 </w:t>
+      </w:r>
+      <w:r>
+        <w:rPr>
+          <w:rFonts w:ascii="Consolas" w:hAnsi="Consolas" w:eastAsia="맑은 고딕"/>
+          <w:sz w:val="21"/>
+        </w:rPr>
+        <w:t xml:space="preserve">SCI</w:t>
+      </w:r>
+      <w:r>
+        <w:rPr>
+          <w:rFonts w:ascii="맑은 고딕" w:hAnsi="맑은 고딕" w:eastAsia="맑은 고딕"/>
+          <w:sz w:val="21"/>
+        </w:rPr>
+        <w:t xml:space="preserve">는 </w:t>
+      </w:r>
+      <w:r>
+        <w:rPr>
+          <w:rFonts w:ascii="Consolas" w:hAnsi="Consolas" w:eastAsia="맑은 고딕"/>
+          <w:sz w:val="21"/>
+        </w:rPr>
+        <w:t xml:space="preserve">StaticConnectIdentifier</w:t>
+      </w:r>
+      <w:r>
+        <w:rPr>
+          <w:rFonts w:ascii="맑은 고딕" w:hAnsi="맑은 고딕" w:eastAsia="맑은 고딕"/>
+          <w:sz w:val="21"/>
+        </w:rPr>
+        <w:t xml:space="preserve">다. 13.3.2에서 본 그 값이며, DMON이 리스너에서 그것을 알아냈다는 뜻이다.</w:t>
       </w:r>
     </w:p>
     <w:p>
       <w:r>
         <w:rPr>
-          <w:rFonts w:ascii="맑은 고딕" w:hAnsi="맑은 고딕" w:eastAsia="맑은 고딕"/>
-          <w:sz w:val="21"/>
-        </w:rPr>
-        <w:t>`chicago_CFG` 서비스도 눈에 띈다. Broker가 구성을 위해 스스로 등록한 서비스이며, 우리가 `listener.ora`에 적지 않았는데 생겼다.</w:t>
+          <w:rFonts w:ascii="Consolas" w:hAnsi="Consolas" w:eastAsia="맑은 고딕"/>
+          <w:sz w:val="21"/>
+        </w:rPr>
+        <w:t xml:space="preserve">chicago_CFG</w:t>
+      </w:r>
+      <w:r>
+        <w:rPr>
+          <w:rFonts w:ascii="맑은 고딕" w:hAnsi="맑은 고딕" w:eastAsia="맑은 고딕"/>
+          <w:sz w:val="21"/>
+        </w:rPr>
+        <w:t xml:space="preserve"> 서비스도 눈에 띈다. Broker가 구성을 위해 스스로 등록한 서비스이며, 우리가 </w:t>
+      </w:r>
+      <w:r>
+        <w:rPr>
+          <w:rFonts w:ascii="Consolas" w:hAnsi="Consolas" w:eastAsia="맑은 고딕"/>
+          <w:sz w:val="21"/>
+        </w:rPr>
+        <w:t xml:space="preserve">listener.ora</w:t>
+      </w:r>
+      <w:r>
+        <w:rPr>
+          <w:rFonts w:ascii="맑은 고딕" w:hAnsi="맑은 고딕" w:eastAsia="맑은 고딕"/>
+          <w:sz w:val="21"/>
+        </w:rPr>
+        <w:t xml:space="preserve">에 적지 않았는데 생겼다.</w:t>
       </w:r>
     </w:p>
     <w:p>
@@ -4729,10 +6321,10 @@
           <w:p>
             <w:r>
               <w:rPr>
-                <w:rFonts w:ascii="맑은 고딕" w:hAnsi="맑은 고딕" w:eastAsia="맑은 고딕"/>
-                <w:sz w:val="19"/>
-              </w:rPr>
-              <w:t>`Protection Mode`</w:t>
+                <w:rFonts w:ascii="Consolas" w:hAnsi="Consolas" w:eastAsia="맑은 고딕"/>
+                <w:sz w:val="19"/>
+              </w:rPr>
+              <w:t xml:space="preserve">Protection Mode</w:t>
             </w:r>
           </w:p>
         </w:tc>
@@ -4759,10 +6351,10 @@
           <w:p>
             <w:r>
               <w:rPr>
-                <w:rFonts w:ascii="맑은 고딕" w:hAnsi="맑은 고딕" w:eastAsia="맑은 고딕"/>
-                <w:sz w:val="19"/>
-              </w:rPr>
-              <w:t>`Members`</w:t>
+                <w:rFonts w:ascii="Consolas" w:hAnsi="Consolas" w:eastAsia="맑은 고딕"/>
+                <w:sz w:val="19"/>
+              </w:rPr>
+              <w:t xml:space="preserve">Members</w:t>
             </w:r>
           </w:p>
         </w:tc>
@@ -4789,10 +6381,10 @@
           <w:p>
             <w:r>
               <w:rPr>
-                <w:rFonts w:ascii="맑은 고딕" w:hAnsi="맑은 고딕" w:eastAsia="맑은 고딕"/>
-                <w:sz w:val="19"/>
-              </w:rPr>
-              <w:t>`Fast-Start Failover`</w:t>
+                <w:rFonts w:ascii="Consolas" w:hAnsi="Consolas" w:eastAsia="맑은 고딕"/>
+                <w:sz w:val="19"/>
+              </w:rPr>
+              <w:t xml:space="preserve">Fast-Start Failover</w:t>
             </w:r>
           </w:p>
         </w:tc>
@@ -4819,10 +6411,10 @@
           <w:p>
             <w:r>
               <w:rPr>
-                <w:rFonts w:ascii="맑은 고딕" w:hAnsi="맑은 고딕" w:eastAsia="맑은 고딕"/>
-                <w:sz w:val="19"/>
-              </w:rPr>
-              <w:t>`Configuration Status`</w:t>
+                <w:rFonts w:ascii="Consolas" w:hAnsi="Consolas" w:eastAsia="맑은 고딕"/>
+                <w:sz w:val="19"/>
+              </w:rPr>
+              <w:t xml:space="preserve">Configuration Status</w:t>
             </w:r>
           </w:p>
         </w:tc>
@@ -4849,10 +6441,10 @@
           <w:p>
             <w:r>
               <w:rPr>
-                <w:rFonts w:ascii="맑은 고딕" w:hAnsi="맑은 고딕" w:eastAsia="맑은 고딕"/>
-                <w:sz w:val="19"/>
-              </w:rPr>
-              <w:t>`status updated N seconds ago`</w:t>
+                <w:rFonts w:ascii="Consolas" w:hAnsi="Consolas" w:eastAsia="맑은 고딕"/>
+                <w:sz w:val="19"/>
+              </w:rPr>
+              <w:t xml:space="preserve">status updated N seconds ago</w:t>
             </w:r>
           </w:p>
         </w:tc>
@@ -4864,9 +6456,17 @@
             <w:r>
               <w:rPr>
                 <w:rFonts w:ascii="맑은 고딕" w:hAnsi="맑은 고딕" w:eastAsia="맑은 고딕"/>
-                <w:sz w:val="19"/>
-              </w:rPr>
-              <w:t>**판정 시점** — 실시간이 아니다</w:t>
+                <w:b/>
+                <w:sz w:val="19"/>
+              </w:rPr>
+              <w:t xml:space="preserve">판정 시점</w:t>
+            </w:r>
+            <w:r>
+              <w:rPr>
+                <w:rFonts w:ascii="맑은 고딕" w:hAnsi="맑은 고딕" w:eastAsia="맑은 고딕"/>
+                <w:sz w:val="19"/>
+              </w:rPr>
+              <w:t xml:space="preserve"> — 실시간이 아니다</w:t>
             </w:r>
           </w:p>
         </w:tc>
@@ -4879,16 +6479,38 @@
           <w:rFonts w:ascii="맑은 고딕" w:hAnsi="맑은 고딕" w:eastAsia="맑은 고딕"/>
           <w:sz w:val="21"/>
         </w:rPr>
-        <w:t>마지막 줄이 중요하다. Broker의 상태 판정은 주기적으로 갱신되므로 **방금 바꾼 것이 아직 반영되지 않았을 수 있다.** 명령을 실행하고 바로 조회해 이전 상태가 보이는 것은 오류가 아니다.</w:t>
+        <w:t xml:space="preserve">마지막 줄이 중요하다. Broker의 상태 판정은 주기적으로 갱신되므로 </w:t>
+      </w:r>
+      <w:r>
+        <w:rPr>
+          <w:rFonts w:ascii="맑은 고딕" w:hAnsi="맑은 고딕" w:eastAsia="맑은 고딕"/>
+          <w:b/>
+          <w:sz w:val="21"/>
+        </w:rPr>
+        <w:t xml:space="preserve">방금 바꾼 것이 아직 반영되지 않았을 수 있다.</w:t>
+      </w:r>
+      <w:r>
+        <w:rPr>
+          <w:rFonts w:ascii="맑은 고딕" w:hAnsi="맑은 고딕" w:eastAsia="맑은 고딕"/>
+          <w:sz w:val="21"/>
+        </w:rPr>
+        <w:t xml:space="preserve"> 명령을 실행하고 바로 조회해 이전 상태가 보이는 것은 오류가 아니다.</w:t>
       </w:r>
     </w:p>
     <w:p>
       <w:r>
         <w:rPr>
-          <w:rFonts w:ascii="맑은 고딕" w:hAnsi="맑은 고딕" w:eastAsia="맑은 고딕"/>
-          <w:sz w:val="21"/>
-        </w:rPr>
-        <w:t>`Configuration Status`가 가질 수 있는 값은 셋이다.</w:t>
+          <w:rFonts w:ascii="Consolas" w:hAnsi="Consolas" w:eastAsia="맑은 고딕"/>
+          <w:sz w:val="21"/>
+        </w:rPr>
+        <w:t xml:space="preserve">Configuration Status</w:t>
+      </w:r>
+      <w:r>
+        <w:rPr>
+          <w:rFonts w:ascii="맑은 고딕" w:hAnsi="맑은 고딕" w:eastAsia="맑은 고딕"/>
+          <w:sz w:val="21"/>
+        </w:rPr>
+        <w:t xml:space="preserve">가 가질 수 있는 값은 셋이다.</w:t>
       </w:r>
     </w:p>
     <w:tbl>
@@ -4943,10 +6565,10 @@
           <w:p>
             <w:r>
               <w:rPr>
-                <w:rFonts w:ascii="맑은 고딕" w:hAnsi="맑은 고딕" w:eastAsia="맑은 고딕"/>
-                <w:sz w:val="19"/>
-              </w:rPr>
-              <w:t>`SUCCESS`</w:t>
+                <w:rFonts w:ascii="Consolas" w:hAnsi="Consolas" w:eastAsia="맑은 고딕"/>
+                <w:sz w:val="19"/>
+              </w:rPr>
+              <w:t xml:space="preserve">SUCCESS</w:t>
             </w:r>
           </w:p>
         </w:tc>
@@ -4973,10 +6595,10 @@
           <w:p>
             <w:r>
               <w:rPr>
-                <w:rFonts w:ascii="맑은 고딕" w:hAnsi="맑은 고딕" w:eastAsia="맑은 고딕"/>
-                <w:sz w:val="19"/>
-              </w:rPr>
-              <w:t>`WARNING`</w:t>
+                <w:rFonts w:ascii="Consolas" w:hAnsi="Consolas" w:eastAsia="맑은 고딕"/>
+                <w:sz w:val="19"/>
+              </w:rPr>
+              <w:t xml:space="preserve">WARNING</w:t>
             </w:r>
           </w:p>
         </w:tc>
@@ -5003,10 +6625,10 @@
           <w:p>
             <w:r>
               <w:rPr>
-                <w:rFonts w:ascii="맑은 고딕" w:hAnsi="맑은 고딕" w:eastAsia="맑은 고딕"/>
-                <w:sz w:val="19"/>
-              </w:rPr>
-              <w:t>`ERROR`</w:t>
+                <w:rFonts w:ascii="Consolas" w:hAnsi="Consolas" w:eastAsia="맑은 고딕"/>
+                <w:sz w:val="19"/>
+              </w:rPr>
+              <w:t xml:space="preserve">ERROR</w:t>
             </w:r>
           </w:p>
         </w:tc>
@@ -5033,10 +6655,10 @@
           <w:p>
             <w:r>
               <w:rPr>
-                <w:rFonts w:ascii="맑은 고딕" w:hAnsi="맑은 고딕" w:eastAsia="맑은 고딕"/>
-                <w:sz w:val="19"/>
-              </w:rPr>
-              <w:t>`DISABLED`</w:t>
+                <w:rFonts w:ascii="Consolas" w:hAnsi="Consolas" w:eastAsia="맑은 고딕"/>
+                <w:sz w:val="19"/>
+              </w:rPr>
+              <w:t xml:space="preserve">DISABLED</w:t>
             </w:r>
           </w:p>
         </w:tc>
@@ -5230,10 +6852,26 @@
     <w:p>
       <w:r>
         <w:rPr>
-          <w:rFonts w:ascii="맑은 고딕" w:hAnsi="맑은 고딕" w:eastAsia="맑은 고딕"/>
-          <w:sz w:val="21"/>
-        </w:rPr>
-        <w:t>**`Intended State`**라는 표현을 눈여겨본다. "의도한 상태"다. Broker는 **목표 상태를 기억하고 실제를 거기에 맞추려 한다.**</w:t>
+          <w:rFonts w:ascii="Consolas" w:hAnsi="Consolas" w:eastAsia="맑은 고딕"/>
+          <w:b/>
+          <w:sz w:val="21"/>
+        </w:rPr>
+        <w:t xml:space="preserve">Intended State</w:t>
+      </w:r>
+      <w:r>
+        <w:rPr>
+          <w:rFonts w:ascii="맑은 고딕" w:hAnsi="맑은 고딕" w:eastAsia="맑은 고딕"/>
+          <w:sz w:val="21"/>
+        </w:rPr>
+        <w:t xml:space="preserve">라는 표현을 눈여겨본다. "의도한 상태"다. Broker는 </w:t>
+      </w:r>
+      <w:r>
+        <w:rPr>
+          <w:rFonts w:ascii="맑은 고딕" w:hAnsi="맑은 고딕" w:eastAsia="맑은 고딕"/>
+          <w:b/>
+          <w:sz w:val="21"/>
+        </w:rPr>
+        <w:t xml:space="preserve">목표 상태를 기억하고 실제를 거기에 맞추려 한다.</w:t>
       </w:r>
     </w:p>
     <w:tbl>
@@ -5319,10 +6957,10 @@
           <w:p>
             <w:r>
               <w:rPr>
-                <w:rFonts w:ascii="맑은 고딕" w:hAnsi="맑은 고딕" w:eastAsia="맑은 고딕"/>
-                <w:sz w:val="19"/>
-              </w:rPr>
-              <w:t>`TRANSPORT-ON`</w:t>
+                <w:rFonts w:ascii="Consolas" w:hAnsi="Consolas" w:eastAsia="맑은 고딕"/>
+                <w:sz w:val="19"/>
+              </w:rPr>
+              <w:t xml:space="preserve">TRANSPORT-ON</w:t>
             </w:r>
           </w:p>
         </w:tc>
@@ -5363,10 +7001,10 @@
           <w:p>
             <w:r>
               <w:rPr>
-                <w:rFonts w:ascii="맑은 고딕" w:hAnsi="맑은 고딕" w:eastAsia="맑은 고딕"/>
-                <w:sz w:val="19"/>
-              </w:rPr>
-              <w:t>`TRANSPORT-OFF`</w:t>
+                <w:rFonts w:ascii="Consolas" w:hAnsi="Consolas" w:eastAsia="맑은 고딕"/>
+                <w:sz w:val="19"/>
+              </w:rPr>
+              <w:t xml:space="preserve">TRANSPORT-OFF</w:t>
             </w:r>
           </w:p>
         </w:tc>
@@ -5407,10 +7045,10 @@
           <w:p>
             <w:r>
               <w:rPr>
-                <w:rFonts w:ascii="맑은 고딕" w:hAnsi="맑은 고딕" w:eastAsia="맑은 고딕"/>
-                <w:sz w:val="19"/>
-              </w:rPr>
-              <w:t>`APPLY-ON`</w:t>
+                <w:rFonts w:ascii="Consolas" w:hAnsi="Consolas" w:eastAsia="맑은 고딕"/>
+                <w:sz w:val="19"/>
+              </w:rPr>
+              <w:t xml:space="preserve">APPLY-ON</w:t>
             </w:r>
           </w:p>
         </w:tc>
@@ -5451,10 +7089,10 @@
           <w:p>
             <w:r>
               <w:rPr>
-                <w:rFonts w:ascii="맑은 고딕" w:hAnsi="맑은 고딕" w:eastAsia="맑은 고딕"/>
-                <w:sz w:val="19"/>
-              </w:rPr>
-              <w:t>`APPLY-OFF`</w:t>
+                <w:rFonts w:ascii="Consolas" w:hAnsi="Consolas" w:eastAsia="맑은 고딕"/>
+                <w:sz w:val="19"/>
+              </w:rPr>
+              <w:t xml:space="preserve">APPLY-OFF</w:t>
             </w:r>
           </w:p>
         </w:tc>
@@ -5704,16 +7342,79 @@
           <w:rFonts w:ascii="맑은 고딕" w:hAnsi="맑은 고딕" w:eastAsia="맑은 고딕"/>
           <w:sz w:val="21"/>
         </w:rPr>
-        <w:t>7장에서 `V$DATAGUARD_STATS`로 조회하던 두 지연이 여기 그대로 나온다. `(computed N seconds ago)`가 붙는 것도 같은 성격이다. 순간값이 아니라 계산 시점이 있다.</w:t>
+        <w:t xml:space="preserve">7장에서 </w:t>
+      </w:r>
+      <w:r>
+        <w:rPr>
+          <w:rFonts w:ascii="Consolas" w:hAnsi="Consolas" w:eastAsia="맑은 고딕"/>
+          <w:sz w:val="21"/>
+        </w:rPr>
+        <w:t xml:space="preserve">V$DATAGUARD_STATS</w:t>
+      </w:r>
+      <w:r>
+        <w:rPr>
+          <w:rFonts w:ascii="맑은 고딕" w:hAnsi="맑은 고딕" w:eastAsia="맑은 고딕"/>
+          <w:sz w:val="21"/>
+        </w:rPr>
+        <w:t xml:space="preserve">로 조회하던 두 지연이 여기 그대로 나온다. </w:t>
+      </w:r>
+      <w:r>
+        <w:rPr>
+          <w:rFonts w:ascii="Consolas" w:hAnsi="Consolas" w:eastAsia="맑은 고딕"/>
+          <w:sz w:val="21"/>
+        </w:rPr>
+        <w:t xml:space="preserve">(computed N seconds ago)</w:t>
+      </w:r>
+      <w:r>
+        <w:rPr>
+          <w:rFonts w:ascii="맑은 고딕" w:hAnsi="맑은 고딕" w:eastAsia="맑은 고딕"/>
+          <w:sz w:val="21"/>
+        </w:rPr>
+        <w:t xml:space="preserve">가 붙는 것도 같은 성격이다. 순간값이 아니라 계산 시점이 있다.</w:t>
       </w:r>
     </w:p>
     <w:p>
       <w:r>
         <w:rPr>
-          <w:rFonts w:ascii="맑은 고딕" w:hAnsi="맑은 고딕" w:eastAsia="맑은 고딕"/>
-          <w:sz w:val="21"/>
-        </w:rPr>
-        <w:t>`Real Time Query`는 9장의 ADG 여부다. `OFF`이면 Standby가 `MOUNTED`이거나 적용이 꺼져 있다는 뜻이다.</w:t>
+          <w:rFonts w:ascii="Consolas" w:hAnsi="Consolas" w:eastAsia="맑은 고딕"/>
+          <w:sz w:val="21"/>
+        </w:rPr>
+        <w:t xml:space="preserve">Real Time Query</w:t>
+      </w:r>
+      <w:r>
+        <w:rPr>
+          <w:rFonts w:ascii="맑은 고딕" w:hAnsi="맑은 고딕" w:eastAsia="맑은 고딕"/>
+          <w:sz w:val="21"/>
+        </w:rPr>
+        <w:t xml:space="preserve">는 9장의 ADG 여부다. </w:t>
+      </w:r>
+      <w:r>
+        <w:rPr>
+          <w:rFonts w:ascii="Consolas" w:hAnsi="Consolas" w:eastAsia="맑은 고딕"/>
+          <w:sz w:val="21"/>
+        </w:rPr>
+        <w:t xml:space="preserve">OFF</w:t>
+      </w:r>
+      <w:r>
+        <w:rPr>
+          <w:rFonts w:ascii="맑은 고딕" w:hAnsi="맑은 고딕" w:eastAsia="맑은 고딕"/>
+          <w:sz w:val="21"/>
+        </w:rPr>
+        <w:t xml:space="preserve">이면 Standby가 </w:t>
+      </w:r>
+      <w:r>
+        <w:rPr>
+          <w:rFonts w:ascii="Consolas" w:hAnsi="Consolas" w:eastAsia="맑은 고딕"/>
+          <w:sz w:val="21"/>
+        </w:rPr>
+        <w:t xml:space="preserve">MOUNTED</w:t>
+      </w:r>
+      <w:r>
+        <w:rPr>
+          <w:rFonts w:ascii="맑은 고딕" w:hAnsi="맑은 고딕" w:eastAsia="맑은 고딕"/>
+          <w:sz w:val="21"/>
+        </w:rPr>
+        <w:t xml:space="preserve">이거나 적용이 꺼져 있다는 뜻이다.</w:t>
       </w:r>
     </w:p>
     <w:p>
@@ -5873,9 +7574,17 @@
       <w:r>
         <w:rPr>
           <w:rFonts w:ascii="맑은 고딕" w:hAnsi="맑은 고딕" w:eastAsia="맑은 고딕"/>
-          <w:sz w:val="21"/>
-        </w:rPr>
-        <w:t>**ORA-16809**는 "이 멤버에 경고가 여러 개 있다"는 요약이다. 자세히 보려면 그 멤버를 조회한다.</w:t>
+          <w:b/>
+          <w:sz w:val="21"/>
+        </w:rPr>
+        <w:t xml:space="preserve">ORA-16809</w:t>
+      </w:r>
+      <w:r>
+        <w:rPr>
+          <w:rFonts w:ascii="맑은 고딕" w:hAnsi="맑은 고딕" w:eastAsia="맑은 고딕"/>
+          <w:sz w:val="21"/>
+        </w:rPr>
+        <w:t xml:space="preserve">는 "이 멤버에 경고가 여러 개 있다"는 요약이다. 자세히 보려면 그 멤버를 조회한다.</w:t>
       </w:r>
     </w:p>
     <w:tbl>
@@ -6118,36 +7827,116 @@
       <w:r>
         <w:rPr>
           <w:rFonts w:ascii="맑은 고딕" w:hAnsi="맑은 고딕" w:eastAsia="맑은 고딕"/>
-          <w:sz w:val="21"/>
-        </w:rPr>
-        <w:t>**① `Intended State`는 `APPLY-ON`인데 실제로는 멈춰 있다.** ORA-16766이 그것을 말한다. Broker는 목표를 알지만 달성하지 못한 상태다.</w:t>
+          <w:b/>
+          <w:sz w:val="21"/>
+        </w:rPr>
+        <w:t xml:space="preserve">① </w:t>
+      </w:r>
+      <w:r>
+        <w:rPr>
+          <w:rFonts w:ascii="Consolas" w:hAnsi="Consolas" w:eastAsia="맑은 고딕"/>
+          <w:b/>
+          <w:sz w:val="21"/>
+        </w:rPr>
+        <w:t xml:space="preserve">Intended State</w:t>
+      </w:r>
+      <w:r>
+        <w:rPr>
+          <w:rFonts w:ascii="맑은 고딕" w:hAnsi="맑은 고딕" w:eastAsia="맑은 고딕"/>
+          <w:b/>
+          <w:sz w:val="21"/>
+        </w:rPr>
+        <w:t xml:space="preserve">는 </w:t>
+      </w:r>
+      <w:r>
+        <w:rPr>
+          <w:rFonts w:ascii="Consolas" w:hAnsi="Consolas" w:eastAsia="맑은 고딕"/>
+          <w:b/>
+          <w:sz w:val="21"/>
+        </w:rPr>
+        <w:t xml:space="preserve">APPLY-ON</w:t>
+      </w:r>
+      <w:r>
+        <w:rPr>
+          <w:rFonts w:ascii="맑은 고딕" w:hAnsi="맑은 고딕" w:eastAsia="맑은 고딕"/>
+          <w:b/>
+          <w:sz w:val="21"/>
+        </w:rPr>
+        <w:t xml:space="preserve">인데 실제로는 멈춰 있다.</w:t>
+      </w:r>
+      <w:r>
+        <w:rPr>
+          <w:rFonts w:ascii="맑은 고딕" w:hAnsi="맑은 고딕" w:eastAsia="맑은 고딕"/>
+          <w:sz w:val="21"/>
+        </w:rPr>
+        <w:t xml:space="preserve"> ORA-16766이 그것을 말한다. Broker는 목표를 알지만 달성하지 못한 상태다.</w:t>
       </w:r>
     </w:p>
     <w:p>
       <w:r>
         <w:rPr>
           <w:rFonts w:ascii="맑은 고딕" w:hAnsi="맑은 고딕" w:eastAsia="맑은 고딕"/>
-          <w:sz w:val="21"/>
-        </w:rPr>
-        <w:t>**② `Apply Lag`이 13125일이다.** 상식적인 값이 아니다. 적용이 완전히 멈춰 진척 기록이 무의미해졌다는 신호다.</w:t>
+          <w:b/>
+          <w:sz w:val="21"/>
+        </w:rPr>
+        <w:t xml:space="preserve">② </w:t>
+      </w:r>
+      <w:r>
+        <w:rPr>
+          <w:rFonts w:ascii="Consolas" w:hAnsi="Consolas" w:eastAsia="맑은 고딕"/>
+          <w:b/>
+          <w:sz w:val="21"/>
+        </w:rPr>
+        <w:t xml:space="preserve">Apply Lag</w:t>
+      </w:r>
+      <w:r>
+        <w:rPr>
+          <w:rFonts w:ascii="맑은 고딕" w:hAnsi="맑은 고딕" w:eastAsia="맑은 고딕"/>
+          <w:b/>
+          <w:sz w:val="21"/>
+        </w:rPr>
+        <w:t xml:space="preserve">이 13125일이다.</w:t>
+      </w:r>
+      <w:r>
+        <w:rPr>
+          <w:rFonts w:ascii="맑은 고딕" w:hAnsi="맑은 고딕" w:eastAsia="맑은 고딕"/>
+          <w:sz w:val="21"/>
+        </w:rPr>
+        <w:t xml:space="preserve"> 상식적인 값이 아니다. 적용이 완전히 멈춰 진척 기록이 무의미해졌다는 신호다.</w:t>
       </w:r>
     </w:p>
     <w:p>
       <w:r>
         <w:rPr>
           <w:rFonts w:ascii="맑은 고딕" w:hAnsi="맑은 고딕" w:eastAsia="맑은 고딕"/>
-          <w:sz w:val="21"/>
-        </w:rPr>
-        <w:t>**③ ORA-16853은 결과이지 원인이 아니다.** 지연이 임계값을 넘었다는 경고인데, 지연이 커진 이유는 ①에 있다.</w:t>
+          <w:b/>
+          <w:sz w:val="21"/>
+        </w:rPr>
+        <w:t xml:space="preserve">③ ORA-16853은 결과이지 원인이 아니다.</w:t>
+      </w:r>
+      <w:r>
+        <w:rPr>
+          <w:rFonts w:ascii="맑은 고딕" w:hAnsi="맑은 고딕" w:eastAsia="맑은 고딕"/>
+          <w:sz w:val="21"/>
+        </w:rPr>
+        <w:t xml:space="preserve"> 지연이 임계값을 넘었다는 경고인데, 지연이 커진 이유는 ①에 있다.</w:t>
       </w:r>
     </w:p>
     <w:p>
       <w:r>
         <w:rPr>
           <w:rFonts w:ascii="맑은 고딕" w:hAnsi="맑은 고딕" w:eastAsia="맑은 고딕"/>
-          <w:sz w:val="21"/>
-        </w:rPr>
-        <w:t>**여러 오류가 함께 보일 때는 인과를 가려야 한다.** 여기서는 ORA-16766이 원인이고 ORA-16853은 그 결과이며 ORA-16809는 둘을 묶은 요약이다. 고쳐야 할 것은 하나뿐이다.</w:t>
+          <w:b/>
+          <w:sz w:val="21"/>
+        </w:rPr>
+        <w:t xml:space="preserve">여러 오류가 함께 보일 때는 인과를 가려야 한다.</w:t>
+      </w:r>
+      <w:r>
+        <w:rPr>
+          <w:rFonts w:ascii="맑은 고딕" w:hAnsi="맑은 고딕" w:eastAsia="맑은 고딕"/>
+          <w:sz w:val="21"/>
+        </w:rPr>
+        <w:t xml:space="preserve"> 여기서는 ORA-16766이 원인이고 ORA-16853은 그 결과이며 ORA-16809는 둘을 묶은 요약이다. 고쳐야 할 것은 하나뿐이다.</w:t>
       </w:r>
     </w:p>
     <w:tbl>
@@ -6182,9 +7971,33 @@
             <w:r>
               <w:rPr>
                 <w:rFonts w:ascii="맑은 고딕" w:hAnsi="맑은 고딕" w:eastAsia="맑은 고딕"/>
+                <w:b/>
                 <w:sz w:val="20"/>
               </w:rPr>
-              <w:t>**① `SHOW CONFIGURATION`으로 어느 멤버인지 좁힌다.** ORA-16809 같은 요약만 나오므로 범위를 정하는 용도다.</w:t>
+              <w:t xml:space="preserve">① </w:t>
+            </w:r>
+            <w:r>
+              <w:rPr>
+                <w:rFonts w:ascii="Consolas" w:hAnsi="Consolas" w:eastAsia="맑은 고딕"/>
+                <w:b/>
+                <w:sz w:val="20"/>
+              </w:rPr>
+              <w:t xml:space="preserve">SHOW CONFIGURATION</w:t>
+            </w:r>
+            <w:r>
+              <w:rPr>
+                <w:rFonts w:ascii="맑은 고딕" w:hAnsi="맑은 고딕" w:eastAsia="맑은 고딕"/>
+                <w:b/>
+                <w:sz w:val="20"/>
+              </w:rPr>
+              <w:t xml:space="preserve">으로 어느 멤버인지 좁힌다.</w:t>
+            </w:r>
+            <w:r>
+              <w:rPr>
+                <w:rFonts w:ascii="맑은 고딕" w:hAnsi="맑은 고딕" w:eastAsia="맑은 고딕"/>
+                <w:sz w:val="20"/>
+              </w:rPr>
+              <w:t xml:space="preserve"> ORA-16809 같은 요약만 나오므로 범위를 정하는 용도다.</w:t>
             </w:r>
           </w:p>
           <w:p>
@@ -6194,9 +8007,61 @@
             <w:r>
               <w:rPr>
                 <w:rFonts w:ascii="맑은 고딕" w:hAnsi="맑은 고딕" w:eastAsia="맑은 고딕"/>
+                <w:b/>
                 <w:sz w:val="20"/>
               </w:rPr>
-              <w:t>**② `SHOW DATABASE '&lt;멤버&gt;'`로 목록을 본다.** `Database Error(s)`가 원인이고 `Database Warning(s)`은 대개 결과다.</w:t>
+              <w:t xml:space="preserve">② </w:t>
+            </w:r>
+            <w:r>
+              <w:rPr>
+                <w:rFonts w:ascii="Consolas" w:hAnsi="Consolas" w:eastAsia="맑은 고딕"/>
+                <w:b/>
+                <w:sz w:val="20"/>
+              </w:rPr>
+              <w:t xml:space="preserve">SHOW DATABASE '&lt;멤버&gt;'</w:t>
+            </w:r>
+            <w:r>
+              <w:rPr>
+                <w:rFonts w:ascii="맑은 고딕" w:hAnsi="맑은 고딕" w:eastAsia="맑은 고딕"/>
+                <w:b/>
+                <w:sz w:val="20"/>
+              </w:rPr>
+              <w:t xml:space="preserve">로 목록을 본다.</w:t>
+            </w:r>
+            <w:r>
+              <w:rPr>
+                <w:rFonts w:ascii="맑은 고딕" w:hAnsi="맑은 고딕" w:eastAsia="맑은 고딕"/>
+                <w:sz w:val="20"/>
+              </w:rPr>
+              <w:t xml:space="preserve"> </w:t>
+            </w:r>
+            <w:r>
+              <w:rPr>
+                <w:rFonts w:ascii="Consolas" w:hAnsi="Consolas" w:eastAsia="맑은 고딕"/>
+                <w:sz w:val="20"/>
+              </w:rPr>
+              <w:t xml:space="preserve">Database Error(s)</w:t>
+            </w:r>
+            <w:r>
+              <w:rPr>
+                <w:rFonts w:ascii="맑은 고딕" w:hAnsi="맑은 고딕" w:eastAsia="맑은 고딕"/>
+                <w:sz w:val="20"/>
+              </w:rPr>
+              <w:t xml:space="preserve">가 원인이고 </w:t>
+            </w:r>
+            <w:r>
+              <w:rPr>
+                <w:rFonts w:ascii="Consolas" w:hAnsi="Consolas" w:eastAsia="맑은 고딕"/>
+                <w:sz w:val="20"/>
+              </w:rPr>
+              <w:t xml:space="preserve">Database Warning(s)</w:t>
+            </w:r>
+            <w:r>
+              <w:rPr>
+                <w:rFonts w:ascii="맑은 고딕" w:hAnsi="맑은 고딕" w:eastAsia="맑은 고딕"/>
+                <w:sz w:val="20"/>
+              </w:rPr>
+              <w:t xml:space="preserve">은 대개 결과다.</w:t>
             </w:r>
           </w:p>
           <w:p>
@@ -6206,9 +8071,33 @@
             <w:r>
               <w:rPr>
                 <w:rFonts w:ascii="맑은 고딕" w:hAnsi="맑은 고딕" w:eastAsia="맑은 고딕"/>
+                <w:b/>
                 <w:sz w:val="20"/>
               </w:rPr>
-              <w:t>**③ `Intended State`와 실제를 비교한다.** 둘이 다르면 Broker가 목표를 달성하지 못한 것이다.</w:t>
+              <w:t xml:space="preserve">③ </w:t>
+            </w:r>
+            <w:r>
+              <w:rPr>
+                <w:rFonts w:ascii="Consolas" w:hAnsi="Consolas" w:eastAsia="맑은 고딕"/>
+                <w:b/>
+                <w:sz w:val="20"/>
+              </w:rPr>
+              <w:t xml:space="preserve">Intended State</w:t>
+            </w:r>
+            <w:r>
+              <w:rPr>
+                <w:rFonts w:ascii="맑은 고딕" w:hAnsi="맑은 고딕" w:eastAsia="맑은 고딕"/>
+                <w:b/>
+                <w:sz w:val="20"/>
+              </w:rPr>
+              <w:t xml:space="preserve">와 실제를 비교한다.</w:t>
+            </w:r>
+            <w:r>
+              <w:rPr>
+                <w:rFonts w:ascii="맑은 고딕" w:hAnsi="맑은 고딕" w:eastAsia="맑은 고딕"/>
+                <w:sz w:val="20"/>
+              </w:rPr>
+              <w:t xml:space="preserve"> 둘이 다르면 Broker가 목표를 달성하지 못한 것이다.</w:t>
             </w:r>
           </w:p>
           <w:p>
@@ -6218,9 +8107,59 @@
             <w:r>
               <w:rPr>
                 <w:rFonts w:ascii="맑은 고딕" w:hAnsi="맑은 고딕" w:eastAsia="맑은 고딕"/>
+                <w:b/>
                 <w:sz w:val="20"/>
               </w:rPr>
-              <w:t>**④ SQL로 교차 확인한다.** `V$DATABASE.OPEN_MODE`, `V$ARCHIVE_DEST_STATUS.RECOVERY_MODE`, `V$MANAGED_STANDBY`를 본다. Broker의 판정은 주기적이라 늦을 수 있다.</w:t>
+              <w:t xml:space="preserve">④ SQL로 교차 확인한다.</w:t>
+            </w:r>
+            <w:r>
+              <w:rPr>
+                <w:rFonts w:ascii="맑은 고딕" w:hAnsi="맑은 고딕" w:eastAsia="맑은 고딕"/>
+                <w:sz w:val="20"/>
+              </w:rPr>
+              <w:t xml:space="preserve"> </w:t>
+            </w:r>
+            <w:r>
+              <w:rPr>
+                <w:rFonts w:ascii="Consolas" w:hAnsi="Consolas" w:eastAsia="맑은 고딕"/>
+                <w:sz w:val="20"/>
+              </w:rPr>
+              <w:t xml:space="preserve">V$DATABASE.OPEN_MODE</w:t>
+            </w:r>
+            <w:r>
+              <w:rPr>
+                <w:rFonts w:ascii="맑은 고딕" w:hAnsi="맑은 고딕" w:eastAsia="맑은 고딕"/>
+                <w:sz w:val="20"/>
+              </w:rPr>
+              <w:t xml:space="preserve">, </w:t>
+            </w:r>
+            <w:r>
+              <w:rPr>
+                <w:rFonts w:ascii="Consolas" w:hAnsi="Consolas" w:eastAsia="맑은 고딕"/>
+                <w:sz w:val="20"/>
+              </w:rPr>
+              <w:t xml:space="preserve">V$ARCHIVE_DEST_STATUS.RECOVERY_MODE</w:t>
+            </w:r>
+            <w:r>
+              <w:rPr>
+                <w:rFonts w:ascii="맑은 고딕" w:hAnsi="맑은 고딕" w:eastAsia="맑은 고딕"/>
+                <w:sz w:val="20"/>
+              </w:rPr>
+              <w:t xml:space="preserve">, </w:t>
+            </w:r>
+            <w:r>
+              <w:rPr>
+                <w:rFonts w:ascii="Consolas" w:hAnsi="Consolas" w:eastAsia="맑은 고딕"/>
+                <w:sz w:val="20"/>
+              </w:rPr>
+              <w:t xml:space="preserve">V$MANAGED_STANDBY</w:t>
+            </w:r>
+            <w:r>
+              <w:rPr>
+                <w:rFonts w:ascii="맑은 고딕" w:hAnsi="맑은 고딕" w:eastAsia="맑은 고딕"/>
+                <w:sz w:val="20"/>
+              </w:rPr>
+              <w:t xml:space="preserve">를 본다. Broker의 판정은 주기적이라 늦을 수 있다.</w:t>
             </w:r>
           </w:p>
           <w:p>
@@ -6230,9 +8169,33 @@
             <w:r>
               <w:rPr>
                 <w:rFonts w:ascii="맑은 고딕" w:hAnsi="맑은 고딕" w:eastAsia="맑은 고딕"/>
+                <w:b/>
                 <w:sz w:val="20"/>
               </w:rPr>
-              <w:t>**⑤ `drc&lt;이름&gt;.log`와 알림 로그를 본다.** Broker가 무엇을 시도했고 왜 실패했는지 여기 남는다. 실제 원인은 대개 알림 로그에 있다.</w:t>
+              <w:t xml:space="preserve">⑤ </w:t>
+            </w:r>
+            <w:r>
+              <w:rPr>
+                <w:rFonts w:ascii="Consolas" w:hAnsi="Consolas" w:eastAsia="맑은 고딕"/>
+                <w:b/>
+                <w:sz w:val="20"/>
+              </w:rPr>
+              <w:t xml:space="preserve">drc&lt;이름&gt;.log</w:t>
+            </w:r>
+            <w:r>
+              <w:rPr>
+                <w:rFonts w:ascii="맑은 고딕" w:hAnsi="맑은 고딕" w:eastAsia="맑은 고딕"/>
+                <w:b/>
+                <w:sz w:val="20"/>
+              </w:rPr>
+              <w:t xml:space="preserve">와 알림 로그를 본다.</w:t>
+            </w:r>
+            <w:r>
+              <w:rPr>
+                <w:rFonts w:ascii="맑은 고딕" w:hAnsi="맑은 고딕" w:eastAsia="맑은 고딕"/>
+                <w:sz w:val="20"/>
+              </w:rPr>
+              <w:t xml:space="preserve"> Broker가 무엇을 시도했고 왜 실패했는지 여기 남는다. 실제 원인은 대개 알림 로그에 있다.</w:t>
             </w:r>
           </w:p>
           <w:p>
@@ -6244,7 +8207,22 @@
                 <w:rFonts w:ascii="맑은 고딕" w:hAnsi="맑은 고딕" w:eastAsia="맑은 고딕"/>
                 <w:sz w:val="20"/>
               </w:rPr>
-              <w:t>⑤가 특히 중요하다. Broker는 "적용이 멈췄다"까지만 말하고 **왜 멈췄는지는 말하지 않는다.** 그 답은 알림 로그에 있다.</w:t>
+              <w:t xml:space="preserve">⑤가 특히 중요하다. Broker는 "적용이 멈췄다"까지만 말하고 </w:t>
+            </w:r>
+            <w:r>
+              <w:rPr>
+                <w:rFonts w:ascii="맑은 고딕" w:hAnsi="맑은 고딕" w:eastAsia="맑은 고딕"/>
+                <w:b/>
+                <w:sz w:val="20"/>
+              </w:rPr>
+              <w:t xml:space="preserve">왜 멈췄는지는 말하지 않는다.</w:t>
+            </w:r>
+            <w:r>
+              <w:rPr>
+                <w:rFonts w:ascii="맑은 고딕" w:hAnsi="맑은 고딕" w:eastAsia="맑은 고딕"/>
+                <w:sz w:val="20"/>
+              </w:rPr>
+              <w:t xml:space="preserve"> 그 답은 알림 로그에 있다.</w:t>
             </w:r>
           </w:p>
         </w:tc>
@@ -6631,7 +8609,21 @@
           <w:rFonts w:ascii="맑은 고딕" w:hAnsi="맑은 고딕" w:eastAsia="맑은 고딕"/>
           <w:sz w:val="21"/>
         </w:rPr>
-        <w:t>열네 개다. 절반이 `FastStartFailover`로 시작하는데 14장에서 다룬다.</w:t>
+        <w:t xml:space="preserve">열네 개다. 절반이 </w:t>
+      </w:r>
+      <w:r>
+        <w:rPr>
+          <w:rFonts w:ascii="Consolas" w:hAnsi="Consolas" w:eastAsia="맑은 고딕"/>
+          <w:sz w:val="21"/>
+        </w:rPr>
+        <w:t xml:space="preserve">FastStartFailover</w:t>
+      </w:r>
+      <w:r>
+        <w:rPr>
+          <w:rFonts w:ascii="맑은 고딕" w:hAnsi="맑은 고딕" w:eastAsia="맑은 고딕"/>
+          <w:sz w:val="21"/>
+        </w:rPr>
+        <w:t xml:space="preserve">로 시작하는데 14장에서 다룬다.</w:t>
       </w:r>
     </w:p>
     <w:p>
@@ -6712,10 +8704,10 @@
           <w:p>
             <w:r>
               <w:rPr>
-                <w:rFonts w:ascii="맑은 고딕" w:hAnsi="맑은 고딕" w:eastAsia="맑은 고딕"/>
-                <w:sz w:val="19"/>
-              </w:rPr>
-              <w:t>`OperationTimeout`</w:t>
+                <w:rFonts w:ascii="Consolas" w:hAnsi="Consolas" w:eastAsia="맑은 고딕"/>
+                <w:sz w:val="19"/>
+              </w:rPr>
+              <w:t xml:space="preserve">OperationTimeout</w:t>
             </w:r>
           </w:p>
         </w:tc>
@@ -6756,10 +8748,10 @@
           <w:p>
             <w:r>
               <w:rPr>
-                <w:rFonts w:ascii="맑은 고딕" w:hAnsi="맑은 고딕" w:eastAsia="맑은 고딕"/>
-                <w:sz w:val="19"/>
-              </w:rPr>
-              <w:t>`CommunicationTimeout`</w:t>
+                <w:rFonts w:ascii="Consolas" w:hAnsi="Consolas" w:eastAsia="맑은 고딕"/>
+                <w:sz w:val="19"/>
+              </w:rPr>
+              <w:t xml:space="preserve">CommunicationTimeout</w:t>
             </w:r>
           </w:p>
         </w:tc>
@@ -6800,10 +8792,10 @@
           <w:p>
             <w:r>
               <w:rPr>
-                <w:rFonts w:ascii="맑은 고딕" w:hAnsi="맑은 고딕" w:eastAsia="맑은 고딕"/>
-                <w:sz w:val="19"/>
-              </w:rPr>
-              <w:t>`ConfigurationWideServiceName`</w:t>
+                <w:rFonts w:ascii="Consolas" w:hAnsi="Consolas" w:eastAsia="맑은 고딕"/>
+                <w:sz w:val="19"/>
+              </w:rPr>
+              <w:t xml:space="preserve">ConfigurationWideServiceName</w:t>
             </w:r>
           </w:p>
         </w:tc>
@@ -6814,10 +8806,10 @@
           <w:p>
             <w:r>
               <w:rPr>
-                <w:rFonts w:ascii="맑은 고딕" w:hAnsi="맑은 고딕" w:eastAsia="맑은 고딕"/>
-                <w:sz w:val="19"/>
-              </w:rPr>
-              <w:t>`chicago_CFG`</w:t>
+                <w:rFonts w:ascii="Consolas" w:hAnsi="Consolas" w:eastAsia="맑은 고딕"/>
+                <w:sz w:val="19"/>
+              </w:rPr>
+              <w:t xml:space="preserve">chicago_CFG</w:t>
             </w:r>
           </w:p>
         </w:tc>
@@ -6841,10 +8833,46 @@
     <w:p>
       <w:r>
         <w:rPr>
-          <w:rFonts w:ascii="맑은 고딕" w:hAnsi="맑은 고딕" w:eastAsia="맑은 고딕"/>
-          <w:sz w:val="21"/>
-        </w:rPr>
-        <w:t>**`chicago_CFG`**가 13.6.3의 Broker 로그에 나왔던 그 이름이다. `listener.ora`에 적지 않았는데 등록된 이유가 여기 있다. Broker가 구성 전체를 가리키는 서비스를 스스로 만들고 `ALTER SYSTEM REGISTER`로 리스너에 알린다.</w:t>
+          <w:rFonts w:ascii="Consolas" w:hAnsi="Consolas" w:eastAsia="맑은 고딕"/>
+          <w:b/>
+          <w:sz w:val="21"/>
+        </w:rPr>
+        <w:t xml:space="preserve">chicago_CFG</w:t>
+      </w:r>
+      <w:r>
+        <w:rPr>
+          <w:rFonts w:ascii="맑은 고딕" w:hAnsi="맑은 고딕" w:eastAsia="맑은 고딕"/>
+          <w:sz w:val="21"/>
+        </w:rPr>
+        <w:t xml:space="preserve">가 13.6.3의 Broker 로그에 나왔던 그 이름이다. </w:t>
+      </w:r>
+      <w:r>
+        <w:rPr>
+          <w:rFonts w:ascii="Consolas" w:hAnsi="Consolas" w:eastAsia="맑은 고딕"/>
+          <w:sz w:val="21"/>
+        </w:rPr>
+        <w:t xml:space="preserve">listener.ora</w:t>
+      </w:r>
+      <w:r>
+        <w:rPr>
+          <w:rFonts w:ascii="맑은 고딕" w:hAnsi="맑은 고딕" w:eastAsia="맑은 고딕"/>
+          <w:sz w:val="21"/>
+        </w:rPr>
+        <w:t xml:space="preserve">에 적지 않았는데 등록된 이유가 여기 있다. Broker가 구성 전체를 가리키는 서비스를 스스로 만들고 </w:t>
+      </w:r>
+      <w:r>
+        <w:rPr>
+          <w:rFonts w:ascii="Consolas" w:hAnsi="Consolas" w:eastAsia="맑은 고딕"/>
+          <w:sz w:val="21"/>
+        </w:rPr>
+        <w:t xml:space="preserve">ALTER SYSTEM REGISTER</w:t>
+      </w:r>
+      <w:r>
+        <w:rPr>
+          <w:rFonts w:ascii="맑은 고딕" w:hAnsi="맑은 고딕" w:eastAsia="맑은 고딕"/>
+          <w:sz w:val="21"/>
+        </w:rPr>
+        <w:t xml:space="preserve">로 리스너에 알린다.</w:t>
       </w:r>
     </w:p>
     <w:p>
@@ -6853,7 +8881,43 @@
           <w:rFonts w:ascii="맑은 고딕" w:hAnsi="맑은 고딕" w:eastAsia="맑은 고딕"/>
           <w:sz w:val="21"/>
         </w:rPr>
-        <w:t>이름은 Primary의 `DB_UNIQUE_NAME`에 `_CFG`를 붙인 형태다. 역할이 바뀌어도 이 이름은 유지되므로, **구성에 접속할 때 어느 노드가 Primary인지 몰라도 된다.**</w:t>
+        <w:t xml:space="preserve">이름은 Primary의 </w:t>
+      </w:r>
+      <w:r>
+        <w:rPr>
+          <w:rFonts w:ascii="Consolas" w:hAnsi="Consolas" w:eastAsia="맑은 고딕"/>
+          <w:sz w:val="21"/>
+        </w:rPr>
+        <w:t xml:space="preserve">DB_UNIQUE_NAME</w:t>
+      </w:r>
+      <w:r>
+        <w:rPr>
+          <w:rFonts w:ascii="맑은 고딕" w:hAnsi="맑은 고딕" w:eastAsia="맑은 고딕"/>
+          <w:sz w:val="21"/>
+        </w:rPr>
+        <w:t xml:space="preserve">에 </w:t>
+      </w:r>
+      <w:r>
+        <w:rPr>
+          <w:rFonts w:ascii="Consolas" w:hAnsi="Consolas" w:eastAsia="맑은 고딕"/>
+          <w:sz w:val="21"/>
+        </w:rPr>
+        <w:t xml:space="preserve">_CFG</w:t>
+      </w:r>
+      <w:r>
+        <w:rPr>
+          <w:rFonts w:ascii="맑은 고딕" w:hAnsi="맑은 고딕" w:eastAsia="맑은 고딕"/>
+          <w:sz w:val="21"/>
+        </w:rPr>
+        <w:t xml:space="preserve">를 붙인 형태다. 역할이 바뀌어도 이 이름은 유지되므로, </w:t>
+      </w:r>
+      <w:r>
+        <w:rPr>
+          <w:rFonts w:ascii="맑은 고딕" w:hAnsi="맑은 고딕" w:eastAsia="맑은 고딕"/>
+          <w:b/>
+          <w:sz w:val="21"/>
+        </w:rPr>
+        <w:t xml:space="preserve">구성에 접속할 때 어느 노드가 Primary인지 몰라도 된다.</w:t>
       </w:r>
     </w:p>
     <w:p>
@@ -6870,7 +8934,21 @@
           <w:rFonts w:ascii="맑은 고딕" w:hAnsi="맑은 고딕" w:eastAsia="맑은 고딕"/>
           <w:sz w:val="21"/>
         </w:rPr>
-        <w:t>DGMGRL의 명령은 많지 않다. `help`로 전체를 볼 수 있다.</w:t>
+        <w:t xml:space="preserve">DGMGRL의 명령은 많지 않다. </w:t>
+      </w:r>
+      <w:r>
+        <w:rPr>
+          <w:rFonts w:ascii="Consolas" w:hAnsi="Consolas" w:eastAsia="맑은 고딕"/>
+          <w:sz w:val="21"/>
+        </w:rPr>
+        <w:t xml:space="preserve">help</w:t>
+      </w:r>
+      <w:r>
+        <w:rPr>
+          <w:rFonts w:ascii="맑은 고딕" w:hAnsi="맑은 고딕" w:eastAsia="맑은 고딕"/>
+          <w:sz w:val="21"/>
+        </w:rPr>
+        <w:t xml:space="preserve">로 전체를 볼 수 있다.</w:t>
       </w:r>
     </w:p>
     <w:tbl>
@@ -6939,10 +9017,38 @@
           <w:p>
             <w:r>
               <w:rPr>
+                <w:rFonts w:ascii="Consolas" w:hAnsi="Consolas" w:eastAsia="맑은 고딕"/>
+                <w:sz w:val="19"/>
+              </w:rPr>
+              <w:t xml:space="preserve">create</w:t>
+            </w:r>
+            <w:r>
+              <w:rPr>
                 <w:rFonts w:ascii="맑은 고딕" w:hAnsi="맑은 고딕" w:eastAsia="맑은 고딕"/>
                 <w:sz w:val="19"/>
               </w:rPr>
-              <w:t>`create` · `add` · `remove`</w:t>
+              <w:t xml:space="preserve"> · </w:t>
+            </w:r>
+            <w:r>
+              <w:rPr>
+                <w:rFonts w:ascii="Consolas" w:hAnsi="Consolas" w:eastAsia="맑은 고딕"/>
+                <w:sz w:val="19"/>
+              </w:rPr>
+              <w:t xml:space="preserve">add</w:t>
+            </w:r>
+            <w:r>
+              <w:rPr>
+                <w:rFonts w:ascii="맑은 고딕" w:hAnsi="맑은 고딕" w:eastAsia="맑은 고딕"/>
+                <w:sz w:val="19"/>
+              </w:rPr>
+              <w:t xml:space="preserve"> · </w:t>
+            </w:r>
+            <w:r>
+              <w:rPr>
+                <w:rFonts w:ascii="Consolas" w:hAnsi="Consolas" w:eastAsia="맑은 고딕"/>
+                <w:sz w:val="19"/>
+              </w:rPr>
+              <w:t xml:space="preserve">remove</w:t>
             </w:r>
           </w:p>
         </w:tc>
@@ -6969,10 +9075,24 @@
           <w:p>
             <w:r>
               <w:rPr>
+                <w:rFonts w:ascii="Consolas" w:hAnsi="Consolas" w:eastAsia="맑은 고딕"/>
+                <w:sz w:val="19"/>
+              </w:rPr>
+              <w:t xml:space="preserve">enable</w:t>
+            </w:r>
+            <w:r>
+              <w:rPr>
                 <w:rFonts w:ascii="맑은 고딕" w:hAnsi="맑은 고딕" w:eastAsia="맑은 고딕"/>
                 <w:sz w:val="19"/>
               </w:rPr>
-              <w:t>`enable` · `disable`</w:t>
+              <w:t xml:space="preserve"> · </w:t>
+            </w:r>
+            <w:r>
+              <w:rPr>
+                <w:rFonts w:ascii="Consolas" w:hAnsi="Consolas" w:eastAsia="맑은 고딕"/>
+                <w:sz w:val="19"/>
+              </w:rPr>
+              <w:t xml:space="preserve">disable</w:t>
             </w:r>
           </w:p>
         </w:tc>
@@ -6999,10 +9119,24 @@
           <w:p>
             <w:r>
               <w:rPr>
+                <w:rFonts w:ascii="Consolas" w:hAnsi="Consolas" w:eastAsia="맑은 고딕"/>
+                <w:sz w:val="19"/>
+              </w:rPr>
+              <w:t xml:space="preserve">show</w:t>
+            </w:r>
+            <w:r>
+              <w:rPr>
                 <w:rFonts w:ascii="맑은 고딕" w:hAnsi="맑은 고딕" w:eastAsia="맑은 고딕"/>
                 <w:sz w:val="19"/>
               </w:rPr>
-              <w:t>`show` · `validate`</w:t>
+              <w:t xml:space="preserve"> · </w:t>
+            </w:r>
+            <w:r>
+              <w:rPr>
+                <w:rFonts w:ascii="Consolas" w:hAnsi="Consolas" w:eastAsia="맑은 고딕"/>
+                <w:sz w:val="19"/>
+              </w:rPr>
+              <w:t xml:space="preserve">validate</w:t>
             </w:r>
           </w:p>
         </w:tc>
@@ -7029,10 +9163,10 @@
           <w:p>
             <w:r>
               <w:rPr>
-                <w:rFonts w:ascii="맑은 고딕" w:hAnsi="맑은 고딕" w:eastAsia="맑은 고딕"/>
-                <w:sz w:val="19"/>
-              </w:rPr>
-              <w:t>`edit`</w:t>
+                <w:rFonts w:ascii="Consolas" w:hAnsi="Consolas" w:eastAsia="맑은 고딕"/>
+                <w:sz w:val="19"/>
+              </w:rPr>
+              <w:t xml:space="preserve">edit</w:t>
             </w:r>
           </w:p>
         </w:tc>
@@ -7059,10 +9193,45 @@
           <w:p>
             <w:r>
               <w:rPr>
+                <w:rFonts w:ascii="Consolas" w:hAnsi="Consolas" w:eastAsia="맑은 고딕"/>
+                <w:sz w:val="19"/>
+              </w:rPr>
+              <w:t xml:space="preserve">switchover</w:t>
+            </w:r>
+            <w:r>
+              <w:rPr>
                 <w:rFonts w:ascii="맑은 고딕" w:hAnsi="맑은 고딕" w:eastAsia="맑은 고딕"/>
                 <w:sz w:val="19"/>
               </w:rPr>
-              <w:t>`switchover` · `failover` · `reinstate` (16장)</w:t>
+              <w:t xml:space="preserve"> · </w:t>
+            </w:r>
+            <w:r>
+              <w:rPr>
+                <w:rFonts w:ascii="Consolas" w:hAnsi="Consolas" w:eastAsia="맑은 고딕"/>
+                <w:sz w:val="19"/>
+              </w:rPr>
+              <w:t xml:space="preserve">failover</w:t>
+            </w:r>
+            <w:r>
+              <w:rPr>
+                <w:rFonts w:ascii="맑은 고딕" w:hAnsi="맑은 고딕" w:eastAsia="맑은 고딕"/>
+                <w:sz w:val="19"/>
+              </w:rPr>
+              <w:t xml:space="preserve"> · </w:t>
+            </w:r>
+            <w:r>
+              <w:rPr>
+                <w:rFonts w:ascii="Consolas" w:hAnsi="Consolas" w:eastAsia="맑은 고딕"/>
+                <w:sz w:val="19"/>
+              </w:rPr>
+              <w:t xml:space="preserve">reinstate</w:t>
+            </w:r>
+            <w:r>
+              <w:rPr>
+                <w:rFonts w:ascii="맑은 고딕" w:hAnsi="맑은 고딕" w:eastAsia="맑은 고딕"/>
+                <w:sz w:val="19"/>
+              </w:rPr>
+              <w:t xml:space="preserve"> (16장)</w:t>
             </w:r>
           </w:p>
         </w:tc>
@@ -7089,10 +9258,31 @@
           <w:p>
             <w:r>
               <w:rPr>
+                <w:rFonts w:ascii="Consolas" w:hAnsi="Consolas" w:eastAsia="맑은 고딕"/>
+                <w:sz w:val="19"/>
+              </w:rPr>
+              <w:t xml:space="preserve">start</w:t>
+            </w:r>
+            <w:r>
+              <w:rPr>
                 <w:rFonts w:ascii="맑은 고딕" w:hAnsi="맑은 고딕" w:eastAsia="맑은 고딕"/>
                 <w:sz w:val="19"/>
               </w:rPr>
-              <w:t>`start` · `stop` (14장의 Fast-Start Failover)</w:t>
+              <w:t xml:space="preserve"> · </w:t>
+            </w:r>
+            <w:r>
+              <w:rPr>
+                <w:rFonts w:ascii="Consolas" w:hAnsi="Consolas" w:eastAsia="맑은 고딕"/>
+                <w:sz w:val="19"/>
+              </w:rPr>
+              <w:t xml:space="preserve">stop</w:t>
+            </w:r>
+            <w:r>
+              <w:rPr>
+                <w:rFonts w:ascii="맑은 고딕" w:hAnsi="맑은 고딕" w:eastAsia="맑은 고딕"/>
+                <w:sz w:val="19"/>
+              </w:rPr>
+              <w:t xml:space="preserve"> (14장의 Fast-Start Failover)</w:t>
             </w:r>
           </w:p>
         </w:tc>
@@ -7119,10 +9309,24 @@
           <w:p>
             <w:r>
               <w:rPr>
+                <w:rFonts w:ascii="Consolas" w:hAnsi="Consolas" w:eastAsia="맑은 고딕"/>
+                <w:sz w:val="19"/>
+              </w:rPr>
+              <w:t xml:space="preserve">startup</w:t>
+            </w:r>
+            <w:r>
+              <w:rPr>
                 <w:rFonts w:ascii="맑은 고딕" w:hAnsi="맑은 고딕" w:eastAsia="맑은 고딕"/>
                 <w:sz w:val="19"/>
               </w:rPr>
-              <w:t>`startup` · `shutdown`</w:t>
+              <w:t xml:space="preserve"> · </w:t>
+            </w:r>
+            <w:r>
+              <w:rPr>
+                <w:rFonts w:ascii="Consolas" w:hAnsi="Consolas" w:eastAsia="맑은 고딕"/>
+                <w:sz w:val="19"/>
+              </w:rPr>
+              <w:t xml:space="preserve">shutdown</w:t>
             </w:r>
           </w:p>
         </w:tc>
@@ -7149,10 +9353,66 @@
           <w:p>
             <w:r>
               <w:rPr>
+                <w:rFonts w:ascii="Consolas" w:hAnsi="Consolas" w:eastAsia="맑은 고딕"/>
+                <w:sz w:val="19"/>
+              </w:rPr>
+              <w:t xml:space="preserve">sql</w:t>
+            </w:r>
+            <w:r>
+              <w:rPr>
                 <w:rFonts w:ascii="맑은 고딕" w:hAnsi="맑은 고딕" w:eastAsia="맑은 고딕"/>
                 <w:sz w:val="19"/>
               </w:rPr>
-              <w:t>`sql` · `export` · `import` · `spool` · `host`</w:t>
+              <w:t xml:space="preserve"> · </w:t>
+            </w:r>
+            <w:r>
+              <w:rPr>
+                <w:rFonts w:ascii="Consolas" w:hAnsi="Consolas" w:eastAsia="맑은 고딕"/>
+                <w:sz w:val="19"/>
+              </w:rPr>
+              <w:t xml:space="preserve">export</w:t>
+            </w:r>
+            <w:r>
+              <w:rPr>
+                <w:rFonts w:ascii="맑은 고딕" w:hAnsi="맑은 고딕" w:eastAsia="맑은 고딕"/>
+                <w:sz w:val="19"/>
+              </w:rPr>
+              <w:t xml:space="preserve"> · </w:t>
+            </w:r>
+            <w:r>
+              <w:rPr>
+                <w:rFonts w:ascii="Consolas" w:hAnsi="Consolas" w:eastAsia="맑은 고딕"/>
+                <w:sz w:val="19"/>
+              </w:rPr>
+              <w:t xml:space="preserve">import</w:t>
+            </w:r>
+            <w:r>
+              <w:rPr>
+                <w:rFonts w:ascii="맑은 고딕" w:hAnsi="맑은 고딕" w:eastAsia="맑은 고딕"/>
+                <w:sz w:val="19"/>
+              </w:rPr>
+              <w:t xml:space="preserve"> · </w:t>
+            </w:r>
+            <w:r>
+              <w:rPr>
+                <w:rFonts w:ascii="Consolas" w:hAnsi="Consolas" w:eastAsia="맑은 고딕"/>
+                <w:sz w:val="19"/>
+              </w:rPr>
+              <w:t xml:space="preserve">spool</w:t>
+            </w:r>
+            <w:r>
+              <w:rPr>
+                <w:rFonts w:ascii="맑은 고딕" w:hAnsi="맑은 고딕" w:eastAsia="맑은 고딕"/>
+                <w:sz w:val="19"/>
+              </w:rPr>
+              <w:t xml:space="preserve"> · </w:t>
+            </w:r>
+            <w:r>
+              <w:rPr>
+                <w:rFonts w:ascii="Consolas" w:hAnsi="Consolas" w:eastAsia="맑은 고딕"/>
+                <w:sz w:val="19"/>
+              </w:rPr>
+              <w:t xml:space="preserve">host</w:t>
             </w:r>
           </w:p>
         </w:tc>
@@ -7171,37 +9431,101 @@
     <w:p>
       <w:r>
         <w:rPr>
-          <w:rFonts w:ascii="맑은 고딕" w:hAnsi="맑은 고딕" w:eastAsia="맑은 고딕"/>
-          <w:sz w:val="21"/>
-        </w:rPr>
-        <w:t>**`sql`** — DGMGRL 안에서 SQL을 실행한다. 두 도구를 오갈 필요를 줄여 준다.</w:t>
+          <w:rFonts w:ascii="Consolas" w:hAnsi="Consolas" w:eastAsia="맑은 고딕"/>
+          <w:b/>
+          <w:sz w:val="21"/>
+        </w:rPr>
+        <w:t xml:space="preserve">sql</w:t>
+      </w:r>
+      <w:r>
+        <w:rPr>
+          <w:rFonts w:ascii="맑은 고딕" w:hAnsi="맑은 고딕" w:eastAsia="맑은 고딕"/>
+          <w:sz w:val="21"/>
+        </w:rPr>
+        <w:t xml:space="preserve"> — DGMGRL 안에서 SQL을 실행한다. 두 도구를 오갈 필요를 줄여 준다.</w:t>
       </w:r>
     </w:p>
     <w:p>
       <w:r>
         <w:rPr>
-          <w:rFonts w:ascii="맑은 고딕" w:hAnsi="맑은 고딕" w:eastAsia="맑은 고딕"/>
-          <w:sz w:val="21"/>
-        </w:rPr>
-        <w:t>**`export`·`import`** — 구성을 파일로 내보내고 들여온다. 구성 파일이 손상됐을 때의 복구 수단이며, 백업해 두면 좋다.</w:t>
+          <w:rFonts w:ascii="Consolas" w:hAnsi="Consolas" w:eastAsia="맑은 고딕"/>
+          <w:b/>
+          <w:sz w:val="21"/>
+        </w:rPr>
+        <w:t xml:space="preserve">export</w:t>
+      </w:r>
+      <w:r>
+        <w:rPr>
+          <w:rFonts w:ascii="맑은 고딕" w:hAnsi="맑은 고딕" w:eastAsia="맑은 고딕"/>
+          <w:b/>
+          <w:sz w:val="21"/>
+        </w:rPr>
+        <w:t xml:space="preserve">·</w:t>
+      </w:r>
+      <w:r>
+        <w:rPr>
+          <w:rFonts w:ascii="Consolas" w:hAnsi="Consolas" w:eastAsia="맑은 고딕"/>
+          <w:b/>
+          <w:sz w:val="21"/>
+        </w:rPr>
+        <w:t xml:space="preserve">import</w:t>
+      </w:r>
+      <w:r>
+        <w:rPr>
+          <w:rFonts w:ascii="맑은 고딕" w:hAnsi="맑은 고딕" w:eastAsia="맑은 고딕"/>
+          <w:sz w:val="21"/>
+        </w:rPr>
+        <w:t xml:space="preserve"> — 구성을 파일로 내보내고 들여온다. 구성 파일이 손상됐을 때의 복구 수단이며, 백업해 두면 좋다.</w:t>
       </w:r>
     </w:p>
     <w:p>
       <w:r>
         <w:rPr>
-          <w:rFonts w:ascii="맑은 고딕" w:hAnsi="맑은 고딕" w:eastAsia="맑은 고딕"/>
-          <w:sz w:val="21"/>
-        </w:rPr>
-        <w:t>**`validate`** — 14장에서 자세히 다룬다. 역할 전환이 가능한 상태인지 미리 점검한다.</w:t>
+          <w:rFonts w:ascii="Consolas" w:hAnsi="Consolas" w:eastAsia="맑은 고딕"/>
+          <w:b/>
+          <w:sz w:val="21"/>
+        </w:rPr>
+        <w:t xml:space="preserve">validate</w:t>
+      </w:r>
+      <w:r>
+        <w:rPr>
+          <w:rFonts w:ascii="맑은 고딕" w:hAnsi="맑은 고딕" w:eastAsia="맑은 고딕"/>
+          <w:sz w:val="21"/>
+        </w:rPr>
+        <w:t xml:space="preserve"> — 14장에서 자세히 다룬다. 역할 전환이 가능한 상태인지 미리 점검한다.</w:t>
       </w:r>
     </w:p>
     <w:p>
       <w:r>
         <w:rPr>
-          <w:rFonts w:ascii="맑은 고딕" w:hAnsi="맑은 고딕" w:eastAsia="맑은 고딕"/>
-          <w:sz w:val="21"/>
-        </w:rPr>
-        <w:t>**`startup`·`shutdown`** — 데이터베이스를 기동·종료한다. 정적 등록이 필요한 이유가 여기 있다. 내려가 있는 인스턴스에 접속해 올리려면 리스너가 SID를 알아야 한다.</w:t>
+          <w:rFonts w:ascii="Consolas" w:hAnsi="Consolas" w:eastAsia="맑은 고딕"/>
+          <w:b/>
+          <w:sz w:val="21"/>
+        </w:rPr>
+        <w:t xml:space="preserve">startup</w:t>
+      </w:r>
+      <w:r>
+        <w:rPr>
+          <w:rFonts w:ascii="맑은 고딕" w:hAnsi="맑은 고딕" w:eastAsia="맑은 고딕"/>
+          <w:b/>
+          <w:sz w:val="21"/>
+        </w:rPr>
+        <w:t xml:space="preserve">·</w:t>
+      </w:r>
+      <w:r>
+        <w:rPr>
+          <w:rFonts w:ascii="Consolas" w:hAnsi="Consolas" w:eastAsia="맑은 고딕"/>
+          <w:b/>
+          <w:sz w:val="21"/>
+        </w:rPr>
+        <w:t xml:space="preserve">shutdown</w:t>
+      </w:r>
+      <w:r>
+        <w:rPr>
+          <w:rFonts w:ascii="맑은 고딕" w:hAnsi="맑은 고딕" w:eastAsia="맑은 고딕"/>
+          <w:sz w:val="21"/>
+        </w:rPr>
+        <w:t xml:space="preserve"> — 데이터베이스를 기동·종료한다. 정적 등록이 필요한 이유가 여기 있다. 내려가 있는 인스턴스에 접속해 올리려면 리스너가 SID를 알아야 한다.</w:t>
       </w:r>
     </w:p>
     <w:p>
@@ -7468,16 +9792,94 @@
           <w:rFonts w:ascii="맑은 고딕" w:hAnsi="맑은 고딕" w:eastAsia="맑은 고딕"/>
           <w:sz w:val="21"/>
         </w:rPr>
-        <w:t>SQL로 확인하면 7장에서 배운 값들이 그대로 움직인다. `READ ONLY WITH APPLY`가 `READ ONLY`가 되고, `RECOVERY_MODE`가 `IDLE`이 되고, MRP0이 사라진다.</w:t>
+        <w:t xml:space="preserve">SQL로 확인하면 7장에서 배운 값들이 그대로 움직인다. </w:t>
+      </w:r>
+      <w:r>
+        <w:rPr>
+          <w:rFonts w:ascii="Consolas" w:hAnsi="Consolas" w:eastAsia="맑은 고딕"/>
+          <w:sz w:val="21"/>
+        </w:rPr>
+        <w:t xml:space="preserve">READ ONLY WITH APPLY</w:t>
+      </w:r>
+      <w:r>
+        <w:rPr>
+          <w:rFonts w:ascii="맑은 고딕" w:hAnsi="맑은 고딕" w:eastAsia="맑은 고딕"/>
+          <w:sz w:val="21"/>
+        </w:rPr>
+        <w:t xml:space="preserve">가 </w:t>
+      </w:r>
+      <w:r>
+        <w:rPr>
+          <w:rFonts w:ascii="Consolas" w:hAnsi="Consolas" w:eastAsia="맑은 고딕"/>
+          <w:sz w:val="21"/>
+        </w:rPr>
+        <w:t xml:space="preserve">READ ONLY</w:t>
+      </w:r>
+      <w:r>
+        <w:rPr>
+          <w:rFonts w:ascii="맑은 고딕" w:hAnsi="맑은 고딕" w:eastAsia="맑은 고딕"/>
+          <w:sz w:val="21"/>
+        </w:rPr>
+        <w:t xml:space="preserve">가 되고, </w:t>
+      </w:r>
+      <w:r>
+        <w:rPr>
+          <w:rFonts w:ascii="Consolas" w:hAnsi="Consolas" w:eastAsia="맑은 고딕"/>
+          <w:sz w:val="21"/>
+        </w:rPr>
+        <w:t xml:space="preserve">RECOVERY_MODE</w:t>
+      </w:r>
+      <w:r>
+        <w:rPr>
+          <w:rFonts w:ascii="맑은 고딕" w:hAnsi="맑은 고딕" w:eastAsia="맑은 고딕"/>
+          <w:sz w:val="21"/>
+        </w:rPr>
+        <w:t xml:space="preserve">가 </w:t>
+      </w:r>
+      <w:r>
+        <w:rPr>
+          <w:rFonts w:ascii="Consolas" w:hAnsi="Consolas" w:eastAsia="맑은 고딕"/>
+          <w:sz w:val="21"/>
+        </w:rPr>
+        <w:t xml:space="preserve">IDLE</w:t>
+      </w:r>
+      <w:r>
+        <w:rPr>
+          <w:rFonts w:ascii="맑은 고딕" w:hAnsi="맑은 고딕" w:eastAsia="맑은 고딕"/>
+          <w:sz w:val="21"/>
+        </w:rPr>
+        <w:t xml:space="preserve">이 되고, MRP0이 사라진다.</w:t>
       </w:r>
     </w:p>
     <w:p>
       <w:r>
         <w:rPr>
           <w:rFonts w:ascii="맑은 고딕" w:hAnsi="맑은 고딕" w:eastAsia="맑은 고딕"/>
-          <w:sz w:val="21"/>
-        </w:rPr>
-        <w:t>**Broker 명령이 결국 SQL로 번역된다**는 것을 여기서 확인할 수 있다. 우리가 7장에서 `ALTER DATABASE RECOVER MANAGED STANDBY DATABASE CANCEL`을 실행했던 것과 같은 결과다.</w:t>
+          <w:b/>
+          <w:sz w:val="21"/>
+        </w:rPr>
+        <w:t xml:space="preserve">Broker 명령이 결국 SQL로 번역된다</w:t>
+      </w:r>
+      <w:r>
+        <w:rPr>
+          <w:rFonts w:ascii="맑은 고딕" w:hAnsi="맑은 고딕" w:eastAsia="맑은 고딕"/>
+          <w:sz w:val="21"/>
+        </w:rPr>
+        <w:t xml:space="preserve">는 것을 여기서 확인할 수 있다. 우리가 7장에서 </w:t>
+      </w:r>
+      <w:r>
+        <w:rPr>
+          <w:rFonts w:ascii="Consolas" w:hAnsi="Consolas" w:eastAsia="맑은 고딕"/>
+          <w:sz w:val="21"/>
+        </w:rPr>
+        <w:t xml:space="preserve">ALTER DATABASE RECOVER MANAGED STANDBY DATABASE CANCEL</w:t>
+      </w:r>
+      <w:r>
+        <w:rPr>
+          <w:rFonts w:ascii="맑은 고딕" w:hAnsi="맑은 고딕" w:eastAsia="맑은 고딕"/>
+          <w:sz w:val="21"/>
+        </w:rPr>
+        <w:t xml:space="preserve">을 실행했던 것과 같은 결과다.</w:t>
       </w:r>
     </w:p>
     <w:tbl>
@@ -7525,9 +9927,31 @@
       <w:r>
         <w:rPr>
           <w:rFonts w:ascii="맑은 고딕" w:hAnsi="맑은 고딕" w:eastAsia="맑은 고딕"/>
-          <w:sz w:val="21"/>
-        </w:rPr>
-        <w:t>**차이는 기억한다는 점**이다. SQL로 MRP를 멈추면 Broker는 그것을 "의도하지 않은 상태"로 보고 경고한다. Broker 명령으로 멈추면 `Intended State`가 함께 바뀌므로 정상 상태가 된다.</w:t>
+          <w:b/>
+          <w:sz w:val="21"/>
+        </w:rPr>
+        <w:t xml:space="preserve">차이는 기억한다는 점</w:t>
+      </w:r>
+      <w:r>
+        <w:rPr>
+          <w:rFonts w:ascii="맑은 고딕" w:hAnsi="맑은 고딕" w:eastAsia="맑은 고딕"/>
+          <w:sz w:val="21"/>
+        </w:rPr>
+        <w:t xml:space="preserve">이다. SQL로 MRP를 멈추면 Broker는 그것을 "의도하지 않은 상태"로 보고 경고한다. Broker 명령으로 멈추면 </w:t>
+      </w:r>
+      <w:r>
+        <w:rPr>
+          <w:rFonts w:ascii="Consolas" w:hAnsi="Consolas" w:eastAsia="맑은 고딕"/>
+          <w:sz w:val="21"/>
+        </w:rPr>
+        <w:t xml:space="preserve">Intended State</w:t>
+      </w:r>
+      <w:r>
+        <w:rPr>
+          <w:rFonts w:ascii="맑은 고딕" w:hAnsi="맑은 고딕" w:eastAsia="맑은 고딕"/>
+          <w:sz w:val="21"/>
+        </w:rPr>
+        <w:t xml:space="preserve">가 함께 바뀌므로 정상 상태가 된다.</w:t>
       </w:r>
     </w:p>
     <w:p>
@@ -7544,7 +9968,49 @@
           <w:rFonts w:ascii="맑은 고딕" w:hAnsi="맑은 고딕" w:eastAsia="맑은 고딕"/>
           <w:sz w:val="21"/>
         </w:rPr>
-        <w:t>2장에서 `LOG_ARCHIVE_DEST_2`의 `SYNC`/`ASYNC`를 직접 고쳤다. Broker에서는 속성으로 한다.</w:t>
+        <w:t xml:space="preserve">2장에서 </w:t>
+      </w:r>
+      <w:r>
+        <w:rPr>
+          <w:rFonts w:ascii="Consolas" w:hAnsi="Consolas" w:eastAsia="맑은 고딕"/>
+          <w:sz w:val="21"/>
+        </w:rPr>
+        <w:t xml:space="preserve">LOG_ARCHIVE_DEST_2</w:t>
+      </w:r>
+      <w:r>
+        <w:rPr>
+          <w:rFonts w:ascii="맑은 고딕" w:hAnsi="맑은 고딕" w:eastAsia="맑은 고딕"/>
+          <w:sz w:val="21"/>
+        </w:rPr>
+        <w:t xml:space="preserve">의 </w:t>
+      </w:r>
+      <w:r>
+        <w:rPr>
+          <w:rFonts w:ascii="Consolas" w:hAnsi="Consolas" w:eastAsia="맑은 고딕"/>
+          <w:sz w:val="21"/>
+        </w:rPr>
+        <w:t xml:space="preserve">SYNC</w:t>
+      </w:r>
+      <w:r>
+        <w:rPr>
+          <w:rFonts w:ascii="맑은 고딕" w:hAnsi="맑은 고딕" w:eastAsia="맑은 고딕"/>
+          <w:sz w:val="21"/>
+        </w:rPr>
+        <w:t xml:space="preserve">/</w:t>
+      </w:r>
+      <w:r>
+        <w:rPr>
+          <w:rFonts w:ascii="Consolas" w:hAnsi="Consolas" w:eastAsia="맑은 고딕"/>
+          <w:sz w:val="21"/>
+        </w:rPr>
+        <w:t xml:space="preserve">ASYNC</w:t>
+      </w:r>
+      <w:r>
+        <w:rPr>
+          <w:rFonts w:ascii="맑은 고딕" w:hAnsi="맑은 고딕" w:eastAsia="맑은 고딕"/>
+          <w:sz w:val="21"/>
+        </w:rPr>
+        <w:t xml:space="preserve">를 직접 고쳤다. Broker에서는 속성으로 한다.</w:t>
       </w:r>
     </w:p>
     <w:tbl>
@@ -7714,10 +10180,39 @@
     <w:p>
       <w:r>
         <w:rPr>
-          <w:rFonts w:ascii="맑은 고딕" w:hAnsi="맑은 고딕" w:eastAsia="맑은 고딕"/>
-          <w:sz w:val="21"/>
-        </w:rPr>
-        <w:t>`ASYNC NOAFFIRM`이 `SYNC AFFIRM`으로 바뀌었다. **속성 하나를 바꾸면 Broker가 문자열 전체를 다시 만든다.**</w:t>
+          <w:rFonts w:ascii="Consolas" w:hAnsi="Consolas" w:eastAsia="맑은 고딕"/>
+          <w:sz w:val="21"/>
+        </w:rPr>
+        <w:t xml:space="preserve">ASYNC NOAFFIRM</w:t>
+      </w:r>
+      <w:r>
+        <w:rPr>
+          <w:rFonts w:ascii="맑은 고딕" w:hAnsi="맑은 고딕" w:eastAsia="맑은 고딕"/>
+          <w:sz w:val="21"/>
+        </w:rPr>
+        <w:t xml:space="preserve">이 </w:t>
+      </w:r>
+      <w:r>
+        <w:rPr>
+          <w:rFonts w:ascii="Consolas" w:hAnsi="Consolas" w:eastAsia="맑은 고딕"/>
+          <w:sz w:val="21"/>
+        </w:rPr>
+        <w:t xml:space="preserve">SYNC AFFIRM</w:t>
+      </w:r>
+      <w:r>
+        <w:rPr>
+          <w:rFonts w:ascii="맑은 고딕" w:hAnsi="맑은 고딕" w:eastAsia="맑은 고딕"/>
+          <w:sz w:val="21"/>
+        </w:rPr>
+        <w:t xml:space="preserve">으로 바뀌었다. </w:t>
+      </w:r>
+      <w:r>
+        <w:rPr>
+          <w:rFonts w:ascii="맑은 고딕" w:hAnsi="맑은 고딕" w:eastAsia="맑은 고딕"/>
+          <w:b/>
+          <w:sz w:val="21"/>
+        </w:rPr>
+        <w:t xml:space="preserve">속성 하나를 바꾸면 Broker가 문자열 전체를 다시 만든다.</w:t>
       </w:r>
     </w:p>
     <w:p>
@@ -7726,7 +10221,21 @@
           <w:rFonts w:ascii="맑은 고딕" w:hAnsi="맑은 고딕" w:eastAsia="맑은 고딕"/>
           <w:sz w:val="21"/>
         </w:rPr>
-        <w:t>10장에서 Far Sync를 구성할 때 이 문자열을 손으로 적었던 것과 비교된다. 그때는 `SYNC AFFIRM`을 정확히 적어야 했고, 빠뜨린 속성은 기본값이 되었다. Broker는 속성 이름만 알면 된다.</w:t>
+        <w:t xml:space="preserve">10장에서 Far Sync를 구성할 때 이 문자열을 손으로 적었던 것과 비교된다. 그때는 </w:t>
+      </w:r>
+      <w:r>
+        <w:rPr>
+          <w:rFonts w:ascii="Consolas" w:hAnsi="Consolas" w:eastAsia="맑은 고딕"/>
+          <w:sz w:val="21"/>
+        </w:rPr>
+        <w:t xml:space="preserve">SYNC AFFIRM</w:t>
+      </w:r>
+      <w:r>
+        <w:rPr>
+          <w:rFonts w:ascii="맑은 고딕" w:hAnsi="맑은 고딕" w:eastAsia="맑은 고딕"/>
+          <w:sz w:val="21"/>
+        </w:rPr>
+        <w:t xml:space="preserve">을 정확히 적어야 했고, 빠뜨린 속성은 기본값이 되었다. Broker는 속성 이름만 알면 된다.</w:t>
       </w:r>
     </w:p>
     <w:tbl>
@@ -7781,10 +10290,10 @@
           <w:p>
             <w:r>
               <w:rPr>
-                <w:rFonts w:ascii="맑은 고딕" w:hAnsi="맑은 고딕" w:eastAsia="맑은 고딕"/>
-                <w:sz w:val="19"/>
-              </w:rPr>
-              <w:t>`LogXptMode`</w:t>
+                <w:rFonts w:ascii="Consolas" w:hAnsi="Consolas" w:eastAsia="맑은 고딕"/>
+                <w:sz w:val="19"/>
+              </w:rPr>
+              <w:t xml:space="preserve">LogXptMode</w:t>
             </w:r>
           </w:p>
         </w:tc>
@@ -7795,10 +10304,45 @@
           <w:p>
             <w:r>
               <w:rPr>
+                <w:rFonts w:ascii="Consolas" w:hAnsi="Consolas" w:eastAsia="맑은 고딕"/>
+                <w:sz w:val="19"/>
+              </w:rPr>
+              <w:t xml:space="preserve">SYNC</w:t>
+            </w:r>
+            <w:r>
+              <w:rPr>
                 <w:rFonts w:ascii="맑은 고딕" w:hAnsi="맑은 고딕" w:eastAsia="맑은 고딕"/>
                 <w:sz w:val="19"/>
               </w:rPr>
-              <w:t>`SYNC`/`ASYNC`/`FASTSYNC` — 전송 방식</w:t>
+              <w:t xml:space="preserve">/</w:t>
+            </w:r>
+            <w:r>
+              <w:rPr>
+                <w:rFonts w:ascii="Consolas" w:hAnsi="Consolas" w:eastAsia="맑은 고딕"/>
+                <w:sz w:val="19"/>
+              </w:rPr>
+              <w:t xml:space="preserve">ASYNC</w:t>
+            </w:r>
+            <w:r>
+              <w:rPr>
+                <w:rFonts w:ascii="맑은 고딕" w:hAnsi="맑은 고딕" w:eastAsia="맑은 고딕"/>
+                <w:sz w:val="19"/>
+              </w:rPr>
+              <w:t xml:space="preserve">/</w:t>
+            </w:r>
+            <w:r>
+              <w:rPr>
+                <w:rFonts w:ascii="Consolas" w:hAnsi="Consolas" w:eastAsia="맑은 고딕"/>
+                <w:sz w:val="19"/>
+              </w:rPr>
+              <w:t xml:space="preserve">FASTSYNC</w:t>
+            </w:r>
+            <w:r>
+              <w:rPr>
+                <w:rFonts w:ascii="맑은 고딕" w:hAnsi="맑은 고딕" w:eastAsia="맑은 고딕"/>
+                <w:sz w:val="19"/>
+              </w:rPr>
+              <w:t xml:space="preserve"> — 전송 방식</w:t>
             </w:r>
           </w:p>
         </w:tc>
@@ -7811,10 +10355,10 @@
           <w:p>
             <w:r>
               <w:rPr>
-                <w:rFonts w:ascii="맑은 고딕" w:hAnsi="맑은 고딕" w:eastAsia="맑은 고딕"/>
-                <w:sz w:val="19"/>
-              </w:rPr>
-              <w:t>`LogShipping`</w:t>
+                <w:rFonts w:ascii="Consolas" w:hAnsi="Consolas" w:eastAsia="맑은 고딕"/>
+                <w:sz w:val="19"/>
+              </w:rPr>
+              <w:t xml:space="preserve">LogShipping</w:t>
             </w:r>
           </w:p>
         </w:tc>
@@ -7825,10 +10369,38 @@
           <w:p>
             <w:r>
               <w:rPr>
+                <w:rFonts w:ascii="Consolas" w:hAnsi="Consolas" w:eastAsia="맑은 고딕"/>
+                <w:sz w:val="19"/>
+              </w:rPr>
+              <w:t xml:space="preserve">ON</w:t>
+            </w:r>
+            <w:r>
+              <w:rPr>
                 <w:rFonts w:ascii="맑은 고딕" w:hAnsi="맑은 고딕" w:eastAsia="맑은 고딕"/>
                 <w:sz w:val="19"/>
               </w:rPr>
-              <w:t>`ON`/`OFF` — `LOG_ARCHIVE_DEST_STATE_n`</w:t>
+              <w:t xml:space="preserve">/</w:t>
+            </w:r>
+            <w:r>
+              <w:rPr>
+                <w:rFonts w:ascii="Consolas" w:hAnsi="Consolas" w:eastAsia="맑은 고딕"/>
+                <w:sz w:val="19"/>
+              </w:rPr>
+              <w:t xml:space="preserve">OFF</w:t>
+            </w:r>
+            <w:r>
+              <w:rPr>
+                <w:rFonts w:ascii="맑은 고딕" w:hAnsi="맑은 고딕" w:eastAsia="맑은 고딕"/>
+                <w:sz w:val="19"/>
+              </w:rPr>
+              <w:t xml:space="preserve"> — </w:t>
+            </w:r>
+            <w:r>
+              <w:rPr>
+                <w:rFonts w:ascii="Consolas" w:hAnsi="Consolas" w:eastAsia="맑은 고딕"/>
+                <w:sz w:val="19"/>
+              </w:rPr>
+              <w:t xml:space="preserve">LOG_ARCHIVE_DEST_STATE_n</w:t>
             </w:r>
           </w:p>
         </w:tc>
@@ -7841,10 +10413,10 @@
           <w:p>
             <w:r>
               <w:rPr>
-                <w:rFonts w:ascii="맑은 고딕" w:hAnsi="맑은 고딕" w:eastAsia="맑은 고딕"/>
-                <w:sz w:val="19"/>
-              </w:rPr>
-              <w:t>`DelayMins`</w:t>
+                <w:rFonts w:ascii="Consolas" w:hAnsi="Consolas" w:eastAsia="맑은 고딕"/>
+                <w:sz w:val="19"/>
+              </w:rPr>
+              <w:t xml:space="preserve">DelayMins</w:t>
             </w:r>
           </w:p>
         </w:tc>
@@ -7871,10 +10443,10 @@
           <w:p>
             <w:r>
               <w:rPr>
-                <w:rFonts w:ascii="맑은 고딕" w:hAnsi="맑은 고딕" w:eastAsia="맑은 고딕"/>
-                <w:sz w:val="19"/>
-              </w:rPr>
-              <w:t>`ApplyLagThreshold`</w:t>
+                <w:rFonts w:ascii="Consolas" w:hAnsi="Consolas" w:eastAsia="맑은 고딕"/>
+                <w:sz w:val="19"/>
+              </w:rPr>
+              <w:t xml:space="preserve">ApplyLagThreshold</w:t>
             </w:r>
           </w:p>
         </w:tc>
@@ -7901,10 +10473,10 @@
           <w:p>
             <w:r>
               <w:rPr>
-                <w:rFonts w:ascii="맑은 고딕" w:hAnsi="맑은 고딕" w:eastAsia="맑은 고딕"/>
-                <w:sz w:val="19"/>
-              </w:rPr>
-              <w:t>`TransportLagThreshold`</w:t>
+                <w:rFonts w:ascii="Consolas" w:hAnsi="Consolas" w:eastAsia="맑은 고딕"/>
+                <w:sz w:val="19"/>
+              </w:rPr>
+              <w:t xml:space="preserve">TransportLagThreshold</w:t>
             </w:r>
           </w:p>
         </w:tc>
@@ -7931,10 +10503,10 @@
           <w:p>
             <w:r>
               <w:rPr>
-                <w:rFonts w:ascii="맑은 고딕" w:hAnsi="맑은 고딕" w:eastAsia="맑은 고딕"/>
-                <w:sz w:val="19"/>
-              </w:rPr>
-              <w:t>`NetTimeout`</w:t>
+                <w:rFonts w:ascii="Consolas" w:hAnsi="Consolas" w:eastAsia="맑은 고딕"/>
+                <w:sz w:val="19"/>
+              </w:rPr>
+              <w:t xml:space="preserve">NetTimeout</w:t>
             </w:r>
           </w:p>
         </w:tc>
@@ -7961,10 +10533,10 @@
           <w:p>
             <w:r>
               <w:rPr>
-                <w:rFonts w:ascii="맑은 고딕" w:hAnsi="맑은 고딕" w:eastAsia="맑은 고딕"/>
-                <w:sz w:val="19"/>
-              </w:rPr>
-              <w:t>`ReopenSecs`</w:t>
+                <w:rFonts w:ascii="Consolas" w:hAnsi="Consolas" w:eastAsia="맑은 고딕"/>
+                <w:sz w:val="19"/>
+              </w:rPr>
+              <w:t xml:space="preserve">ReopenSecs</w:t>
             </w:r>
           </w:p>
         </w:tc>
@@ -7991,10 +10563,10 @@
           <w:p>
             <w:r>
               <w:rPr>
-                <w:rFonts w:ascii="맑은 고딕" w:hAnsi="맑은 고딕" w:eastAsia="맑은 고딕"/>
-                <w:sz w:val="19"/>
-              </w:rPr>
-              <w:t>`StandbyFileManagement`</w:t>
+                <w:rFonts w:ascii="Consolas" w:hAnsi="Consolas" w:eastAsia="맑은 고딕"/>
+                <w:sz w:val="19"/>
+              </w:rPr>
+              <w:t xml:space="preserve">StandbyFileManagement</w:t>
             </w:r>
           </w:p>
         </w:tc>
@@ -8061,7 +10633,21 @@
           <w:rFonts w:ascii="맑은 고딕" w:hAnsi="맑은 고딕" w:eastAsia="맑은 고딕"/>
           <w:sz w:val="21"/>
         </w:rPr>
-        <w:t>10장에서 `ALTER DATABASE SET STANDBY DATABASE TO MAXIMIZE AVAILABILITY`를 실행하고, 그 전에 동기 전송을 설정하고, 순서를 맞췄던 일을 Broker가 한 줄로 처리한다.</w:t>
+        <w:t xml:space="preserve">10장에서 </w:t>
+      </w:r>
+      <w:r>
+        <w:rPr>
+          <w:rFonts w:ascii="Consolas" w:hAnsi="Consolas" w:eastAsia="맑은 고딕"/>
+          <w:sz w:val="21"/>
+        </w:rPr>
+        <w:t xml:space="preserve">ALTER DATABASE SET STANDBY DATABASE TO MAXIMIZE AVAILABILITY</w:t>
+      </w:r>
+      <w:r>
+        <w:rPr>
+          <w:rFonts w:ascii="맑은 고딕" w:hAnsi="맑은 고딕" w:eastAsia="맑은 고딕"/>
+          <w:sz w:val="21"/>
+        </w:rPr>
+        <w:t xml:space="preserve">를 실행하고, 그 전에 동기 전송을 설정하고, 순서를 맞췄던 일을 Broker가 한 줄로 처리한다.</w:t>
       </w:r>
     </w:p>
     <w:p>
@@ -8070,7 +10656,64 @@
           <w:rFonts w:ascii="맑은 고딕" w:hAnsi="맑은 고딕" w:eastAsia="맑은 고딕"/>
           <w:sz w:val="21"/>
         </w:rPr>
-        <w:t>다만 **전제는 같다.** `LogXptMode`가 `SYNC`가 아니면 `MaxAvailability`로 올라가지 않는다. Broker는 순서를 대신해 줄 뿐 물리 법칙을 바꾸지는 않는다.</w:t>
+        <w:t xml:space="preserve">다만 </w:t>
+      </w:r>
+      <w:r>
+        <w:rPr>
+          <w:rFonts w:ascii="맑은 고딕" w:hAnsi="맑은 고딕" w:eastAsia="맑은 고딕"/>
+          <w:b/>
+          <w:sz w:val="21"/>
+        </w:rPr>
+        <w:t xml:space="preserve">전제는 같다.</w:t>
+      </w:r>
+      <w:r>
+        <w:rPr>
+          <w:rFonts w:ascii="맑은 고딕" w:hAnsi="맑은 고딕" w:eastAsia="맑은 고딕"/>
+          <w:sz w:val="21"/>
+        </w:rPr>
+        <w:t xml:space="preserve"> </w:t>
+      </w:r>
+      <w:r>
+        <w:rPr>
+          <w:rFonts w:ascii="Consolas" w:hAnsi="Consolas" w:eastAsia="맑은 고딕"/>
+          <w:sz w:val="21"/>
+        </w:rPr>
+        <w:t xml:space="preserve">LogXptMode</w:t>
+      </w:r>
+      <w:r>
+        <w:rPr>
+          <w:rFonts w:ascii="맑은 고딕" w:hAnsi="맑은 고딕" w:eastAsia="맑은 고딕"/>
+          <w:sz w:val="21"/>
+        </w:rPr>
+        <w:t xml:space="preserve">가 </w:t>
+      </w:r>
+      <w:r>
+        <w:rPr>
+          <w:rFonts w:ascii="Consolas" w:hAnsi="Consolas" w:eastAsia="맑은 고딕"/>
+          <w:sz w:val="21"/>
+        </w:rPr>
+        <w:t xml:space="preserve">SYNC</w:t>
+      </w:r>
+      <w:r>
+        <w:rPr>
+          <w:rFonts w:ascii="맑은 고딕" w:hAnsi="맑은 고딕" w:eastAsia="맑은 고딕"/>
+          <w:sz w:val="21"/>
+        </w:rPr>
+        <w:t xml:space="preserve">가 아니면 </w:t>
+      </w:r>
+      <w:r>
+        <w:rPr>
+          <w:rFonts w:ascii="Consolas" w:hAnsi="Consolas" w:eastAsia="맑은 고딕"/>
+          <w:sz w:val="21"/>
+        </w:rPr>
+        <w:t xml:space="preserve">MaxAvailability</w:t>
+      </w:r>
+      <w:r>
+        <w:rPr>
+          <w:rFonts w:ascii="맑은 고딕" w:hAnsi="맑은 고딕" w:eastAsia="맑은 고딕"/>
+          <w:sz w:val="21"/>
+        </w:rPr>
+        <w:t xml:space="preserve">로 올라가지 않는다. Broker는 순서를 대신해 줄 뿐 물리 법칙을 바꾸지는 않는다.</w:t>
       </w:r>
     </w:p>
     <w:p>
@@ -8079,7 +10722,15 @@
           <w:rFonts w:ascii="맑은 고딕" w:hAnsi="맑은 고딕" w:eastAsia="맑은 고딕"/>
           <w:sz w:val="21"/>
         </w:rPr>
-        <w:t>되돌릴 때도 같은 순서를 지킨다. 11장에서 배운 대로 **보호 모드를 먼저 내리고 전송 방식을 바꾼다.**</w:t>
+        <w:t xml:space="preserve">되돌릴 때도 같은 순서를 지킨다. 11장에서 배운 대로 </w:t>
+      </w:r>
+      <w:r>
+        <w:rPr>
+          <w:rFonts w:ascii="맑은 고딕" w:hAnsi="맑은 고딕" w:eastAsia="맑은 고딕"/>
+          <w:b/>
+          <w:sz w:val="21"/>
+        </w:rPr>
+        <w:t xml:space="preserve">보호 모드를 먼저 내리고 전송 방식을 바꾼다.</w:t>
       </w:r>
     </w:p>
     <w:tbl>
@@ -8150,7 +10801,36 @@
           <w:rFonts w:ascii="맑은 고딕" w:hAnsi="맑은 고딕" w:eastAsia="맑은 고딕"/>
           <w:sz w:val="21"/>
         </w:rPr>
-        <w:t>Broker가 `LOG_ARCHIVE_DEST_2`를 관리하는데 SQL로 그것을 바꾸면 어떻게 될까. **명령은 성공한다.** Broker가 SQL을 막지는 않는다.</w:t>
+        <w:t xml:space="preserve">Broker가 </w:t>
+      </w:r>
+      <w:r>
+        <w:rPr>
+          <w:rFonts w:ascii="Consolas" w:hAnsi="Consolas" w:eastAsia="맑은 고딕"/>
+          <w:sz w:val="21"/>
+        </w:rPr>
+        <w:t xml:space="preserve">LOG_ARCHIVE_DEST_2</w:t>
+      </w:r>
+      <w:r>
+        <w:rPr>
+          <w:rFonts w:ascii="맑은 고딕" w:hAnsi="맑은 고딕" w:eastAsia="맑은 고딕"/>
+          <w:sz w:val="21"/>
+        </w:rPr>
+        <w:t xml:space="preserve">를 관리하는데 SQL로 그것을 바꾸면 어떻게 될까. </w:t>
+      </w:r>
+      <w:r>
+        <w:rPr>
+          <w:rFonts w:ascii="맑은 고딕" w:hAnsi="맑은 고딕" w:eastAsia="맑은 고딕"/>
+          <w:b/>
+          <w:sz w:val="21"/>
+        </w:rPr>
+        <w:t xml:space="preserve">명령은 성공한다.</w:t>
+      </w:r>
+      <w:r>
+        <w:rPr>
+          <w:rFonts w:ascii="맑은 고딕" w:hAnsi="맑은 고딕" w:eastAsia="맑은 고딕"/>
+          <w:sz w:val="21"/>
+        </w:rPr>
+        <w:t xml:space="preserve"> Broker가 SQL을 막지는 않는다.</w:t>
       </w:r>
     </w:p>
     <w:p>
@@ -8159,7 +10839,22 @@
           <w:rFonts w:ascii="맑은 고딕" w:hAnsi="맑은 고딕" w:eastAsia="맑은 고딕"/>
           <w:sz w:val="21"/>
         </w:rPr>
-        <w:t>문제는 그다음이다. Broker의 구성 파일에는 원래 값이 들어 있고 실제 파라미터는 바뀌어 있으므로 **둘이 어긋난다.** Broker는 이것을 감지해 경고하고, 다음 갱신 주기에 자기 값으로 되돌린다.</w:t>
+        <w:t xml:space="preserve">문제는 그다음이다. Broker의 구성 파일에는 원래 값이 들어 있고 실제 파라미터는 바뀌어 있으므로 </w:t>
+      </w:r>
+      <w:r>
+        <w:rPr>
+          <w:rFonts w:ascii="맑은 고딕" w:hAnsi="맑은 고딕" w:eastAsia="맑은 고딕"/>
+          <w:b/>
+          <w:sz w:val="21"/>
+        </w:rPr>
+        <w:t xml:space="preserve">둘이 어긋난다.</w:t>
+      </w:r>
+      <w:r>
+        <w:rPr>
+          <w:rFonts w:ascii="맑은 고딕" w:hAnsi="맑은 고딕" w:eastAsia="맑은 고딕"/>
+          <w:sz w:val="21"/>
+        </w:rPr>
+        <w:t xml:space="preserve"> Broker는 이것을 감지해 경고하고, 다음 갱신 주기에 자기 값으로 되돌린다.</w:t>
       </w:r>
     </w:p>
     <w:p>
@@ -8223,10 +10918,10 @@
           <w:p>
             <w:r>
               <w:rPr>
-                <w:rFonts w:ascii="맑은 고딕" w:hAnsi="맑은 고딕" w:eastAsia="맑은 고딕"/>
-                <w:sz w:val="19"/>
-              </w:rPr>
-              <w:t>`InconsistentProperties`</w:t>
+                <w:rFonts w:ascii="Consolas" w:hAnsi="Consolas" w:eastAsia="맑은 고딕"/>
+                <w:sz w:val="19"/>
+              </w:rPr>
+              <w:t xml:space="preserve">InconsistentProperties</w:t>
             </w:r>
           </w:p>
         </w:tc>
@@ -8253,10 +10948,10 @@
           <w:p>
             <w:r>
               <w:rPr>
-                <w:rFonts w:ascii="맑은 고딕" w:hAnsi="맑은 고딕" w:eastAsia="맑은 고딕"/>
-                <w:sz w:val="19"/>
-              </w:rPr>
-              <w:t>`InconsistentLogXptProps`</w:t>
+                <w:rFonts w:ascii="Consolas" w:hAnsi="Consolas" w:eastAsia="맑은 고딕"/>
+                <w:sz w:val="19"/>
+              </w:rPr>
+              <w:t xml:space="preserve">InconsistentLogXptProps</w:t>
             </w:r>
           </w:p>
         </w:tc>
@@ -8283,7 +10978,35 @@
           <w:rFonts w:ascii="맑은 고딕" w:hAnsi="맑은 고딕" w:eastAsia="맑은 고딕"/>
           <w:sz w:val="21"/>
         </w:rPr>
-        <w:t>둘 다 `(monitor)`로 표시되는데, 이는 "조회 전용 항목"이라는 뜻이다. `SHOW DATABASE '&lt;이름&gt;' 'InconsistentProperties'`로 내용을 본다.</w:t>
+        <w:t xml:space="preserve">둘 다 </w:t>
+      </w:r>
+      <w:r>
+        <w:rPr>
+          <w:rFonts w:ascii="Consolas" w:hAnsi="Consolas" w:eastAsia="맑은 고딕"/>
+          <w:sz w:val="21"/>
+        </w:rPr>
+        <w:t xml:space="preserve">(monitor)</w:t>
+      </w:r>
+      <w:r>
+        <w:rPr>
+          <w:rFonts w:ascii="맑은 고딕" w:hAnsi="맑은 고딕" w:eastAsia="맑은 고딕"/>
+          <w:sz w:val="21"/>
+        </w:rPr>
+        <w:t xml:space="preserve">로 표시되는데, 이는 "조회 전용 항목"이라는 뜻이다. </w:t>
+      </w:r>
+      <w:r>
+        <w:rPr>
+          <w:rFonts w:ascii="Consolas" w:hAnsi="Consolas" w:eastAsia="맑은 고딕"/>
+          <w:sz w:val="21"/>
+        </w:rPr>
+        <w:t xml:space="preserve">SHOW DATABASE '&lt;이름&gt;' 'InconsistentProperties'</w:t>
+      </w:r>
+      <w:r>
+        <w:rPr>
+          <w:rFonts w:ascii="맑은 고딕" w:hAnsi="맑은 고딕" w:eastAsia="맑은 고딕"/>
+          <w:sz w:val="21"/>
+        </w:rPr>
+        <w:t xml:space="preserve">로 내용을 본다.</w:t>
       </w:r>
     </w:p>
     <w:tbl>
@@ -8318,9 +11041,10 @@
             <w:r>
               <w:rPr>
                 <w:rFonts w:ascii="맑은 고딕" w:hAnsi="맑은 고딕" w:eastAsia="맑은 고딕"/>
+                <w:b/>
                 <w:sz w:val="20"/>
               </w:rPr>
-              <w:t>**Broker를 켰으면 Broker로만 바꾼다.**</w:t>
+              <w:t xml:space="preserve">Broker를 켰으면 Broker로만 바꾼다.</w:t>
             </w:r>
           </w:p>
           <w:p>
@@ -8332,7 +11056,35 @@
                 <w:rFonts w:ascii="맑은 고딕" w:hAnsi="맑은 고딕" w:eastAsia="맑은 고딕"/>
                 <w:sz w:val="20"/>
               </w:rPr>
-              <w:t>이 원칙에는 예외가 거의 없다. Broker가 관리하지 않는 파라미터(`SGA_TARGET`, `PROCESSES` 등)는 SQL로 바꿔도 되지만, 구성에 관련된 것은 전부 Broker로 한다.</w:t>
+              <w:t xml:space="preserve">이 원칙에는 예외가 거의 없다. Broker가 관리하지 않는 파라미터(</w:t>
+            </w:r>
+            <w:r>
+              <w:rPr>
+                <w:rFonts w:ascii="Consolas" w:hAnsi="Consolas" w:eastAsia="맑은 고딕"/>
+                <w:sz w:val="20"/>
+              </w:rPr>
+              <w:t xml:space="preserve">SGA_TARGET</w:t>
+            </w:r>
+            <w:r>
+              <w:rPr>
+                <w:rFonts w:ascii="맑은 고딕" w:hAnsi="맑은 고딕" w:eastAsia="맑은 고딕"/>
+                <w:sz w:val="20"/>
+              </w:rPr>
+              <w:t xml:space="preserve">, </w:t>
+            </w:r>
+            <w:r>
+              <w:rPr>
+                <w:rFonts w:ascii="Consolas" w:hAnsi="Consolas" w:eastAsia="맑은 고딕"/>
+                <w:sz w:val="20"/>
+              </w:rPr>
+              <w:t xml:space="preserve">PROCESSES</w:t>
+            </w:r>
+            <w:r>
+              <w:rPr>
+                <w:rFonts w:ascii="맑은 고딕" w:hAnsi="맑은 고딕" w:eastAsia="맑은 고딕"/>
+                <w:sz w:val="20"/>
+              </w:rPr>
+              <w:t xml:space="preserve"> 등)는 SQL로 바꿔도 되지만, 구성에 관련된 것은 전부 Broker로 한다.</w:t>
             </w:r>
           </w:p>
           <w:p>
@@ -8344,7 +11096,120 @@
                 <w:rFonts w:ascii="맑은 고딕" w:hAnsi="맑은 고딕" w:eastAsia="맑은 고딕"/>
                 <w:sz w:val="20"/>
               </w:rPr>
-              <w:t>판단이 애매하면 `SHOW DATABASE VERBOSE '&lt;이름&gt;'`의 속성 목록을 본다. **거기 있으면 Broker의 것**이다. 실습에서 확인한 목록에는 `LogXptMode`, `StandbyFileManagement`, `ArchiveLagTarget`, `LogArchiveMaxProcesses`, `DbFileNameConvert`, `LogFileNameConvert` 등 40개 가까운 항목이 있었다.</w:t>
+              <w:t xml:space="preserve">판단이 애매하면 </w:t>
+            </w:r>
+            <w:r>
+              <w:rPr>
+                <w:rFonts w:ascii="Consolas" w:hAnsi="Consolas" w:eastAsia="맑은 고딕"/>
+                <w:sz w:val="20"/>
+              </w:rPr>
+              <w:t xml:space="preserve">SHOW DATABASE VERBOSE '&lt;이름&gt;'</w:t>
+            </w:r>
+            <w:r>
+              <w:rPr>
+                <w:rFonts w:ascii="맑은 고딕" w:hAnsi="맑은 고딕" w:eastAsia="맑은 고딕"/>
+                <w:sz w:val="20"/>
+              </w:rPr>
+              <w:t xml:space="preserve">의 속성 목록을 본다. </w:t>
+            </w:r>
+            <w:r>
+              <w:rPr>
+                <w:rFonts w:ascii="맑은 고딕" w:hAnsi="맑은 고딕" w:eastAsia="맑은 고딕"/>
+                <w:b/>
+                <w:sz w:val="20"/>
+              </w:rPr>
+              <w:t xml:space="preserve">거기 있으면 Broker의 것</w:t>
+            </w:r>
+            <w:r>
+              <w:rPr>
+                <w:rFonts w:ascii="맑은 고딕" w:hAnsi="맑은 고딕" w:eastAsia="맑은 고딕"/>
+                <w:sz w:val="20"/>
+              </w:rPr>
+              <w:t xml:space="preserve">이다. 실습에서 확인한 목록에는 </w:t>
+            </w:r>
+            <w:r>
+              <w:rPr>
+                <w:rFonts w:ascii="Consolas" w:hAnsi="Consolas" w:eastAsia="맑은 고딕"/>
+                <w:sz w:val="20"/>
+              </w:rPr>
+              <w:t xml:space="preserve">LogXptMode</w:t>
+            </w:r>
+            <w:r>
+              <w:rPr>
+                <w:rFonts w:ascii="맑은 고딕" w:hAnsi="맑은 고딕" w:eastAsia="맑은 고딕"/>
+                <w:sz w:val="20"/>
+              </w:rPr>
+              <w:t xml:space="preserve">, </w:t>
+            </w:r>
+            <w:r>
+              <w:rPr>
+                <w:rFonts w:ascii="Consolas" w:hAnsi="Consolas" w:eastAsia="맑은 고딕"/>
+                <w:sz w:val="20"/>
+              </w:rPr>
+              <w:t xml:space="preserve">StandbyFileManagement</w:t>
+            </w:r>
+            <w:r>
+              <w:rPr>
+                <w:rFonts w:ascii="맑은 고딕" w:hAnsi="맑은 고딕" w:eastAsia="맑은 고딕"/>
+                <w:sz w:val="20"/>
+              </w:rPr>
+              <w:t xml:space="preserve">, </w:t>
+            </w:r>
+            <w:r>
+              <w:rPr>
+                <w:rFonts w:ascii="Consolas" w:hAnsi="Consolas" w:eastAsia="맑은 고딕"/>
+                <w:sz w:val="20"/>
+              </w:rPr>
+              <w:t xml:space="preserve">ArchiveLagTarget</w:t>
+            </w:r>
+            <w:r>
+              <w:rPr>
+                <w:rFonts w:ascii="맑은 고딕" w:hAnsi="맑은 고딕" w:eastAsia="맑은 고딕"/>
+                <w:sz w:val="20"/>
+              </w:rPr>
+              <w:t xml:space="preserve">, </w:t>
+            </w:r>
+            <w:r>
+              <w:rPr>
+                <w:rFonts w:ascii="Consolas" w:hAnsi="Consolas" w:eastAsia="맑은 고딕"/>
+                <w:sz w:val="20"/>
+              </w:rPr>
+              <w:t xml:space="preserve">LogArchiveMaxProcesses</w:t>
+            </w:r>
+            <w:r>
+              <w:rPr>
+                <w:rFonts w:ascii="맑은 고딕" w:hAnsi="맑은 고딕" w:eastAsia="맑은 고딕"/>
+                <w:sz w:val="20"/>
+              </w:rPr>
+              <w:t xml:space="preserve">, </w:t>
+            </w:r>
+            <w:r>
+              <w:rPr>
+                <w:rFonts w:ascii="Consolas" w:hAnsi="Consolas" w:eastAsia="맑은 고딕"/>
+                <w:sz w:val="20"/>
+              </w:rPr>
+              <w:t xml:space="preserve">DbFileNameConvert</w:t>
+            </w:r>
+            <w:r>
+              <w:rPr>
+                <w:rFonts w:ascii="맑은 고딕" w:hAnsi="맑은 고딕" w:eastAsia="맑은 고딕"/>
+                <w:sz w:val="20"/>
+              </w:rPr>
+              <w:t xml:space="preserve">, </w:t>
+            </w:r>
+            <w:r>
+              <w:rPr>
+                <w:rFonts w:ascii="Consolas" w:hAnsi="Consolas" w:eastAsia="맑은 고딕"/>
+                <w:sz w:val="20"/>
+              </w:rPr>
+              <w:t xml:space="preserve">LogFileNameConvert</w:t>
+            </w:r>
+            <w:r>
+              <w:rPr>
+                <w:rFonts w:ascii="맑은 고딕" w:hAnsi="맑은 고딕" w:eastAsia="맑은 고딕"/>
+                <w:sz w:val="20"/>
+              </w:rPr>
+              <w:t xml:space="preserve"> 등 40개 가까운 항목이 있었다.</w:t>
             </w:r>
           </w:p>
           <w:p>
@@ -8356,7 +11221,38 @@
                 <w:rFonts w:ascii="맑은 고딕" w:hAnsi="맑은 고딕" w:eastAsia="맑은 고딕"/>
                 <w:sz w:val="20"/>
               </w:rPr>
-              <w:t>반대 방향도 알아 둔다. **Broker를 끄면(`DG_BROKER_START=FALSE`) 파라미터는 그대로 남는다.** Broker가 만든 값이 그 자리에 있으므로 구성은 계속 동작한다. 다시 손으로 관리하려면 그 값을 직접 손봐야 한다.</w:t>
+              <w:t xml:space="preserve">반대 방향도 알아 둔다. </w:t>
+            </w:r>
+            <w:r>
+              <w:rPr>
+                <w:rFonts w:ascii="맑은 고딕" w:hAnsi="맑은 고딕" w:eastAsia="맑은 고딕"/>
+                <w:b/>
+                <w:sz w:val="20"/>
+              </w:rPr>
+              <w:t xml:space="preserve">Broker를 끄면(</w:t>
+            </w:r>
+            <w:r>
+              <w:rPr>
+                <w:rFonts w:ascii="Consolas" w:hAnsi="Consolas" w:eastAsia="맑은 고딕"/>
+                <w:b/>
+                <w:sz w:val="20"/>
+              </w:rPr>
+              <w:t xml:space="preserve">DG_BROKER_START=FALSE</w:t>
+            </w:r>
+            <w:r>
+              <w:rPr>
+                <w:rFonts w:ascii="맑은 고딕" w:hAnsi="맑은 고딕" w:eastAsia="맑은 고딕"/>
+                <w:b/>
+                <w:sz w:val="20"/>
+              </w:rPr>
+              <w:t xml:space="preserve">) 파라미터는 그대로 남는다.</w:t>
+            </w:r>
+            <w:r>
+              <w:rPr>
+                <w:rFonts w:ascii="맑은 고딕" w:hAnsi="맑은 고딕" w:eastAsia="맑은 고딕"/>
+                <w:sz w:val="20"/>
+              </w:rPr>
+              <w:t xml:space="preserve"> Broker가 만든 값이 그 자리에 있으므로 구성은 계속 동작한다. 다시 손으로 관리하려면 그 값을 직접 손봐야 한다.</w:t>
             </w:r>
           </w:p>
           <w:p>
@@ -8368,7 +11264,22 @@
                 <w:rFonts w:ascii="맑은 고딕" w:hAnsi="맑은 고딕" w:eastAsia="맑은 고딕"/>
                 <w:sz w:val="20"/>
               </w:rPr>
-              <w:t>그래서 Broker 도입은 되돌리기 어려운 결정은 아니지만 **한 방향으로 정해 두어야 하는 결정**이다. 어떤 것은 Broker로, 어떤 것은 SQL로 관리하는 혼용이 가장 나쁘다.</w:t>
+              <w:t xml:space="preserve">그래서 Broker 도입은 되돌리기 어려운 결정은 아니지만 </w:t>
+            </w:r>
+            <w:r>
+              <w:rPr>
+                <w:rFonts w:ascii="맑은 고딕" w:hAnsi="맑은 고딕" w:eastAsia="맑은 고딕"/>
+                <w:b/>
+                <w:sz w:val="20"/>
+              </w:rPr>
+              <w:t xml:space="preserve">한 방향으로 정해 두어야 하는 결정</w:t>
+            </w:r>
+            <w:r>
+              <w:rPr>
+                <w:rFonts w:ascii="맑은 고딕" w:hAnsi="맑은 고딕" w:eastAsia="맑은 고딕"/>
+                <w:sz w:val="20"/>
+              </w:rPr>
+              <w:t xml:space="preserve">이다. 어떤 것은 Broker로, 어떤 것은 SQL로 관리하는 혼용이 가장 나쁘다.</w:t>
             </w:r>
           </w:p>
         </w:tc>
@@ -8389,7 +11300,21 @@
           <w:rFonts w:ascii="맑은 고딕" w:hAnsi="맑은 고딕" w:eastAsia="맑은 고딕"/>
           <w:sz w:val="21"/>
         </w:rPr>
-        <w:t>13.9의 원칙을 시험해 봤다. Broker가 관리하는 `LOG_ARCHIVE_DEST_2`를 SQL로 바꾸면 어떻게 되는지 실제로 확인한 것이다.</w:t>
+        <w:t xml:space="preserve">13.9의 원칙을 시험해 봤다. Broker가 관리하는 </w:t>
+      </w:r>
+      <w:r>
+        <w:rPr>
+          <w:rFonts w:ascii="Consolas" w:hAnsi="Consolas" w:eastAsia="맑은 고딕"/>
+          <w:sz w:val="21"/>
+        </w:rPr>
+        <w:t xml:space="preserve">LOG_ARCHIVE_DEST_2</w:t>
+      </w:r>
+      <w:r>
+        <w:rPr>
+          <w:rFonts w:ascii="맑은 고딕" w:hAnsi="맑은 고딕" w:eastAsia="맑은 고딕"/>
+          <w:sz w:val="21"/>
+        </w:rPr>
+        <w:t xml:space="preserve">를 SQL로 바꾸면 어떻게 되는지 실제로 확인한 것이다.</w:t>
       </w:r>
     </w:p>
     <w:tbl>
@@ -8624,10 +11549,26 @@
     <w:p>
       <w:r>
         <w:rPr>
-          <w:rFonts w:ascii="맑은 고딕" w:hAnsi="맑은 고딕" w:eastAsia="맑은 고딕"/>
-          <w:sz w:val="21"/>
-        </w:rPr>
-        <w:t>**`SUCCESS`다.** 경고도 없다.</w:t>
+          <w:rFonts w:ascii="Consolas" w:hAnsi="Consolas" w:eastAsia="맑은 고딕"/>
+          <w:b/>
+          <w:sz w:val="21"/>
+        </w:rPr>
+        <w:t xml:space="preserve">SUCCESS</w:t>
+      </w:r>
+      <w:r>
+        <w:rPr>
+          <w:rFonts w:ascii="맑은 고딕" w:hAnsi="맑은 고딕" w:eastAsia="맑은 고딕"/>
+          <w:b/>
+          <w:sz w:val="21"/>
+        </w:rPr>
+        <w:t xml:space="preserve">다.</w:t>
+      </w:r>
+      <w:r>
+        <w:rPr>
+          <w:rFonts w:ascii="맑은 고딕" w:hAnsi="맑은 고딕" w:eastAsia="맑은 고딕"/>
+          <w:sz w:val="21"/>
+        </w:rPr>
+        <w:t xml:space="preserve"> 경고도 없다.</w:t>
       </w:r>
     </w:p>
     <w:tbl>
@@ -8770,9 +11711,17 @@
       <w:r>
         <w:rPr>
           <w:rFonts w:ascii="맑은 고딕" w:hAnsi="맑은 고딕" w:eastAsia="맑은 고딕"/>
-          <w:sz w:val="21"/>
-        </w:rPr>
-        <w:t>**두 목록 모두 비어 있다.** 머리글만 나오고 행이 없다.</w:t>
+          <w:b/>
+          <w:sz w:val="21"/>
+        </w:rPr>
+        <w:t xml:space="preserve">두 목록 모두 비어 있다.</w:t>
+      </w:r>
+      <w:r>
+        <w:rPr>
+          <w:rFonts w:ascii="맑은 고딕" w:hAnsi="맑은 고딕" w:eastAsia="맑은 고딕"/>
+          <w:sz w:val="21"/>
+        </w:rPr>
+        <w:t xml:space="preserve"> 머리글만 나오고 행이 없다.</w:t>
       </w:r>
     </w:p>
     <w:p>
@@ -8855,9 +11804,32 @@
       <w:r>
         <w:rPr>
           <w:rFonts w:ascii="맑은 고딕" w:hAnsi="맑은 고딕" w:eastAsia="맑은 고딕"/>
-          <w:sz w:val="21"/>
-        </w:rPr>
-        <w:t>**정리하면 이렇다.** "Broker가 감지해서 경고한다"는 설명은 이 환경·이 시간 범위에서는 성립하지 않았다. 감지 주기나 대상 항목의 문제일 수 있고 더 기다리면 달라질 수도 있다. 확인한 것은 **30초 안에는 아무 신호도 없었다**는 사실뿐이다.</w:t>
+          <w:b/>
+          <w:sz w:val="21"/>
+        </w:rPr>
+        <w:t xml:space="preserve">정리하면 이렇다.</w:t>
+      </w:r>
+      <w:r>
+        <w:rPr>
+          <w:rFonts w:ascii="맑은 고딕" w:hAnsi="맑은 고딕" w:eastAsia="맑은 고딕"/>
+          <w:sz w:val="21"/>
+        </w:rPr>
+        <w:t xml:space="preserve"> "Broker가 감지해서 경고한다"는 설명은 이 환경·이 시간 범위에서는 성립하지 않았다. 감지 주기나 대상 항목의 문제일 수 있고 더 기다리면 달라질 수도 있다. 확인한 것은 </w:t>
+      </w:r>
+      <w:r>
+        <w:rPr>
+          <w:rFonts w:ascii="맑은 고딕" w:hAnsi="맑은 고딕" w:eastAsia="맑은 고딕"/>
+          <w:b/>
+          <w:sz w:val="21"/>
+        </w:rPr>
+        <w:t xml:space="preserve">30초 안에는 아무 신호도 없었다</w:t>
+      </w:r>
+      <w:r>
+        <w:rPr>
+          <w:rFonts w:ascii="맑은 고딕" w:hAnsi="맑은 고딕" w:eastAsia="맑은 고딕"/>
+          <w:sz w:val="21"/>
+        </w:rPr>
+        <w:t xml:space="preserve">는 사실뿐이다.</w:t>
       </w:r>
     </w:p>
     <w:p>
@@ -8876,9 +11848,17 @@
       <w:r>
         <w:rPr>
           <w:rFonts w:ascii="맑은 고딕" w:hAnsi="맑은 고딕" w:eastAsia="맑은 고딕"/>
-          <w:sz w:val="21"/>
-        </w:rPr>
-        <w:t>**바꾸지 않는다.** 이것이 첫째다. 감지되지 않는다는 것은 오히려 더 위험하다.</w:t>
+          <w:b/>
+          <w:sz w:val="21"/>
+        </w:rPr>
+        <w:t xml:space="preserve">바꾸지 않는다.</w:t>
+      </w:r>
+      <w:r>
+        <w:rPr>
+          <w:rFonts w:ascii="맑은 고딕" w:hAnsi="맑은 고딕" w:eastAsia="맑은 고딕"/>
+          <w:sz w:val="21"/>
+        </w:rPr>
+        <w:t xml:space="preserve"> 이것이 첫째다. 감지되지 않는다는 것은 오히려 더 위험하다.</w:t>
       </w:r>
     </w:p>
     <w:p>
@@ -8890,7 +11870,15 @@
           <w:rFonts w:ascii="맑은 고딕" w:hAnsi="맑은 고딕" w:eastAsia="맑은 고딕"/>
           <w:sz w:val="21"/>
         </w:rPr>
-        <w:t>실수로 바꿨다면 **속성을 다시 적용해 되돌린다.**</w:t>
+        <w:t xml:space="preserve">실수로 바꿨다면 </w:t>
+      </w:r>
+      <w:r>
+        <w:rPr>
+          <w:rFonts w:ascii="맑은 고딕" w:hAnsi="맑은 고딕" w:eastAsia="맑은 고딕"/>
+          <w:b/>
+          <w:sz w:val="21"/>
+        </w:rPr>
+        <w:t xml:space="preserve">속성을 다시 적용해 되돌린다.</w:t>
       </w:r>
     </w:p>
     <w:tbl>
@@ -9041,7 +12029,50 @@
           <w:rFonts w:ascii="맑은 고딕" w:hAnsi="맑은 고딕" w:eastAsia="맑은 고딕"/>
           <w:sz w:val="21"/>
         </w:rPr>
-        <w:t>Broker 형식이 돌아왔다. **속성을 하나라도 다시 적용하면 문자열 전체가 다시 만들어진다.** 값이 같아도 상관없다. `ASYNC`를 `ASYNC`로 다시 설정한 것뿐인데 전체가 복구됐다.</w:t>
+        <w:t xml:space="preserve">Broker 형식이 돌아왔다. </w:t>
+      </w:r>
+      <w:r>
+        <w:rPr>
+          <w:rFonts w:ascii="맑은 고딕" w:hAnsi="맑은 고딕" w:eastAsia="맑은 고딕"/>
+          <w:b/>
+          <w:sz w:val="21"/>
+        </w:rPr>
+        <w:t xml:space="preserve">속성을 하나라도 다시 적용하면 문자열 전체가 다시 만들어진다.</w:t>
+      </w:r>
+      <w:r>
+        <w:rPr>
+          <w:rFonts w:ascii="맑은 고딕" w:hAnsi="맑은 고딕" w:eastAsia="맑은 고딕"/>
+          <w:sz w:val="21"/>
+        </w:rPr>
+        <w:t xml:space="preserve"> 값이 같아도 상관없다. </w:t>
+      </w:r>
+      <w:r>
+        <w:rPr>
+          <w:rFonts w:ascii="Consolas" w:hAnsi="Consolas" w:eastAsia="맑은 고딕"/>
+          <w:sz w:val="21"/>
+        </w:rPr>
+        <w:t xml:space="preserve">ASYNC</w:t>
+      </w:r>
+      <w:r>
+        <w:rPr>
+          <w:rFonts w:ascii="맑은 고딕" w:hAnsi="맑은 고딕" w:eastAsia="맑은 고딕"/>
+          <w:sz w:val="21"/>
+        </w:rPr>
+        <w:t xml:space="preserve">를 </w:t>
+      </w:r>
+      <w:r>
+        <w:rPr>
+          <w:rFonts w:ascii="Consolas" w:hAnsi="Consolas" w:eastAsia="맑은 고딕"/>
+          <w:sz w:val="21"/>
+        </w:rPr>
+        <w:t xml:space="preserve">ASYNC</w:t>
+      </w:r>
+      <w:r>
+        <w:rPr>
+          <w:rFonts w:ascii="맑은 고딕" w:hAnsi="맑은 고딕" w:eastAsia="맑은 고딕"/>
+          <w:sz w:val="21"/>
+        </w:rPr>
+        <w:t xml:space="preserve">로 다시 설정한 것뿐인데 전체가 복구됐다.</w:t>
       </w:r>
     </w:p>
     <w:p>
@@ -9093,9 +12124,17 @@
             <w:r>
               <w:rPr>
                 <w:rFonts w:ascii="맑은 고딕" w:hAnsi="맑은 고딕" w:eastAsia="맑은 고딕"/>
+                <w:b/>
                 <w:sz w:val="20"/>
               </w:rPr>
-              <w:t>**거의 언제나 쓴다.** Data Guard를 운영한다면 Broker를 쓰지 않을 이유가 별로 없다. 다음의 경우가 특히 그렇다.</w:t>
+              <w:t xml:space="preserve">거의 언제나 쓴다.</w:t>
+            </w:r>
+            <w:r>
+              <w:rPr>
+                <w:rFonts w:ascii="맑은 고딕" w:hAnsi="맑은 고딕" w:eastAsia="맑은 고딕"/>
+                <w:sz w:val="20"/>
+              </w:rPr>
+              <w:t xml:space="preserve"> Data Guard를 운영한다면 Broker를 쓰지 않을 이유가 별로 없다. 다음의 경우가 특히 그렇다.</w:t>
             </w:r>
           </w:p>
           <w:p>
@@ -9105,9 +12144,17 @@
             <w:r>
               <w:rPr>
                 <w:rFonts w:ascii="맑은 고딕" w:hAnsi="맑은 고딕" w:eastAsia="맑은 고딕"/>
+                <w:b/>
                 <w:sz w:val="20"/>
               </w:rPr>
-              <w:t>**① 역할 전환을 실제로 수행할 계획이 있을 때.** 손으로 하는 Switchover는 단계가 많고 순서가 중요하다. 16장에서 비교한다.</w:t>
+              <w:t xml:space="preserve">① 역할 전환을 실제로 수행할 계획이 있을 때.</w:t>
+            </w:r>
+            <w:r>
+              <w:rPr>
+                <w:rFonts w:ascii="맑은 고딕" w:hAnsi="맑은 고딕" w:eastAsia="맑은 고딕"/>
+                <w:sz w:val="20"/>
+              </w:rPr>
+              <w:t xml:space="preserve"> 손으로 하는 Switchover는 단계가 많고 순서가 중요하다. 16장에서 비교한다.</w:t>
             </w:r>
           </w:p>
           <w:p>
@@ -9117,9 +12164,17 @@
             <w:r>
               <w:rPr>
                 <w:rFonts w:ascii="맑은 고딕" w:hAnsi="맑은 고딕" w:eastAsia="맑은 고딕"/>
+                <w:b/>
                 <w:sz w:val="20"/>
               </w:rPr>
-              <w:t>**② 구성원이 셋 이상일 때.** 10장처럼 Far Sync나 계단식이 끼면 손으로 유지할 대칭이 급격히 늘어난다.</w:t>
+              <w:t xml:space="preserve">② 구성원이 셋 이상일 때.</w:t>
+            </w:r>
+            <w:r>
+              <w:rPr>
+                <w:rFonts w:ascii="맑은 고딕" w:hAnsi="맑은 고딕" w:eastAsia="맑은 고딕"/>
+                <w:sz w:val="20"/>
+              </w:rPr>
+              <w:t xml:space="preserve"> 10장처럼 Far Sync나 계단식이 끼면 손으로 유지할 대칭이 급격히 늘어난다.</w:t>
             </w:r>
           </w:p>
           <w:p>
@@ -9129,9 +12184,45 @@
             <w:r>
               <w:rPr>
                 <w:rFonts w:ascii="맑은 고딕" w:hAnsi="맑은 고딕" w:eastAsia="맑은 고딕"/>
+                <w:b/>
                 <w:sz w:val="20"/>
               </w:rPr>
-              <w:t>**③ 여러 사람이 관리할 때.** 파라미터 문자열을 각자 손으로 적으면 표기가 갈린다. 실습에서도 `online_logfiles`와 `online_logfile`이 섞여 있었다.</w:t>
+              <w:t xml:space="preserve">③ 여러 사람이 관리할 때.</w:t>
+            </w:r>
+            <w:r>
+              <w:rPr>
+                <w:rFonts w:ascii="맑은 고딕" w:hAnsi="맑은 고딕" w:eastAsia="맑은 고딕"/>
+                <w:sz w:val="20"/>
+              </w:rPr>
+              <w:t xml:space="preserve"> 파라미터 문자열을 각자 손으로 적으면 표기가 갈린다. 실습에서도 </w:t>
+            </w:r>
+            <w:r>
+              <w:rPr>
+                <w:rFonts w:ascii="Consolas" w:hAnsi="Consolas" w:eastAsia="맑은 고딕"/>
+                <w:sz w:val="20"/>
+              </w:rPr>
+              <w:t xml:space="preserve">online_logfiles</w:t>
+            </w:r>
+            <w:r>
+              <w:rPr>
+                <w:rFonts w:ascii="맑은 고딕" w:hAnsi="맑은 고딕" w:eastAsia="맑은 고딕"/>
+                <w:sz w:val="20"/>
+              </w:rPr>
+              <w:t xml:space="preserve">와 </w:t>
+            </w:r>
+            <w:r>
+              <w:rPr>
+                <w:rFonts w:ascii="Consolas" w:hAnsi="Consolas" w:eastAsia="맑은 고딕"/>
+                <w:sz w:val="20"/>
+              </w:rPr>
+              <w:t xml:space="preserve">online_logfile</w:t>
+            </w:r>
+            <w:r>
+              <w:rPr>
+                <w:rFonts w:ascii="맑은 고딕" w:hAnsi="맑은 고딕" w:eastAsia="맑은 고딕"/>
+                <w:sz w:val="20"/>
+              </w:rPr>
+              <w:t xml:space="preserve">이 섞여 있었다.</w:t>
             </w:r>
           </w:p>
           <w:p>
@@ -9141,9 +12232,17 @@
             <w:r>
               <w:rPr>
                 <w:rFonts w:ascii="맑은 고딕" w:hAnsi="맑은 고딕" w:eastAsia="맑은 고딕"/>
+                <w:b/>
                 <w:sz w:val="20"/>
               </w:rPr>
-              <w:t>**④ 자동 장애 조치가 필요할 때.** Fast-Start Failover는 Broker 없이 쓸 수 없다.</w:t>
+              <w:t xml:space="preserve">④ 자동 장애 조치가 필요할 때.</w:t>
+            </w:r>
+            <w:r>
+              <w:rPr>
+                <w:rFonts w:ascii="맑은 고딕" w:hAnsi="맑은 고딕" w:eastAsia="맑은 고딕"/>
+                <w:sz w:val="20"/>
+              </w:rPr>
+              <w:t xml:space="preserve"> Fast-Start Failover는 Broker 없이 쓸 수 없다.</w:t>
             </w:r>
           </w:p>
           <w:p>
@@ -9153,9 +12252,10 @@
             <w:r>
               <w:rPr>
                 <w:rFonts w:ascii="맑은 고딕" w:hAnsi="맑은 고딕" w:eastAsia="맑은 고딕"/>
+                <w:b/>
                 <w:sz w:val="20"/>
               </w:rPr>
-              <w:t>**주저할 만한 경우**</w:t>
+              <w:t xml:space="preserve">주저할 만한 경우</w:t>
             </w:r>
           </w:p>
           <w:p>
@@ -9165,9 +12265,17 @@
             <w:r>
               <w:rPr>
                 <w:rFonts w:ascii="맑은 고딕" w:hAnsi="맑은 고딕" w:eastAsia="맑은 고딕"/>
+                <w:b/>
                 <w:sz w:val="20"/>
               </w:rPr>
-              <w:t>**① 구성이 아주 단순하고 바뀌지 않을 때.** 2노드에 손으로 만든 구성이 안정적으로 돌고 있다면 급하지 않다.</w:t>
+              <w:t xml:space="preserve">① 구성이 아주 단순하고 바뀌지 않을 때.</w:t>
+            </w:r>
+            <w:r>
+              <w:rPr>
+                <w:rFonts w:ascii="맑은 고딕" w:hAnsi="맑은 고딕" w:eastAsia="맑은 고딕"/>
+                <w:sz w:val="20"/>
+              </w:rPr>
+              <w:t xml:space="preserve"> 2노드에 손으로 만든 구성이 안정적으로 돌고 있다면 급하지 않다.</w:t>
             </w:r>
           </w:p>
           <w:p>
@@ -9177,9 +12285,17 @@
             <w:r>
               <w:rPr>
                 <w:rFonts w:ascii="맑은 고딕" w:hAnsi="맑은 고딕" w:eastAsia="맑은 고딕"/>
+                <w:b/>
                 <w:sz w:val="20"/>
               </w:rPr>
-              <w:t>**② 관리 도구가 이미 자체 스크립트로 정착해 있을 때.** 혼용이 가장 나쁘므로 한쪽으로 정리할 여력이 있어야 한다.</w:t>
+              <w:t xml:space="preserve">② 관리 도구가 이미 자체 스크립트로 정착해 있을 때.</w:t>
+            </w:r>
+            <w:r>
+              <w:rPr>
+                <w:rFonts w:ascii="맑은 고딕" w:hAnsi="맑은 고딕" w:eastAsia="맑은 고딕"/>
+                <w:sz w:val="20"/>
+              </w:rPr>
+              <w:t xml:space="preserve"> 혼용이 가장 나쁘므로 한쪽으로 정리할 여력이 있어야 한다.</w:t>
             </w:r>
           </w:p>
           <w:p>
@@ -9189,9 +12305,10 @@
             <w:r>
               <w:rPr>
                 <w:rFonts w:ascii="맑은 고딕" w:hAnsi="맑은 고딕" w:eastAsia="맑은 고딕"/>
+                <w:b/>
                 <w:sz w:val="20"/>
               </w:rPr>
-              <w:t>**옮기는 절차**</w:t>
+              <w:t xml:space="preserve">옮기는 절차</w:t>
             </w:r>
           </w:p>
           <w:p>
@@ -9203,7 +12320,36 @@
                 <w:rFonts w:ascii="맑은 고딕" w:hAnsi="맑은 고딕" w:eastAsia="맑은 고딕"/>
                 <w:sz w:val="20"/>
               </w:rPr>
-              <w:t>@B **① 정적 등록을 확인한다.** `&lt;db_unique_name&gt;_DGMGRL` 서비스가 양쪽에 있어야 한다.</w:t>
+              <w:t xml:space="preserve">• </w:t>
+            </w:r>
+            <w:r>
+              <w:rPr>
+                <w:rFonts w:ascii="맑은 고딕" w:hAnsi="맑은 고딕" w:eastAsia="맑은 고딕"/>
+                <w:b/>
+                <w:sz w:val="20"/>
+              </w:rPr>
+              <w:t xml:space="preserve">① 정적 등록을 확인한다.</w:t>
+            </w:r>
+            <w:r>
+              <w:rPr>
+                <w:rFonts w:ascii="맑은 고딕" w:hAnsi="맑은 고딕" w:eastAsia="맑은 고딕"/>
+                <w:sz w:val="20"/>
+              </w:rPr>
+              <w:t xml:space="preserve"> </w:t>
+            </w:r>
+            <w:r>
+              <w:rPr>
+                <w:rFonts w:ascii="Consolas" w:hAnsi="Consolas" w:eastAsia="맑은 고딕"/>
+                <w:sz w:val="20"/>
+              </w:rPr>
+              <w:t xml:space="preserve">&lt;db_unique_name&gt;_DGMGRL</w:t>
+            </w:r>
+            <w:r>
+              <w:rPr>
+                <w:rFonts w:ascii="맑은 고딕" w:hAnsi="맑은 고딕" w:eastAsia="맑은 고딕"/>
+                <w:sz w:val="20"/>
+              </w:rPr>
+              <w:t xml:space="preserve"> 서비스가 양쪽에 있어야 한다.</w:t>
             </w:r>
           </w:p>
           <w:p>
@@ -9215,7 +12361,38 @@
                 <w:rFonts w:ascii="맑은 고딕" w:hAnsi="맑은 고딕" w:eastAsia="맑은 고딕"/>
                 <w:sz w:val="20"/>
               </w:rPr>
-              <w:t>@B **② `tnsnames.ora` 별칭을 확인한다.** 양쪽에서 상대에게 접속되어야 한다.</w:t>
+              <w:t xml:space="preserve">• </w:t>
+            </w:r>
+            <w:r>
+              <w:rPr>
+                <w:rFonts w:ascii="맑은 고딕" w:hAnsi="맑은 고딕" w:eastAsia="맑은 고딕"/>
+                <w:b/>
+                <w:sz w:val="20"/>
+              </w:rPr>
+              <w:t xml:space="preserve">② </w:t>
+            </w:r>
+            <w:r>
+              <w:rPr>
+                <w:rFonts w:ascii="Consolas" w:hAnsi="Consolas" w:eastAsia="맑은 고딕"/>
+                <w:b/>
+                <w:sz w:val="20"/>
+              </w:rPr>
+              <w:t xml:space="preserve">tnsnames.ora</w:t>
+            </w:r>
+            <w:r>
+              <w:rPr>
+                <w:rFonts w:ascii="맑은 고딕" w:hAnsi="맑은 고딕" w:eastAsia="맑은 고딕"/>
+                <w:b/>
+                <w:sz w:val="20"/>
+              </w:rPr>
+              <w:t xml:space="preserve"> 별칭을 확인한다.</w:t>
+            </w:r>
+            <w:r>
+              <w:rPr>
+                <w:rFonts w:ascii="맑은 고딕" w:hAnsi="맑은 고딕" w:eastAsia="맑은 고딕"/>
+                <w:sz w:val="20"/>
+              </w:rPr>
+              <w:t xml:space="preserve"> 양쪽에서 상대에게 접속되어야 한다.</w:t>
             </w:r>
           </w:p>
           <w:p>
@@ -9227,7 +12404,38 @@
                 <w:rFonts w:ascii="맑은 고딕" w:hAnsi="맑은 고딕" w:eastAsia="맑은 고딕"/>
                 <w:sz w:val="20"/>
               </w:rPr>
-              <w:t>@B **③ `DG_BROKER_START=TRUE`를 양쪽에 설정한다.** 재기동은 필요 없다.</w:t>
+              <w:t xml:space="preserve">• </w:t>
+            </w:r>
+            <w:r>
+              <w:rPr>
+                <w:rFonts w:ascii="맑은 고딕" w:hAnsi="맑은 고딕" w:eastAsia="맑은 고딕"/>
+                <w:b/>
+                <w:sz w:val="20"/>
+              </w:rPr>
+              <w:t xml:space="preserve">③ </w:t>
+            </w:r>
+            <w:r>
+              <w:rPr>
+                <w:rFonts w:ascii="Consolas" w:hAnsi="Consolas" w:eastAsia="맑은 고딕"/>
+                <w:b/>
+                <w:sz w:val="20"/>
+              </w:rPr>
+              <w:t xml:space="preserve">DG_BROKER_START=TRUE</w:t>
+            </w:r>
+            <w:r>
+              <w:rPr>
+                <w:rFonts w:ascii="맑은 고딕" w:hAnsi="맑은 고딕" w:eastAsia="맑은 고딕"/>
+                <w:b/>
+                <w:sz w:val="20"/>
+              </w:rPr>
+              <w:t xml:space="preserve">를 양쪽에 설정한다.</w:t>
+            </w:r>
+            <w:r>
+              <w:rPr>
+                <w:rFonts w:ascii="맑은 고딕" w:hAnsi="맑은 고딕" w:eastAsia="맑은 고딕"/>
+                <w:sz w:val="20"/>
+              </w:rPr>
+              <w:t xml:space="preserve"> 재기동은 필요 없다.</w:t>
             </w:r>
           </w:p>
           <w:p>
@@ -9239,7 +12447,54 @@
                 <w:rFonts w:ascii="맑은 고딕" w:hAnsi="맑은 고딕" w:eastAsia="맑은 고딕"/>
                 <w:sz w:val="20"/>
               </w:rPr>
-              <w:t>@B **④ `SERVICE` 속성이 있는 `LOG_ARCHIVE_DEST_n`을 비운다.** 이때 전송이 잠시 끊긴다.</w:t>
+              <w:t xml:space="preserve">• </w:t>
+            </w:r>
+            <w:r>
+              <w:rPr>
+                <w:rFonts w:ascii="맑은 고딕" w:hAnsi="맑은 고딕" w:eastAsia="맑은 고딕"/>
+                <w:b/>
+                <w:sz w:val="20"/>
+              </w:rPr>
+              <w:t xml:space="preserve">④ </w:t>
+            </w:r>
+            <w:r>
+              <w:rPr>
+                <w:rFonts w:ascii="Consolas" w:hAnsi="Consolas" w:eastAsia="맑은 고딕"/>
+                <w:b/>
+                <w:sz w:val="20"/>
+              </w:rPr>
+              <w:t xml:space="preserve">SERVICE</w:t>
+            </w:r>
+            <w:r>
+              <w:rPr>
+                <w:rFonts w:ascii="맑은 고딕" w:hAnsi="맑은 고딕" w:eastAsia="맑은 고딕"/>
+                <w:b/>
+                <w:sz w:val="20"/>
+              </w:rPr>
+              <w:t xml:space="preserve"> 속성이 있는 </w:t>
+            </w:r>
+            <w:r>
+              <w:rPr>
+                <w:rFonts w:ascii="Consolas" w:hAnsi="Consolas" w:eastAsia="맑은 고딕"/>
+                <w:b/>
+                <w:sz w:val="20"/>
+              </w:rPr>
+              <w:t xml:space="preserve">LOG_ARCHIVE_DEST_n</w:t>
+            </w:r>
+            <w:r>
+              <w:rPr>
+                <w:rFonts w:ascii="맑은 고딕" w:hAnsi="맑은 고딕" w:eastAsia="맑은 고딕"/>
+                <w:b/>
+                <w:sz w:val="20"/>
+              </w:rPr>
+              <w:t xml:space="preserve">을 비운다.</w:t>
+            </w:r>
+            <w:r>
+              <w:rPr>
+                <w:rFonts w:ascii="맑은 고딕" w:hAnsi="맑은 고딕" w:eastAsia="맑은 고딕"/>
+                <w:sz w:val="20"/>
+              </w:rPr>
+              <w:t xml:space="preserve"> 이때 전송이 잠시 끊긴다.</w:t>
             </w:r>
           </w:p>
           <w:p>
@@ -9251,7 +12506,63 @@
                 <w:rFonts w:ascii="맑은 고딕" w:hAnsi="맑은 고딕" w:eastAsia="맑은 고딕"/>
                 <w:sz w:val="20"/>
               </w:rPr>
-              <w:t>@B **⑤ `CREATE CONFIGURATION` → `ADD DATABASE` → `ENABLE CONFIGURATION`.**</w:t>
+              <w:t xml:space="preserve">• </w:t>
+            </w:r>
+            <w:r>
+              <w:rPr>
+                <w:rFonts w:ascii="맑은 고딕" w:hAnsi="맑은 고딕" w:eastAsia="맑은 고딕"/>
+                <w:b/>
+                <w:sz w:val="20"/>
+              </w:rPr>
+              <w:t xml:space="preserve">⑤ </w:t>
+            </w:r>
+            <w:r>
+              <w:rPr>
+                <w:rFonts w:ascii="Consolas" w:hAnsi="Consolas" w:eastAsia="맑은 고딕"/>
+                <w:b/>
+                <w:sz w:val="20"/>
+              </w:rPr>
+              <w:t xml:space="preserve">CREATE CONFIGURATION</w:t>
+            </w:r>
+            <w:r>
+              <w:rPr>
+                <w:rFonts w:ascii="맑은 고딕" w:hAnsi="맑은 고딕" w:eastAsia="맑은 고딕"/>
+                <w:b/>
+                <w:sz w:val="20"/>
+              </w:rPr>
+              <w:t xml:space="preserve"> → </w:t>
+            </w:r>
+            <w:r>
+              <w:rPr>
+                <w:rFonts w:ascii="Consolas" w:hAnsi="Consolas" w:eastAsia="맑은 고딕"/>
+                <w:b/>
+                <w:sz w:val="20"/>
+              </w:rPr>
+              <w:t xml:space="preserve">ADD DATABASE</w:t>
+            </w:r>
+            <w:r>
+              <w:rPr>
+                <w:rFonts w:ascii="맑은 고딕" w:hAnsi="맑은 고딕" w:eastAsia="맑은 고딕"/>
+                <w:b/>
+                <w:sz w:val="20"/>
+              </w:rPr>
+              <w:t xml:space="preserve"> → </w:t>
+            </w:r>
+            <w:r>
+              <w:rPr>
+                <w:rFonts w:ascii="Consolas" w:hAnsi="Consolas" w:eastAsia="맑은 고딕"/>
+                <w:b/>
+                <w:sz w:val="20"/>
+              </w:rPr>
+              <w:t xml:space="preserve">ENABLE CONFIGURATION</w:t>
+            </w:r>
+            <w:r>
+              <w:rPr>
+                <w:rFonts w:ascii="맑은 고딕" w:hAnsi="맑은 고딕" w:eastAsia="맑은 고딕"/>
+                <w:b/>
+                <w:sz w:val="20"/>
+              </w:rPr>
+              <w:t xml:space="preserve">.</w:t>
             </w:r>
           </w:p>
           <w:p>
@@ -9263,7 +12574,50 @@
                 <w:rFonts w:ascii="맑은 고딕" w:hAnsi="맑은 고딕" w:eastAsia="맑은 고딕"/>
                 <w:sz w:val="20"/>
               </w:rPr>
-              <w:t>@B **⑥ Broker가 다시 쓴 파라미터를 확인한다.** 특히 `VALID_FOR`가 `all_roles`로 바뀐 것.</w:t>
+              <w:t xml:space="preserve">• </w:t>
+            </w:r>
+            <w:r>
+              <w:rPr>
+                <w:rFonts w:ascii="맑은 고딕" w:hAnsi="맑은 고딕" w:eastAsia="맑은 고딕"/>
+                <w:b/>
+                <w:sz w:val="20"/>
+              </w:rPr>
+              <w:t xml:space="preserve">⑥ Broker가 다시 쓴 파라미터를 확인한다.</w:t>
+            </w:r>
+            <w:r>
+              <w:rPr>
+                <w:rFonts w:ascii="맑은 고딕" w:hAnsi="맑은 고딕" w:eastAsia="맑은 고딕"/>
+                <w:sz w:val="20"/>
+              </w:rPr>
+              <w:t xml:space="preserve"> 특히 </w:t>
+            </w:r>
+            <w:r>
+              <w:rPr>
+                <w:rFonts w:ascii="Consolas" w:hAnsi="Consolas" w:eastAsia="맑은 고딕"/>
+                <w:sz w:val="20"/>
+              </w:rPr>
+              <w:t xml:space="preserve">VALID_FOR</w:t>
+            </w:r>
+            <w:r>
+              <w:rPr>
+                <w:rFonts w:ascii="맑은 고딕" w:hAnsi="맑은 고딕" w:eastAsia="맑은 고딕"/>
+                <w:sz w:val="20"/>
+              </w:rPr>
+              <w:t xml:space="preserve">가 </w:t>
+            </w:r>
+            <w:r>
+              <w:rPr>
+                <w:rFonts w:ascii="Consolas" w:hAnsi="Consolas" w:eastAsia="맑은 고딕"/>
+                <w:sz w:val="20"/>
+              </w:rPr>
+              <w:t xml:space="preserve">all_roles</w:t>
+            </w:r>
+            <w:r>
+              <w:rPr>
+                <w:rFonts w:ascii="맑은 고딕" w:hAnsi="맑은 고딕" w:eastAsia="맑은 고딕"/>
+                <w:sz w:val="20"/>
+              </w:rPr>
+              <w:t xml:space="preserve">로 바뀐 것.</w:t>
             </w:r>
           </w:p>
           <w:p>
@@ -9275,7 +12629,22 @@
                 <w:rFonts w:ascii="맑은 고딕" w:hAnsi="맑은 고딕" w:eastAsia="맑은 고딕"/>
                 <w:sz w:val="20"/>
               </w:rPr>
-              <w:t>@B **⑦ 데이터로 종단 검증한다.** Primary에 한 행 넣고 Standby에서 조회.</w:t>
+              <w:t xml:space="preserve">• </w:t>
+            </w:r>
+            <w:r>
+              <w:rPr>
+                <w:rFonts w:ascii="맑은 고딕" w:hAnsi="맑은 고딕" w:eastAsia="맑은 고딕"/>
+                <w:b/>
+                <w:sz w:val="20"/>
+              </w:rPr>
+              <w:t xml:space="preserve">⑦ 데이터로 종단 검증한다.</w:t>
+            </w:r>
+            <w:r>
+              <w:rPr>
+                <w:rFonts w:ascii="맑은 고딕" w:hAnsi="맑은 고딕" w:eastAsia="맑은 고딕"/>
+                <w:sz w:val="20"/>
+              </w:rPr>
+              <w:t xml:space="preserve"> Primary에 한 행 넣고 Standby에서 조회.</w:t>
             </w:r>
           </w:p>
           <w:p>
@@ -9287,7 +12656,15 @@
                 <w:rFonts w:ascii="맑은 고딕" w:hAnsi="맑은 고딕" w:eastAsia="맑은 고딕"/>
                 <w:sz w:val="20"/>
               </w:rPr>
-              <w:t>④가 유일하게 서비스에 영향을 주는 단계이므로 **변경 시간대를 잡아 둔다.**</w:t>
+              <w:t xml:space="preserve">④가 유일하게 서비스에 영향을 주는 단계이므로 </w:t>
+            </w:r>
+            <w:r>
+              <w:rPr>
+                <w:rFonts w:ascii="맑은 고딕" w:hAnsi="맑은 고딕" w:eastAsia="맑은 고딕"/>
+                <w:b/>
+                <w:sz w:val="20"/>
+              </w:rPr>
+              <w:t xml:space="preserve">변경 시간대를 잡아 둔다.</w:t>
             </w:r>
           </w:p>
         </w:tc>
@@ -9338,9 +12715,45 @@
             <w:r>
               <w:rPr>
                 <w:rFonts w:ascii="맑은 고딕" w:hAnsi="맑은 고딕" w:eastAsia="맑은 고딕"/>
+                <w:b/>
                 <w:sz w:val="20"/>
               </w:rPr>
-              <w:t>**①** `dgmgrl` 접속 후 `ORA-16532: broker configuration does not exist`가 나왔다.</w:t>
+              <w:t xml:space="preserve">①</w:t>
+            </w:r>
+            <w:r>
+              <w:rPr>
+                <w:rFonts w:ascii="맑은 고딕" w:hAnsi="맑은 고딕" w:eastAsia="맑은 고딕"/>
+                <w:sz w:val="20"/>
+              </w:rPr>
+              <w:t xml:space="preserve"> </w:t>
+            </w:r>
+            <w:r>
+              <w:rPr>
+                <w:rFonts w:ascii="Consolas" w:hAnsi="Consolas" w:eastAsia="맑은 고딕"/>
+                <w:sz w:val="20"/>
+              </w:rPr>
+              <w:t xml:space="preserve">dgmgrl</w:t>
+            </w:r>
+            <w:r>
+              <w:rPr>
+                <w:rFonts w:ascii="맑은 고딕" w:hAnsi="맑은 고딕" w:eastAsia="맑은 고딕"/>
+                <w:sz w:val="20"/>
+              </w:rPr>
+              <w:t xml:space="preserve"> 접속 후 </w:t>
+            </w:r>
+            <w:r>
+              <w:rPr>
+                <w:rFonts w:ascii="Consolas" w:hAnsi="Consolas" w:eastAsia="맑은 고딕"/>
+                <w:sz w:val="20"/>
+              </w:rPr>
+              <w:t xml:space="preserve">ORA-16532: broker configuration does not exist</w:t>
+            </w:r>
+            <w:r>
+              <w:rPr>
+                <w:rFonts w:ascii="맑은 고딕" w:hAnsi="맑은 고딕" w:eastAsia="맑은 고딕"/>
+                <w:sz w:val="20"/>
+              </w:rPr>
+              <w:t xml:space="preserve">가 나왔다.</w:t>
             </w:r>
           </w:p>
           <w:p>
@@ -9350,9 +12763,45 @@
             <w:r>
               <w:rPr>
                 <w:rFonts w:ascii="맑은 고딕" w:hAnsi="맑은 고딕" w:eastAsia="맑은 고딕"/>
+                <w:b/>
                 <w:sz w:val="20"/>
               </w:rPr>
-              <w:t>**②** `ADD DATABASE`가 `ORA-16698`로 실패했다.</w:t>
+              <w:t xml:space="preserve">②</w:t>
+            </w:r>
+            <w:r>
+              <w:rPr>
+                <w:rFonts w:ascii="맑은 고딕" w:hAnsi="맑은 고딕" w:eastAsia="맑은 고딕"/>
+                <w:sz w:val="20"/>
+              </w:rPr>
+              <w:t xml:space="preserve"> </w:t>
+            </w:r>
+            <w:r>
+              <w:rPr>
+                <w:rFonts w:ascii="Consolas" w:hAnsi="Consolas" w:eastAsia="맑은 고딕"/>
+                <w:sz w:val="20"/>
+              </w:rPr>
+              <w:t xml:space="preserve">ADD DATABASE</w:t>
+            </w:r>
+            <w:r>
+              <w:rPr>
+                <w:rFonts w:ascii="맑은 고딕" w:hAnsi="맑은 고딕" w:eastAsia="맑은 고딕"/>
+                <w:sz w:val="20"/>
+              </w:rPr>
+              <w:t xml:space="preserve">가 </w:t>
+            </w:r>
+            <w:r>
+              <w:rPr>
+                <w:rFonts w:ascii="Consolas" w:hAnsi="Consolas" w:eastAsia="맑은 고딕"/>
+                <w:sz w:val="20"/>
+              </w:rPr>
+              <w:t xml:space="preserve">ORA-16698</w:t>
+            </w:r>
+            <w:r>
+              <w:rPr>
+                <w:rFonts w:ascii="맑은 고딕" w:hAnsi="맑은 고딕" w:eastAsia="맑은 고딕"/>
+                <w:sz w:val="20"/>
+              </w:rPr>
+              <w:t xml:space="preserve">로 실패했다.</w:t>
             </w:r>
           </w:p>
           <w:p>
@@ -9362,9 +12811,45 @@
             <w:r>
               <w:rPr>
                 <w:rFonts w:ascii="맑은 고딕" w:hAnsi="맑은 고딕" w:eastAsia="맑은 고딕"/>
+                <w:b/>
                 <w:sz w:val="20"/>
               </w:rPr>
-              <w:t>**③** 활성화 전 멤버에 `(disabled)`와 `ORA-16905`가 표시된다.</w:t>
+              <w:t xml:space="preserve">③</w:t>
+            </w:r>
+            <w:r>
+              <w:rPr>
+                <w:rFonts w:ascii="맑은 고딕" w:hAnsi="맑은 고딕" w:eastAsia="맑은 고딕"/>
+                <w:sz w:val="20"/>
+              </w:rPr>
+              <w:t xml:space="preserve"> 활성화 전 멤버에 </w:t>
+            </w:r>
+            <w:r>
+              <w:rPr>
+                <w:rFonts w:ascii="Consolas" w:hAnsi="Consolas" w:eastAsia="맑은 고딕"/>
+                <w:sz w:val="20"/>
+              </w:rPr>
+              <w:t xml:space="preserve">(disabled)</w:t>
+            </w:r>
+            <w:r>
+              <w:rPr>
+                <w:rFonts w:ascii="맑은 고딕" w:hAnsi="맑은 고딕" w:eastAsia="맑은 고딕"/>
+                <w:sz w:val="20"/>
+              </w:rPr>
+              <w:t xml:space="preserve">와 </w:t>
+            </w:r>
+            <w:r>
+              <w:rPr>
+                <w:rFonts w:ascii="Consolas" w:hAnsi="Consolas" w:eastAsia="맑은 고딕"/>
+                <w:sz w:val="20"/>
+              </w:rPr>
+              <w:t xml:space="preserve">ORA-16905</w:t>
+            </w:r>
+            <w:r>
+              <w:rPr>
+                <w:rFonts w:ascii="맑은 고딕" w:hAnsi="맑은 고딕" w:eastAsia="맑은 고딕"/>
+                <w:sz w:val="20"/>
+              </w:rPr>
+              <w:t xml:space="preserve">가 표시된다.</w:t>
             </w:r>
           </w:p>
           <w:p>
@@ -9374,9 +12859,31 @@
             <w:r>
               <w:rPr>
                 <w:rFonts w:ascii="맑은 고딕" w:hAnsi="맑은 고딕" w:eastAsia="맑은 고딕"/>
+                <w:b/>
                 <w:sz w:val="20"/>
               </w:rPr>
-              <w:t>**④** 활성화 후 `Warning: ORA-16809: multiple warnings detected for the member`가 보인다.</w:t>
+              <w:t xml:space="preserve">④</w:t>
+            </w:r>
+            <w:r>
+              <w:rPr>
+                <w:rFonts w:ascii="맑은 고딕" w:hAnsi="맑은 고딕" w:eastAsia="맑은 고딕"/>
+                <w:sz w:val="20"/>
+              </w:rPr>
+              <w:t xml:space="preserve"> 활성화 후 </w:t>
+            </w:r>
+            <w:r>
+              <w:rPr>
+                <w:rFonts w:ascii="Consolas" w:hAnsi="Consolas" w:eastAsia="맑은 고딕"/>
+                <w:sz w:val="20"/>
+              </w:rPr>
+              <w:t xml:space="preserve">Warning: ORA-16809: multiple warnings detected for the member</w:t>
+            </w:r>
+            <w:r>
+              <w:rPr>
+                <w:rFonts w:ascii="맑은 고딕" w:hAnsi="맑은 고딕" w:eastAsia="맑은 고딕"/>
+                <w:sz w:val="20"/>
+              </w:rPr>
+              <w:t xml:space="preserve">가 보인다.</w:t>
             </w:r>
           </w:p>
           <w:p>
@@ -9386,9 +12893,31 @@
             <w:r>
               <w:rPr>
                 <w:rFonts w:ascii="맑은 고딕" w:hAnsi="맑은 고딕" w:eastAsia="맑은 고딕"/>
+                <w:b/>
                 <w:sz w:val="20"/>
               </w:rPr>
-              <w:t>**⑤** 인수 후 `FAL_SERVER`가 비어 있다.</w:t>
+              <w:t xml:space="preserve">⑤</w:t>
+            </w:r>
+            <w:r>
+              <w:rPr>
+                <w:rFonts w:ascii="맑은 고딕" w:hAnsi="맑은 고딕" w:eastAsia="맑은 고딕"/>
+                <w:sz w:val="20"/>
+              </w:rPr>
+              <w:t xml:space="preserve"> 인수 후 </w:t>
+            </w:r>
+            <w:r>
+              <w:rPr>
+                <w:rFonts w:ascii="Consolas" w:hAnsi="Consolas" w:eastAsia="맑은 고딕"/>
+                <w:sz w:val="20"/>
+              </w:rPr>
+              <w:t xml:space="preserve">FAL_SERVER</w:t>
+            </w:r>
+            <w:r>
+              <w:rPr>
+                <w:rFonts w:ascii="맑은 고딕" w:hAnsi="맑은 고딕" w:eastAsia="맑은 고딕"/>
+                <w:sz w:val="20"/>
+              </w:rPr>
+              <w:t xml:space="preserve">가 비어 있다.</w:t>
             </w:r>
           </w:p>
           <w:p>
@@ -9398,9 +12927,59 @@
             <w:r>
               <w:rPr>
                 <w:rFonts w:ascii="맑은 고딕" w:hAnsi="맑은 고딕" w:eastAsia="맑은 고딕"/>
+                <w:b/>
                 <w:sz w:val="20"/>
               </w:rPr>
-              <w:t>**⑥** `SET STATE='APPLY-OFF'` 후 `Database Status`가 `SUCCESS`다.</w:t>
+              <w:t xml:space="preserve">⑥</w:t>
+            </w:r>
+            <w:r>
+              <w:rPr>
+                <w:rFonts w:ascii="맑은 고딕" w:hAnsi="맑은 고딕" w:eastAsia="맑은 고딕"/>
+                <w:sz w:val="20"/>
+              </w:rPr>
+              <w:t xml:space="preserve"> </w:t>
+            </w:r>
+            <w:r>
+              <w:rPr>
+                <w:rFonts w:ascii="Consolas" w:hAnsi="Consolas" w:eastAsia="맑은 고딕"/>
+                <w:sz w:val="20"/>
+              </w:rPr>
+              <w:t xml:space="preserve">SET STATE='APPLY-OFF'</w:t>
+            </w:r>
+            <w:r>
+              <w:rPr>
+                <w:rFonts w:ascii="맑은 고딕" w:hAnsi="맑은 고딕" w:eastAsia="맑은 고딕"/>
+                <w:sz w:val="20"/>
+              </w:rPr>
+              <w:t xml:space="preserve"> 후 </w:t>
+            </w:r>
+            <w:r>
+              <w:rPr>
+                <w:rFonts w:ascii="Consolas" w:hAnsi="Consolas" w:eastAsia="맑은 고딕"/>
+                <w:sz w:val="20"/>
+              </w:rPr>
+              <w:t xml:space="preserve">Database Status</w:t>
+            </w:r>
+            <w:r>
+              <w:rPr>
+                <w:rFonts w:ascii="맑은 고딕" w:hAnsi="맑은 고딕" w:eastAsia="맑은 고딕"/>
+                <w:sz w:val="20"/>
+              </w:rPr>
+              <w:t xml:space="preserve">가 </w:t>
+            </w:r>
+            <w:r>
+              <w:rPr>
+                <w:rFonts w:ascii="Consolas" w:hAnsi="Consolas" w:eastAsia="맑은 고딕"/>
+                <w:sz w:val="20"/>
+              </w:rPr>
+              <w:t xml:space="preserve">SUCCESS</w:t>
+            </w:r>
+            <w:r>
+              <w:rPr>
+                <w:rFonts w:ascii="맑은 고딕" w:hAnsi="맑은 고딕" w:eastAsia="맑은 고딕"/>
+                <w:sz w:val="20"/>
+              </w:rPr>
+              <w:t xml:space="preserve">다.</w:t>
             </w:r>
           </w:p>
           <w:p>
@@ -9410,9 +12989,45 @@
             <w:r>
               <w:rPr>
                 <w:rFonts w:ascii="맑은 고딕" w:hAnsi="맑은 고딕" w:eastAsia="맑은 고딕"/>
+                <w:b/>
                 <w:sz w:val="20"/>
               </w:rPr>
-              <w:t>**⑦** `SHOW CONFIGURATION`이 `status updated 32 seconds ago`라고 한다.</w:t>
+              <w:t xml:space="preserve">⑦</w:t>
+            </w:r>
+            <w:r>
+              <w:rPr>
+                <w:rFonts w:ascii="맑은 고딕" w:hAnsi="맑은 고딕" w:eastAsia="맑은 고딕"/>
+                <w:sz w:val="20"/>
+              </w:rPr>
+              <w:t xml:space="preserve"> </w:t>
+            </w:r>
+            <w:r>
+              <w:rPr>
+                <w:rFonts w:ascii="Consolas" w:hAnsi="Consolas" w:eastAsia="맑은 고딕"/>
+                <w:sz w:val="20"/>
+              </w:rPr>
+              <w:t xml:space="preserve">SHOW CONFIGURATION</w:t>
+            </w:r>
+            <w:r>
+              <w:rPr>
+                <w:rFonts w:ascii="맑은 고딕" w:hAnsi="맑은 고딕" w:eastAsia="맑은 고딕"/>
+                <w:sz w:val="20"/>
+              </w:rPr>
+              <w:t xml:space="preserve">이 </w:t>
+            </w:r>
+            <w:r>
+              <w:rPr>
+                <w:rFonts w:ascii="Consolas" w:hAnsi="Consolas" w:eastAsia="맑은 고딕"/>
+                <w:sz w:val="20"/>
+              </w:rPr>
+              <w:t xml:space="preserve">status updated 32 seconds ago</w:t>
+            </w:r>
+            <w:r>
+              <w:rPr>
+                <w:rFonts w:ascii="맑은 고딕" w:hAnsi="맑은 고딕" w:eastAsia="맑은 고딕"/>
+                <w:sz w:val="20"/>
+              </w:rPr>
+              <w:t xml:space="preserve">라고 한다.</w:t>
             </w:r>
           </w:p>
           <w:p>
@@ -9424,7 +13039,51 @@
                 <w:rFonts w:ascii="맑은 고딕" w:hAnsi="맑은 고딕" w:eastAsia="맑은 고딕"/>
                 <w:sz w:val="20"/>
               </w:rPr>
-              <w:t>판정 — ①정상(DMON은 살아 있고 구성만 없다. 만들면 된다) ②**조치 필요**(양쪽 목적지를 비운다) ③정상(활성화 전 상태 안내다) ④**요약일 뿐**(멤버를 조회해 원인을 찾는다) ⑤정상(구성 정보로 대체됐다. 되돌리면 안 된다) ⑥정상(`Intended State`도 함께 바뀌었다) ⑦정상(판정은 주기적이다).</w:t>
+              <w:t xml:space="preserve">판정 — ①정상(DMON은 살아 있고 구성만 없다. 만들면 된다) ②</w:t>
+            </w:r>
+            <w:r>
+              <w:rPr>
+                <w:rFonts w:ascii="맑은 고딕" w:hAnsi="맑은 고딕" w:eastAsia="맑은 고딕"/>
+                <w:b/>
+                <w:sz w:val="20"/>
+              </w:rPr>
+              <w:t xml:space="preserve">조치 필요</w:t>
+            </w:r>
+            <w:r>
+              <w:rPr>
+                <w:rFonts w:ascii="맑은 고딕" w:hAnsi="맑은 고딕" w:eastAsia="맑은 고딕"/>
+                <w:sz w:val="20"/>
+              </w:rPr>
+              <w:t xml:space="preserve">(양쪽 목적지를 비운다) ③정상(활성화 전 상태 안내다) ④</w:t>
+            </w:r>
+            <w:r>
+              <w:rPr>
+                <w:rFonts w:ascii="맑은 고딕" w:hAnsi="맑은 고딕" w:eastAsia="맑은 고딕"/>
+                <w:b/>
+                <w:sz w:val="20"/>
+              </w:rPr>
+              <w:t xml:space="preserve">요약일 뿐</w:t>
+            </w:r>
+            <w:r>
+              <w:rPr>
+                <w:rFonts w:ascii="맑은 고딕" w:hAnsi="맑은 고딕" w:eastAsia="맑은 고딕"/>
+                <w:sz w:val="20"/>
+              </w:rPr>
+              <w:t xml:space="preserve">(멤버를 조회해 원인을 찾는다) ⑤정상(구성 정보로 대체됐다. 되돌리면 안 된다) ⑥정상(</w:t>
+            </w:r>
+            <w:r>
+              <w:rPr>
+                <w:rFonts w:ascii="Consolas" w:hAnsi="Consolas" w:eastAsia="맑은 고딕"/>
+                <w:sz w:val="20"/>
+              </w:rPr>
+              <w:t xml:space="preserve">Intended State</w:t>
+            </w:r>
+            <w:r>
+              <w:rPr>
+                <w:rFonts w:ascii="맑은 고딕" w:hAnsi="맑은 고딕" w:eastAsia="맑은 고딕"/>
+                <w:sz w:val="20"/>
+              </w:rPr>
+              <w:t xml:space="preserve">도 함께 바뀌었다) ⑦정상(판정은 주기적이다).</w:t>
             </w:r>
           </w:p>
           <w:p>
@@ -9436,7 +13095,30 @@
                 <w:rFonts w:ascii="맑은 고딕" w:hAnsi="맑은 고딕" w:eastAsia="맑은 고딕"/>
                 <w:sz w:val="20"/>
               </w:rPr>
-              <w:t>일곱 중 조치가 필요한 것은 **② 하나**다. ④는 조치가 필요하지만 그 화면만으로는 무엇을 할지 알 수 없다. ⑤가 가장 오해받기 쉽다. **파라미터가 비었다고 설정이 지워졌다고 판단해 되돌리면 Broker와 어긋난다.**</w:t>
+              <w:t xml:space="preserve">일곱 중 조치가 필요한 것은 </w:t>
+            </w:r>
+            <w:r>
+              <w:rPr>
+                <w:rFonts w:ascii="맑은 고딕" w:hAnsi="맑은 고딕" w:eastAsia="맑은 고딕"/>
+                <w:b/>
+                <w:sz w:val="20"/>
+              </w:rPr>
+              <w:t xml:space="preserve">② 하나</w:t>
+            </w:r>
+            <w:r>
+              <w:rPr>
+                <w:rFonts w:ascii="맑은 고딕" w:hAnsi="맑은 고딕" w:eastAsia="맑은 고딕"/>
+                <w:sz w:val="20"/>
+              </w:rPr>
+              <w:t xml:space="preserve">다. ④는 조치가 필요하지만 그 화면만으로는 무엇을 할지 알 수 없다. ⑤가 가장 오해받기 쉽다. </w:t>
+            </w:r>
+            <w:r>
+              <w:rPr>
+                <w:rFonts w:ascii="맑은 고딕" w:hAnsi="맑은 고딕" w:eastAsia="맑은 고딕"/>
+                <w:b/>
+                <w:sz w:val="20"/>
+              </w:rPr>
+              <w:t xml:space="preserve">파라미터가 비었다고 설정이 지워졌다고 판단해 되돌리면 Broker와 어긋난다.</w:t>
             </w:r>
           </w:p>
         </w:tc>
@@ -9460,7 +13142,22 @@
           <w:rFonts w:ascii="맑은 고딕" w:hAnsi="맑은 고딕" w:eastAsia="맑은 고딕"/>
           <w:sz w:val="21"/>
         </w:rPr>
-        <w:t>Broker는 손으로 하던 **양쪽 파라미터 관리·상태 제어·역할 전환**을 대신한다.</w:t>
+        <w:t xml:space="preserve">Broker는 손으로 하던 </w:t>
+      </w:r>
+      <w:r>
+        <w:rPr>
+          <w:rFonts w:ascii="맑은 고딕" w:hAnsi="맑은 고딕" w:eastAsia="맑은 고딕"/>
+          <w:b/>
+          <w:sz w:val="21"/>
+        </w:rPr>
+        <w:t xml:space="preserve">양쪽 파라미터 관리·상태 제어·역할 전환</w:t>
+      </w:r>
+      <w:r>
+        <w:rPr>
+          <w:rFonts w:ascii="맑은 고딕" w:hAnsi="맑은 고딕" w:eastAsia="맑은 고딕"/>
+          <w:sz w:val="21"/>
+        </w:rPr>
+        <w:t xml:space="preserve">을 대신한다.</w:t>
       </w:r>
     </w:p>
     <w:p>
@@ -9472,7 +13169,52 @@
           <w:rFonts w:ascii="맑은 고딕" w:hAnsi="맑은 고딕" w:eastAsia="맑은 고딕"/>
           <w:sz w:val="21"/>
         </w:rPr>
-        <w:t>구성 요소 셋 — **DMON 프로세스**, **구성 파일**(노드당 2벌), **DGMGRL** 명령줄 도구.</w:t>
+        <w:t xml:space="preserve">구성 요소 셋 — </w:t>
+      </w:r>
+      <w:r>
+        <w:rPr>
+          <w:rFonts w:ascii="맑은 고딕" w:hAnsi="맑은 고딕" w:eastAsia="맑은 고딕"/>
+          <w:b/>
+          <w:sz w:val="21"/>
+        </w:rPr>
+        <w:t xml:space="preserve">DMON 프로세스</w:t>
+      </w:r>
+      <w:r>
+        <w:rPr>
+          <w:rFonts w:ascii="맑은 고딕" w:hAnsi="맑은 고딕" w:eastAsia="맑은 고딕"/>
+          <w:sz w:val="21"/>
+        </w:rPr>
+        <w:t xml:space="preserve">, </w:t>
+      </w:r>
+      <w:r>
+        <w:rPr>
+          <w:rFonts w:ascii="맑은 고딕" w:hAnsi="맑은 고딕" w:eastAsia="맑은 고딕"/>
+          <w:b/>
+          <w:sz w:val="21"/>
+        </w:rPr>
+        <w:t xml:space="preserve">구성 파일</w:t>
+      </w:r>
+      <w:r>
+        <w:rPr>
+          <w:rFonts w:ascii="맑은 고딕" w:hAnsi="맑은 고딕" w:eastAsia="맑은 고딕"/>
+          <w:sz w:val="21"/>
+        </w:rPr>
+        <w:t xml:space="preserve">(노드당 2벌), </w:t>
+      </w:r>
+      <w:r>
+        <w:rPr>
+          <w:rFonts w:ascii="맑은 고딕" w:hAnsi="맑은 고딕" w:eastAsia="맑은 고딕"/>
+          <w:b/>
+          <w:sz w:val="21"/>
+        </w:rPr>
+        <w:t xml:space="preserve">DGMGRL</w:t>
+      </w:r>
+      <w:r>
+        <w:rPr>
+          <w:rFonts w:ascii="맑은 고딕" w:hAnsi="맑은 고딕" w:eastAsia="맑은 고딕"/>
+          <w:sz w:val="21"/>
+        </w:rPr>
+        <w:t xml:space="preserve"> 명령줄 도구.</w:t>
       </w:r>
     </w:p>
     <w:p>
@@ -9484,7 +13226,36 @@
           <w:rFonts w:ascii="맑은 고딕" w:hAnsi="맑은 고딕" w:eastAsia="맑은 고딕"/>
           <w:sz w:val="21"/>
         </w:rPr>
-        <w:t>DGMGRL은 명령을 전달할 뿐이고 실제 작업은 **DMON이 SQL로** 수행한다. `drc*.log`에 그 흔적이 남는다.</w:t>
+        <w:t xml:space="preserve">DGMGRL은 명령을 전달할 뿐이고 실제 작업은 </w:t>
+      </w:r>
+      <w:r>
+        <w:rPr>
+          <w:rFonts w:ascii="맑은 고딕" w:hAnsi="맑은 고딕" w:eastAsia="맑은 고딕"/>
+          <w:b/>
+          <w:sz w:val="21"/>
+        </w:rPr>
+        <w:t xml:space="preserve">DMON이 SQL로</w:t>
+      </w:r>
+      <w:r>
+        <w:rPr>
+          <w:rFonts w:ascii="맑은 고딕" w:hAnsi="맑은 고딕" w:eastAsia="맑은 고딕"/>
+          <w:sz w:val="21"/>
+        </w:rPr>
+        <w:t xml:space="preserve"> 수행한다. </w:t>
+      </w:r>
+      <w:r>
+        <w:rPr>
+          <w:rFonts w:ascii="Consolas" w:hAnsi="Consolas" w:eastAsia="맑은 고딕"/>
+          <w:sz w:val="21"/>
+        </w:rPr>
+        <w:t xml:space="preserve">drc*.log</w:t>
+      </w:r>
+      <w:r>
+        <w:rPr>
+          <w:rFonts w:ascii="맑은 고딕" w:hAnsi="맑은 고딕" w:eastAsia="맑은 고딕"/>
+          <w:sz w:val="21"/>
+        </w:rPr>
+        <w:t xml:space="preserve">에 그 흔적이 남는다.</w:t>
       </w:r>
     </w:p>
     <w:p>
@@ -9493,10 +13264,60 @@
       </w:pPr>
       <w:r>
         <w:rPr>
-          <w:rFonts w:ascii="맑은 고딕" w:hAnsi="맑은 고딕" w:eastAsia="맑은 고딕"/>
-          <w:sz w:val="21"/>
-        </w:rPr>
-        <w:t>`DG_BROKER_START`는 기본 `FALSE`. `SCOPE=BOTH`로 켜면 **재기동 없이** DMON이 뜬다.</w:t>
+          <w:rFonts w:ascii="Consolas" w:hAnsi="Consolas" w:eastAsia="맑은 고딕"/>
+          <w:sz w:val="21"/>
+        </w:rPr>
+        <w:t xml:space="preserve">DG_BROKER_START</w:t>
+      </w:r>
+      <w:r>
+        <w:rPr>
+          <w:rFonts w:ascii="맑은 고딕" w:hAnsi="맑은 고딕" w:eastAsia="맑은 고딕"/>
+          <w:sz w:val="21"/>
+        </w:rPr>
+        <w:t xml:space="preserve">는 기본 </w:t>
+      </w:r>
+      <w:r>
+        <w:rPr>
+          <w:rFonts w:ascii="Consolas" w:hAnsi="Consolas" w:eastAsia="맑은 고딕"/>
+          <w:sz w:val="21"/>
+        </w:rPr>
+        <w:t xml:space="preserve">FALSE</w:t>
+      </w:r>
+      <w:r>
+        <w:rPr>
+          <w:rFonts w:ascii="맑은 고딕" w:hAnsi="맑은 고딕" w:eastAsia="맑은 고딕"/>
+          <w:sz w:val="21"/>
+        </w:rPr>
+        <w:t xml:space="preserve">. </w:t>
+      </w:r>
+      <w:r>
+        <w:rPr>
+          <w:rFonts w:ascii="Consolas" w:hAnsi="Consolas" w:eastAsia="맑은 고딕"/>
+          <w:sz w:val="21"/>
+        </w:rPr>
+        <w:t xml:space="preserve">SCOPE=BOTH</w:t>
+      </w:r>
+      <w:r>
+        <w:rPr>
+          <w:rFonts w:ascii="맑은 고딕" w:hAnsi="맑은 고딕" w:eastAsia="맑은 고딕"/>
+          <w:sz w:val="21"/>
+        </w:rPr>
+        <w:t xml:space="preserve">로 켜면 </w:t>
+      </w:r>
+      <w:r>
+        <w:rPr>
+          <w:rFonts w:ascii="맑은 고딕" w:hAnsi="맑은 고딕" w:eastAsia="맑은 고딕"/>
+          <w:b/>
+          <w:sz w:val="21"/>
+        </w:rPr>
+        <w:t xml:space="preserve">재기동 없이</w:t>
+      </w:r>
+      <w:r>
+        <w:rPr>
+          <w:rFonts w:ascii="맑은 고딕" w:hAnsi="맑은 고딕" w:eastAsia="맑은 고딕"/>
+          <w:sz w:val="21"/>
+        </w:rPr>
+        <w:t xml:space="preserve"> DMON이 뜬다.</w:t>
       </w:r>
     </w:p>
     <w:p>
@@ -9508,7 +13329,35 @@
           <w:rFonts w:ascii="맑은 고딕" w:hAnsi="맑은 고딕" w:eastAsia="맑은 고딕"/>
           <w:sz w:val="21"/>
         </w:rPr>
-        <w:t>구성 파일 기본 경로는 `$ORACLE_HOME/dbs/dr1&lt;이름&gt;.dat`·`dr2&lt;이름&gt;.dat`. 실무에서는 다른 디스크에 나눈다.</w:t>
+        <w:t xml:space="preserve">구성 파일 기본 경로는 </w:t>
+      </w:r>
+      <w:r>
+        <w:rPr>
+          <w:rFonts w:ascii="Consolas" w:hAnsi="Consolas" w:eastAsia="맑은 고딕"/>
+          <w:sz w:val="21"/>
+        </w:rPr>
+        <w:t xml:space="preserve">$ORACLE_HOME/dbs/dr1&lt;이름&gt;.dat</w:t>
+      </w:r>
+      <w:r>
+        <w:rPr>
+          <w:rFonts w:ascii="맑은 고딕" w:hAnsi="맑은 고딕" w:eastAsia="맑은 고딕"/>
+          <w:sz w:val="21"/>
+        </w:rPr>
+        <w:t xml:space="preserve">·</w:t>
+      </w:r>
+      <w:r>
+        <w:rPr>
+          <w:rFonts w:ascii="Consolas" w:hAnsi="Consolas" w:eastAsia="맑은 고딕"/>
+          <w:sz w:val="21"/>
+        </w:rPr>
+        <w:t xml:space="preserve">dr2&lt;이름&gt;.dat</w:t>
+      </w:r>
+      <w:r>
+        <w:rPr>
+          <w:rFonts w:ascii="맑은 고딕" w:hAnsi="맑은 고딕" w:eastAsia="맑은 고딕"/>
+          <w:sz w:val="21"/>
+        </w:rPr>
+        <w:t xml:space="preserve">. 실무에서는 다른 디스크에 나눈다.</w:t>
       </w:r>
     </w:p>
     <w:p>
@@ -9518,9 +13367,33 @@
       <w:r>
         <w:rPr>
           <w:rFonts w:ascii="맑은 고딕" w:hAnsi="맑은 고딕" w:eastAsia="맑은 고딕"/>
-          <w:sz w:val="21"/>
-        </w:rPr>
-        <w:t>**정적 등록 `&lt;이름&gt;_DGMGRL`이 필수**다. 역할 전환 중 재기동 구간에 동적 등록이 없기 때문이다.</w:t>
+          <w:b/>
+          <w:sz w:val="21"/>
+        </w:rPr>
+        <w:t xml:space="preserve">정적 등록 </w:t>
+      </w:r>
+      <w:r>
+        <w:rPr>
+          <w:rFonts w:ascii="Consolas" w:hAnsi="Consolas" w:eastAsia="맑은 고딕"/>
+          <w:b/>
+          <w:sz w:val="21"/>
+        </w:rPr>
+        <w:t xml:space="preserve">&lt;이름&gt;_DGMGRL</w:t>
+      </w:r>
+      <w:r>
+        <w:rPr>
+          <w:rFonts w:ascii="맑은 고딕" w:hAnsi="맑은 고딕" w:eastAsia="맑은 고딕"/>
+          <w:b/>
+          <w:sz w:val="21"/>
+        </w:rPr>
+        <w:t xml:space="preserve">이 필수</w:t>
+      </w:r>
+      <w:r>
+        <w:rPr>
+          <w:rFonts w:ascii="맑은 고딕" w:hAnsi="맑은 고딕" w:eastAsia="맑은 고딕"/>
+          <w:sz w:val="21"/>
+        </w:rPr>
+        <w:t xml:space="preserve">다. 역할 전환 중 재기동 구간에 동적 등록이 없기 때문이다.</w:t>
       </w:r>
     </w:p>
     <w:p>
@@ -9532,7 +13405,21 @@
           <w:rFonts w:ascii="맑은 고딕" w:hAnsi="맑은 고딕" w:eastAsia="맑은 고딕"/>
           <w:sz w:val="21"/>
         </w:rPr>
-        <w:t>그 값은 `StaticConnectIdentifier` 속성에 그대로 들어 있다.</w:t>
+        <w:t xml:space="preserve">그 값은 </w:t>
+      </w:r>
+      <w:r>
+        <w:rPr>
+          <w:rFonts w:ascii="Consolas" w:hAnsi="Consolas" w:eastAsia="맑은 고딕"/>
+          <w:sz w:val="21"/>
+        </w:rPr>
+        <w:t xml:space="preserve">StaticConnectIdentifier</w:t>
+      </w:r>
+      <w:r>
+        <w:rPr>
+          <w:rFonts w:ascii="맑은 고딕" w:hAnsi="맑은 고딕" w:eastAsia="맑은 고딕"/>
+          <w:sz w:val="21"/>
+        </w:rPr>
+        <w:t xml:space="preserve"> 속성에 그대로 들어 있다.</w:t>
       </w:r>
     </w:p>
     <w:p>
@@ -9544,7 +13431,37 @@
           <w:rFonts w:ascii="맑은 고딕" w:hAnsi="맑은 고딕" w:eastAsia="맑은 고딕"/>
           <w:sz w:val="21"/>
         </w:rPr>
-        <w:t>Broker 없이 접속하면 **ORA-16525**, DMON은 있는데 구성이 없으면 **ORA-16532**.</w:t>
+        <w:t xml:space="preserve">Broker 없이 접속하면 </w:t>
+      </w:r>
+      <w:r>
+        <w:rPr>
+          <w:rFonts w:ascii="맑은 고딕" w:hAnsi="맑은 고딕" w:eastAsia="맑은 고딕"/>
+          <w:b/>
+          <w:sz w:val="21"/>
+        </w:rPr>
+        <w:t xml:space="preserve">ORA-16525</w:t>
+      </w:r>
+      <w:r>
+        <w:rPr>
+          <w:rFonts w:ascii="맑은 고딕" w:hAnsi="맑은 고딕" w:eastAsia="맑은 고딕"/>
+          <w:sz w:val="21"/>
+        </w:rPr>
+        <w:t xml:space="preserve">, DMON은 있는데 구성이 없으면 </w:t>
+      </w:r>
+      <w:r>
+        <w:rPr>
+          <w:rFonts w:ascii="맑은 고딕" w:hAnsi="맑은 고딕" w:eastAsia="맑은 고딕"/>
+          <w:b/>
+          <w:sz w:val="21"/>
+        </w:rPr>
+        <w:t xml:space="preserve">ORA-16532</w:t>
+      </w:r>
+      <w:r>
+        <w:rPr>
+          <w:rFonts w:ascii="맑은 고딕" w:hAnsi="맑은 고딕" w:eastAsia="맑은 고딕"/>
+          <w:sz w:val="21"/>
+        </w:rPr>
+        <w:t xml:space="preserve">.</w:t>
       </w:r>
     </w:p>
     <w:p>
@@ -9556,7 +13473,49 @@
           <w:rFonts w:ascii="맑은 고딕" w:hAnsi="맑은 고딕" w:eastAsia="맑은 고딕"/>
           <w:sz w:val="21"/>
         </w:rPr>
-        <w:t>순서는 `CREATE CONFIGURATION` → `ADD DATABASE` → `ENABLE CONFIGURATION`.</w:t>
+        <w:t xml:space="preserve">순서는 </w:t>
+      </w:r>
+      <w:r>
+        <w:rPr>
+          <w:rFonts w:ascii="Consolas" w:hAnsi="Consolas" w:eastAsia="맑은 고딕"/>
+          <w:sz w:val="21"/>
+        </w:rPr>
+        <w:t xml:space="preserve">CREATE CONFIGURATION</w:t>
+      </w:r>
+      <w:r>
+        <w:rPr>
+          <w:rFonts w:ascii="맑은 고딕" w:hAnsi="맑은 고딕" w:eastAsia="맑은 고딕"/>
+          <w:sz w:val="21"/>
+        </w:rPr>
+        <w:t xml:space="preserve"> → </w:t>
+      </w:r>
+      <w:r>
+        <w:rPr>
+          <w:rFonts w:ascii="Consolas" w:hAnsi="Consolas" w:eastAsia="맑은 고딕"/>
+          <w:sz w:val="21"/>
+        </w:rPr>
+        <w:t xml:space="preserve">ADD DATABASE</w:t>
+      </w:r>
+      <w:r>
+        <w:rPr>
+          <w:rFonts w:ascii="맑은 고딕" w:hAnsi="맑은 고딕" w:eastAsia="맑은 고딕"/>
+          <w:sz w:val="21"/>
+        </w:rPr>
+        <w:t xml:space="preserve"> → </w:t>
+      </w:r>
+      <w:r>
+        <w:rPr>
+          <w:rFonts w:ascii="Consolas" w:hAnsi="Consolas" w:eastAsia="맑은 고딕"/>
+          <w:sz w:val="21"/>
+        </w:rPr>
+        <w:t xml:space="preserve">ENABLE CONFIGURATION</w:t>
+      </w:r>
+      <w:r>
+        <w:rPr>
+          <w:rFonts w:ascii="맑은 고딕" w:hAnsi="맑은 고딕" w:eastAsia="맑은 고딕"/>
+          <w:sz w:val="21"/>
+        </w:rPr>
+        <w:t xml:space="preserve">.</w:t>
       </w:r>
     </w:p>
     <w:p>
@@ -9565,10 +13524,46 @@
       </w:pPr>
       <w:r>
         <w:rPr>
-          <w:rFonts w:ascii="맑은 고딕" w:hAnsi="맑은 고딕" w:eastAsia="맑은 고딕"/>
-          <w:sz w:val="21"/>
-        </w:rPr>
-        <w:t>`connect identifier`는 **tnsnames 별칭**이다. `DB_UNIQUE_NAME`과 이름이 같아도 다른 것이다.</w:t>
+          <w:rFonts w:ascii="Consolas" w:hAnsi="Consolas" w:eastAsia="맑은 고딕"/>
+          <w:sz w:val="21"/>
+        </w:rPr>
+        <w:t xml:space="preserve">connect identifier</w:t>
+      </w:r>
+      <w:r>
+        <w:rPr>
+          <w:rFonts w:ascii="맑은 고딕" w:hAnsi="맑은 고딕" w:eastAsia="맑은 고딕"/>
+          <w:sz w:val="21"/>
+        </w:rPr>
+        <w:t xml:space="preserve">는 </w:t>
+      </w:r>
+      <w:r>
+        <w:rPr>
+          <w:rFonts w:ascii="맑은 고딕" w:hAnsi="맑은 고딕" w:eastAsia="맑은 고딕"/>
+          <w:b/>
+          <w:sz w:val="21"/>
+        </w:rPr>
+        <w:t xml:space="preserve">tnsnames 별칭</w:t>
+      </w:r>
+      <w:r>
+        <w:rPr>
+          <w:rFonts w:ascii="맑은 고딕" w:hAnsi="맑은 고딕" w:eastAsia="맑은 고딕"/>
+          <w:sz w:val="21"/>
+        </w:rPr>
+        <w:t xml:space="preserve">이다. </w:t>
+      </w:r>
+      <w:r>
+        <w:rPr>
+          <w:rFonts w:ascii="Consolas" w:hAnsi="Consolas" w:eastAsia="맑은 고딕"/>
+          <w:sz w:val="21"/>
+        </w:rPr>
+        <w:t xml:space="preserve">DB_UNIQUE_NAME</w:t>
+      </w:r>
+      <w:r>
+        <w:rPr>
+          <w:rFonts w:ascii="맑은 고딕" w:hAnsi="맑은 고딕" w:eastAsia="맑은 고딕"/>
+          <w:sz w:val="21"/>
+        </w:rPr>
+        <w:t xml:space="preserve">과 이름이 같아도 다른 것이다.</w:t>
       </w:r>
     </w:p>
     <w:p>
@@ -9580,7 +13575,36 @@
           <w:rFonts w:ascii="맑은 고딕" w:hAnsi="맑은 고딕" w:eastAsia="맑은 고딕"/>
           <w:sz w:val="21"/>
         </w:rPr>
-        <w:t>손으로 설정한 `LOG_ARCHIVE_DEST_n`이 있으면 **ORA-16698**. 비우고 다시 추가한다.</w:t>
+        <w:t xml:space="preserve">손으로 설정한 </w:t>
+      </w:r>
+      <w:r>
+        <w:rPr>
+          <w:rFonts w:ascii="Consolas" w:hAnsi="Consolas" w:eastAsia="맑은 고딕"/>
+          <w:sz w:val="21"/>
+        </w:rPr>
+        <w:t xml:space="preserve">LOG_ARCHIVE_DEST_n</w:t>
+      </w:r>
+      <w:r>
+        <w:rPr>
+          <w:rFonts w:ascii="맑은 고딕" w:hAnsi="맑은 고딕" w:eastAsia="맑은 고딕"/>
+          <w:sz w:val="21"/>
+        </w:rPr>
+        <w:t xml:space="preserve">이 있으면 </w:t>
+      </w:r>
+      <w:r>
+        <w:rPr>
+          <w:rFonts w:ascii="맑은 고딕" w:hAnsi="맑은 고딕" w:eastAsia="맑은 고딕"/>
+          <w:b/>
+          <w:sz w:val="21"/>
+        </w:rPr>
+        <w:t xml:space="preserve">ORA-16698</w:t>
+      </w:r>
+      <w:r>
+        <w:rPr>
+          <w:rFonts w:ascii="맑은 고딕" w:hAnsi="맑은 고딕" w:eastAsia="맑은 고딕"/>
+          <w:sz w:val="21"/>
+        </w:rPr>
+        <w:t xml:space="preserve">. 비우고 다시 추가한다.</w:t>
       </w:r>
     </w:p>
     <w:p>
@@ -9592,7 +13616,36 @@
           <w:rFonts w:ascii="맑은 고딕" w:hAnsi="맑은 고딕" w:eastAsia="맑은 고딕"/>
           <w:sz w:val="21"/>
         </w:rPr>
-        <w:t>활성화 전에는 `(disabled)`와 **ORA-16905**가 표시된다. 오류가 아니라 상태 안내다.</w:t>
+        <w:t xml:space="preserve">활성화 전에는 </w:t>
+      </w:r>
+      <w:r>
+        <w:rPr>
+          <w:rFonts w:ascii="Consolas" w:hAnsi="Consolas" w:eastAsia="맑은 고딕"/>
+          <w:sz w:val="21"/>
+        </w:rPr>
+        <w:t xml:space="preserve">(disabled)</w:t>
+      </w:r>
+      <w:r>
+        <w:rPr>
+          <w:rFonts w:ascii="맑은 고딕" w:hAnsi="맑은 고딕" w:eastAsia="맑은 고딕"/>
+          <w:sz w:val="21"/>
+        </w:rPr>
+        <w:t xml:space="preserve">와 </w:t>
+      </w:r>
+      <w:r>
+        <w:rPr>
+          <w:rFonts w:ascii="맑은 고딕" w:hAnsi="맑은 고딕" w:eastAsia="맑은 고딕"/>
+          <w:b/>
+          <w:sz w:val="21"/>
+        </w:rPr>
+        <w:t xml:space="preserve">ORA-16905</w:t>
+      </w:r>
+      <w:r>
+        <w:rPr>
+          <w:rFonts w:ascii="맑은 고딕" w:hAnsi="맑은 고딕" w:eastAsia="맑은 고딕"/>
+          <w:sz w:val="21"/>
+        </w:rPr>
+        <w:t xml:space="preserve">가 표시된다. 오류가 아니라 상태 안내다.</w:t>
       </w:r>
     </w:p>
     <w:p>
@@ -9604,7 +13657,22 @@
           <w:rFonts w:ascii="맑은 고딕" w:hAnsi="맑은 고딕" w:eastAsia="맑은 고딕"/>
           <w:sz w:val="21"/>
         </w:rPr>
-        <w:t>Broker는 목적지 문자열을 **모든 속성을 명시한 형태로 다시 쓴다.** 속성으로 바꿀 자리를 만들기 위해서다.</w:t>
+        <w:t xml:space="preserve">Broker는 목적지 문자열을 </w:t>
+      </w:r>
+      <w:r>
+        <w:rPr>
+          <w:rFonts w:ascii="맑은 고딕" w:hAnsi="맑은 고딕" w:eastAsia="맑은 고딕"/>
+          <w:b/>
+          <w:sz w:val="21"/>
+        </w:rPr>
+        <w:t xml:space="preserve">모든 속성을 명시한 형태로 다시 쓴다.</w:t>
+      </w:r>
+      <w:r>
+        <w:rPr>
+          <w:rFonts w:ascii="맑은 고딕" w:hAnsi="맑은 고딕" w:eastAsia="맑은 고딕"/>
+          <w:sz w:val="21"/>
+        </w:rPr>
+        <w:t xml:space="preserve"> 속성으로 바꿀 자리를 만들기 위해서다.</w:t>
       </w:r>
     </w:p>
     <w:p>
@@ -9613,10 +13681,26 @@
       </w:pPr>
       <w:r>
         <w:rPr>
-          <w:rFonts w:ascii="맑은 고딕" w:hAnsi="맑은 고딕" w:eastAsia="맑은 고딕"/>
-          <w:sz w:val="21"/>
-        </w:rPr>
-        <w:t>**`FAL_SERVER`를 비운다.** 구성 정보로 대체하므로 기능이 없어진 것이 아니다.</w:t>
+          <w:rFonts w:ascii="Consolas" w:hAnsi="Consolas" w:eastAsia="맑은 고딕"/>
+          <w:b/>
+          <w:sz w:val="21"/>
+        </w:rPr>
+        <w:t xml:space="preserve">FAL_SERVER</w:t>
+      </w:r>
+      <w:r>
+        <w:rPr>
+          <w:rFonts w:ascii="맑은 고딕" w:hAnsi="맑은 고딕" w:eastAsia="맑은 고딕"/>
+          <w:b/>
+          <w:sz w:val="21"/>
+        </w:rPr>
+        <w:t xml:space="preserve">를 비운다.</w:t>
+      </w:r>
+      <w:r>
+        <w:rPr>
+          <w:rFonts w:ascii="맑은 고딕" w:hAnsi="맑은 고딕" w:eastAsia="맑은 고딕"/>
+          <w:sz w:val="21"/>
+        </w:rPr>
+        <w:t xml:space="preserve"> 구성 정보로 대체하므로 기능이 없어진 것이 아니다.</w:t>
       </w:r>
     </w:p>
     <w:p>
@@ -9625,10 +13709,32 @@
       </w:pPr>
       <w:r>
         <w:rPr>
-          <w:rFonts w:ascii="맑은 고딕" w:hAnsi="맑은 고딕" w:eastAsia="맑은 고딕"/>
-          <w:sz w:val="21"/>
-        </w:rPr>
-        <w:t>`VALID_FOR`를 **`all_roles`**로 바꾼다. 역할 전환을 미리 대비한 설정이다.</w:t>
+          <w:rFonts w:ascii="Consolas" w:hAnsi="Consolas" w:eastAsia="맑은 고딕"/>
+          <w:sz w:val="21"/>
+        </w:rPr>
+        <w:t xml:space="preserve">VALID_FOR</w:t>
+      </w:r>
+      <w:r>
+        <w:rPr>
+          <w:rFonts w:ascii="맑은 고딕" w:hAnsi="맑은 고딕" w:eastAsia="맑은 고딕"/>
+          <w:sz w:val="21"/>
+        </w:rPr>
+        <w:t xml:space="preserve">를 </w:t>
+      </w:r>
+      <w:r>
+        <w:rPr>
+          <w:rFonts w:ascii="Consolas" w:hAnsi="Consolas" w:eastAsia="맑은 고딕"/>
+          <w:b/>
+          <w:sz w:val="21"/>
+        </w:rPr>
+        <w:t xml:space="preserve">all_roles</w:t>
+      </w:r>
+      <w:r>
+        <w:rPr>
+          <w:rFonts w:ascii="맑은 고딕" w:hAnsi="맑은 고딕" w:eastAsia="맑은 고딕"/>
+          <w:sz w:val="21"/>
+        </w:rPr>
+        <w:t xml:space="preserve">로 바꾼다. 역할 전환을 미리 대비한 설정이다.</w:t>
       </w:r>
     </w:p>
     <w:p>
@@ -9637,10 +13743,32 @@
       </w:pPr>
       <w:r>
         <w:rPr>
-          <w:rFonts w:ascii="맑은 고딕" w:hAnsi="맑은 고딕" w:eastAsia="맑은 고딕"/>
-          <w:sz w:val="21"/>
-        </w:rPr>
-        <w:t>`SHOW CONFIGURATION`의 **들여쓰기가 리두 경로**를 나타낸다.</w:t>
+          <w:rFonts w:ascii="Consolas" w:hAnsi="Consolas" w:eastAsia="맑은 고딕"/>
+          <w:sz w:val="21"/>
+        </w:rPr>
+        <w:t xml:space="preserve">SHOW CONFIGURATION</w:t>
+      </w:r>
+      <w:r>
+        <w:rPr>
+          <w:rFonts w:ascii="맑은 고딕" w:hAnsi="맑은 고딕" w:eastAsia="맑은 고딕"/>
+          <w:sz w:val="21"/>
+        </w:rPr>
+        <w:t xml:space="preserve">의 </w:t>
+      </w:r>
+      <w:r>
+        <w:rPr>
+          <w:rFonts w:ascii="맑은 고딕" w:hAnsi="맑은 고딕" w:eastAsia="맑은 고딕"/>
+          <w:b/>
+          <w:sz w:val="21"/>
+        </w:rPr>
+        <w:t xml:space="preserve">들여쓰기가 리두 경로</w:t>
+      </w:r>
+      <w:r>
+        <w:rPr>
+          <w:rFonts w:ascii="맑은 고딕" w:hAnsi="맑은 고딕" w:eastAsia="맑은 고딕"/>
+          <w:sz w:val="21"/>
+        </w:rPr>
+        <w:t xml:space="preserve">를 나타낸다.</w:t>
       </w:r>
     </w:p>
     <w:p>
@@ -9649,10 +13777,32 @@
       </w:pPr>
       <w:r>
         <w:rPr>
-          <w:rFonts w:ascii="맑은 고딕" w:hAnsi="맑은 고딕" w:eastAsia="맑은 고딕"/>
-          <w:sz w:val="21"/>
-        </w:rPr>
-        <w:t>`status updated N seconds ago` — Broker 판정은 **주기적**이다. 방금 바꾼 것이 안 보일 수 있다.</w:t>
+          <w:rFonts w:ascii="Consolas" w:hAnsi="Consolas" w:eastAsia="맑은 고딕"/>
+          <w:sz w:val="21"/>
+        </w:rPr>
+        <w:t xml:space="preserve">status updated N seconds ago</w:t>
+      </w:r>
+      <w:r>
+        <w:rPr>
+          <w:rFonts w:ascii="맑은 고딕" w:hAnsi="맑은 고딕" w:eastAsia="맑은 고딕"/>
+          <w:sz w:val="21"/>
+        </w:rPr>
+        <w:t xml:space="preserve"> — Broker 판정은 </w:t>
+      </w:r>
+      <w:r>
+        <w:rPr>
+          <w:rFonts w:ascii="맑은 고딕" w:hAnsi="맑은 고딕" w:eastAsia="맑은 고딕"/>
+          <w:b/>
+          <w:sz w:val="21"/>
+        </w:rPr>
+        <w:t xml:space="preserve">주기적</w:t>
+      </w:r>
+      <w:r>
+        <w:rPr>
+          <w:rFonts w:ascii="맑은 고딕" w:hAnsi="맑은 고딕" w:eastAsia="맑은 고딕"/>
+          <w:sz w:val="21"/>
+        </w:rPr>
+        <w:t xml:space="preserve">이다. 방금 바꾼 것이 안 보일 수 있다.</w:t>
       </w:r>
     </w:p>
     <w:p>
@@ -9661,10 +13811,18 @@
       </w:pPr>
       <w:r>
         <w:rPr>
-          <w:rFonts w:ascii="맑은 고딕" w:hAnsi="맑은 고딕" w:eastAsia="맑은 고딕"/>
-          <w:sz w:val="21"/>
-        </w:rPr>
-        <w:t>**`Intended State`**는 목표 상태다. 실제와 다르면 Broker가 달성에 실패한 것이다.</w:t>
+          <w:rFonts w:ascii="Consolas" w:hAnsi="Consolas" w:eastAsia="맑은 고딕"/>
+          <w:b/>
+          <w:sz w:val="21"/>
+        </w:rPr>
+        <w:t xml:space="preserve">Intended State</w:t>
+      </w:r>
+      <w:r>
+        <w:rPr>
+          <w:rFonts w:ascii="맑은 고딕" w:hAnsi="맑은 고딕" w:eastAsia="맑은 고딕"/>
+          <w:sz w:val="21"/>
+        </w:rPr>
+        <w:t xml:space="preserve">는 목표 상태다. 실제와 다르면 Broker가 달성에 실패한 것이다.</w:t>
       </w:r>
     </w:p>
     <w:p>
@@ -9676,7 +13834,52 @@
           <w:rFonts w:ascii="맑은 고딕" w:hAnsi="맑은 고딕" w:eastAsia="맑은 고딕"/>
           <w:sz w:val="21"/>
         </w:rPr>
-        <w:t>오류가 여러 개면 인과를 가린다 — **ORA-16766**(원인) → **ORA-16853**(결과) → **ORA-16809**(요약).</w:t>
+        <w:t xml:space="preserve">오류가 여러 개면 인과를 가린다 — </w:t>
+      </w:r>
+      <w:r>
+        <w:rPr>
+          <w:rFonts w:ascii="맑은 고딕" w:hAnsi="맑은 고딕" w:eastAsia="맑은 고딕"/>
+          <w:b/>
+          <w:sz w:val="21"/>
+        </w:rPr>
+        <w:t xml:space="preserve">ORA-16766</w:t>
+      </w:r>
+      <w:r>
+        <w:rPr>
+          <w:rFonts w:ascii="맑은 고딕" w:hAnsi="맑은 고딕" w:eastAsia="맑은 고딕"/>
+          <w:sz w:val="21"/>
+        </w:rPr>
+        <w:t xml:space="preserve">(원인) → </w:t>
+      </w:r>
+      <w:r>
+        <w:rPr>
+          <w:rFonts w:ascii="맑은 고딕" w:hAnsi="맑은 고딕" w:eastAsia="맑은 고딕"/>
+          <w:b/>
+          <w:sz w:val="21"/>
+        </w:rPr>
+        <w:t xml:space="preserve">ORA-16853</w:t>
+      </w:r>
+      <w:r>
+        <w:rPr>
+          <w:rFonts w:ascii="맑은 고딕" w:hAnsi="맑은 고딕" w:eastAsia="맑은 고딕"/>
+          <w:sz w:val="21"/>
+        </w:rPr>
+        <w:t xml:space="preserve">(결과) → </w:t>
+      </w:r>
+      <w:r>
+        <w:rPr>
+          <w:rFonts w:ascii="맑은 고딕" w:hAnsi="맑은 고딕" w:eastAsia="맑은 고딕"/>
+          <w:b/>
+          <w:sz w:val="21"/>
+        </w:rPr>
+        <w:t xml:space="preserve">ORA-16809</w:t>
+      </w:r>
+      <w:r>
+        <w:rPr>
+          <w:rFonts w:ascii="맑은 고딕" w:hAnsi="맑은 고딕" w:eastAsia="맑은 고딕"/>
+          <w:sz w:val="21"/>
+        </w:rPr>
+        <w:t xml:space="preserve">(요약).</w:t>
       </w:r>
     </w:p>
     <w:p>
@@ -9688,7 +13891,22 @@
           <w:rFonts w:ascii="맑은 고딕" w:hAnsi="맑은 고딕" w:eastAsia="맑은 고딕"/>
           <w:sz w:val="21"/>
         </w:rPr>
-        <w:t>Broker는 "멈췄다"까지만 말한다. **왜 멈췄는지는 알림 로그**에 있다.</w:t>
+        <w:t xml:space="preserve">Broker는 "멈췄다"까지만 말한다. </w:t>
+      </w:r>
+      <w:r>
+        <w:rPr>
+          <w:rFonts w:ascii="맑은 고딕" w:hAnsi="맑은 고딕" w:eastAsia="맑은 고딕"/>
+          <w:b/>
+          <w:sz w:val="21"/>
+        </w:rPr>
+        <w:t xml:space="preserve">왜 멈췄는지는 알림 로그</w:t>
+      </w:r>
+      <w:r>
+        <w:rPr>
+          <w:rFonts w:ascii="맑은 고딕" w:hAnsi="맑은 고딕" w:eastAsia="맑은 고딕"/>
+          <w:sz w:val="21"/>
+        </w:rPr>
+        <w:t xml:space="preserve">에 있다.</w:t>
       </w:r>
     </w:p>
     <w:p>
@@ -9700,7 +13918,35 @@
           <w:rFonts w:ascii="맑은 고딕" w:hAnsi="맑은 고딕" w:eastAsia="맑은 고딕"/>
           <w:sz w:val="21"/>
         </w:rPr>
-        <w:t>상태는 `EDIT DATABASE ... SET STATE='APPLY-ON'`, 설정은 `SET PROPERTY`로 바꾼다.</w:t>
+        <w:t xml:space="preserve">상태는 </w:t>
+      </w:r>
+      <w:r>
+        <w:rPr>
+          <w:rFonts w:ascii="Consolas" w:hAnsi="Consolas" w:eastAsia="맑은 고딕"/>
+          <w:sz w:val="21"/>
+        </w:rPr>
+        <w:t xml:space="preserve">EDIT DATABASE ... SET STATE='APPLY-ON'</w:t>
+      </w:r>
+      <w:r>
+        <w:rPr>
+          <w:rFonts w:ascii="맑은 고딕" w:hAnsi="맑은 고딕" w:eastAsia="맑은 고딕"/>
+          <w:sz w:val="21"/>
+        </w:rPr>
+        <w:t xml:space="preserve">, 설정은 </w:t>
+      </w:r>
+      <w:r>
+        <w:rPr>
+          <w:rFonts w:ascii="Consolas" w:hAnsi="Consolas" w:eastAsia="맑은 고딕"/>
+          <w:sz w:val="21"/>
+        </w:rPr>
+        <w:t xml:space="preserve">SET PROPERTY</w:t>
+      </w:r>
+      <w:r>
+        <w:rPr>
+          <w:rFonts w:ascii="맑은 고딕" w:hAnsi="맑은 고딕" w:eastAsia="맑은 고딕"/>
+          <w:sz w:val="21"/>
+        </w:rPr>
+        <w:t xml:space="preserve">로 바꾼다.</w:t>
       </w:r>
     </w:p>
     <w:p>
@@ -9712,7 +13958,78 @@
           <w:rFonts w:ascii="맑은 고딕" w:hAnsi="맑은 고딕" w:eastAsia="맑은 고딕"/>
           <w:sz w:val="21"/>
         </w:rPr>
-        <w:t>보호 모드는 `EDIT CONFIGURATION SET PROTECTION MODE`. **전제는 그대로다** — `LogXptMode`가 `SYNC`여야 `MaxAvailability`가 된다.</w:t>
+        <w:t xml:space="preserve">보호 모드는 </w:t>
+      </w:r>
+      <w:r>
+        <w:rPr>
+          <w:rFonts w:ascii="Consolas" w:hAnsi="Consolas" w:eastAsia="맑은 고딕"/>
+          <w:sz w:val="21"/>
+        </w:rPr>
+        <w:t xml:space="preserve">EDIT CONFIGURATION SET PROTECTION MODE</w:t>
+      </w:r>
+      <w:r>
+        <w:rPr>
+          <w:rFonts w:ascii="맑은 고딕" w:hAnsi="맑은 고딕" w:eastAsia="맑은 고딕"/>
+          <w:sz w:val="21"/>
+        </w:rPr>
+        <w:t xml:space="preserve">. </w:t>
+      </w:r>
+      <w:r>
+        <w:rPr>
+          <w:rFonts w:ascii="맑은 고딕" w:hAnsi="맑은 고딕" w:eastAsia="맑은 고딕"/>
+          <w:b/>
+          <w:sz w:val="21"/>
+        </w:rPr>
+        <w:t xml:space="preserve">전제는 그대로다</w:t>
+      </w:r>
+      <w:r>
+        <w:rPr>
+          <w:rFonts w:ascii="맑은 고딕" w:hAnsi="맑은 고딕" w:eastAsia="맑은 고딕"/>
+          <w:sz w:val="21"/>
+        </w:rPr>
+        <w:t xml:space="preserve"> — </w:t>
+      </w:r>
+      <w:r>
+        <w:rPr>
+          <w:rFonts w:ascii="Consolas" w:hAnsi="Consolas" w:eastAsia="맑은 고딕"/>
+          <w:sz w:val="21"/>
+        </w:rPr>
+        <w:t xml:space="preserve">LogXptMode</w:t>
+      </w:r>
+      <w:r>
+        <w:rPr>
+          <w:rFonts w:ascii="맑은 고딕" w:hAnsi="맑은 고딕" w:eastAsia="맑은 고딕"/>
+          <w:sz w:val="21"/>
+        </w:rPr>
+        <w:t xml:space="preserve">가 </w:t>
+      </w:r>
+      <w:r>
+        <w:rPr>
+          <w:rFonts w:ascii="Consolas" w:hAnsi="Consolas" w:eastAsia="맑은 고딕"/>
+          <w:sz w:val="21"/>
+        </w:rPr>
+        <w:t xml:space="preserve">SYNC</w:t>
+      </w:r>
+      <w:r>
+        <w:rPr>
+          <w:rFonts w:ascii="맑은 고딕" w:hAnsi="맑은 고딕" w:eastAsia="맑은 고딕"/>
+          <w:sz w:val="21"/>
+        </w:rPr>
+        <w:t xml:space="preserve">여야 </w:t>
+      </w:r>
+      <w:r>
+        <w:rPr>
+          <w:rFonts w:ascii="Consolas" w:hAnsi="Consolas" w:eastAsia="맑은 고딕"/>
+          <w:sz w:val="21"/>
+        </w:rPr>
+        <w:t xml:space="preserve">MaxAvailability</w:t>
+      </w:r>
+      <w:r>
+        <w:rPr>
+          <w:rFonts w:ascii="맑은 고딕" w:hAnsi="맑은 고딕" w:eastAsia="맑은 고딕"/>
+          <w:sz w:val="21"/>
+        </w:rPr>
+        <w:t xml:space="preserve">가 된다.</w:t>
       </w:r>
     </w:p>
     <w:p>
@@ -9722,9 +14039,31 @@
       <w:r>
         <w:rPr>
           <w:rFonts w:ascii="맑은 고딕" w:hAnsi="맑은 고딕" w:eastAsia="맑은 고딕"/>
-          <w:sz w:val="21"/>
-        </w:rPr>
-        <w:t>**Broker를 켰으면 Broker로만 바꾼다.** 혼용이 가장 나쁘다. `SHOW DATABASE VERBOSE`의 속성 목록에 있으면 Broker의 것이다.</w:t>
+          <w:b/>
+          <w:sz w:val="21"/>
+        </w:rPr>
+        <w:t xml:space="preserve">Broker를 켰으면 Broker로만 바꾼다.</w:t>
+      </w:r>
+      <w:r>
+        <w:rPr>
+          <w:rFonts w:ascii="맑은 고딕" w:hAnsi="맑은 고딕" w:eastAsia="맑은 고딕"/>
+          <w:sz w:val="21"/>
+        </w:rPr>
+        <w:t xml:space="preserve"> 혼용이 가장 나쁘다. </w:t>
+      </w:r>
+      <w:r>
+        <w:rPr>
+          <w:rFonts w:ascii="Consolas" w:hAnsi="Consolas" w:eastAsia="맑은 고딕"/>
+          <w:sz w:val="21"/>
+        </w:rPr>
+        <w:t xml:space="preserve">SHOW DATABASE VERBOSE</w:t>
+      </w:r>
+      <w:r>
+        <w:rPr>
+          <w:rFonts w:ascii="맑은 고딕" w:hAnsi="맑은 고딕" w:eastAsia="맑은 고딕"/>
+          <w:sz w:val="21"/>
+        </w:rPr>
+        <w:t xml:space="preserve">의 속성 목록에 있으면 Broker의 것이다.</w:t>
       </w:r>
     </w:p>
     <w:p>
@@ -9736,7 +14075,35 @@
           <w:rFonts w:ascii="맑은 고딕" w:hAnsi="맑은 고딕" w:eastAsia="맑은 고딕"/>
           <w:sz w:val="21"/>
         </w:rPr>
-        <w:t>어긋남은 `InconsistentProperties`·`InconsistentLogXptProps`로 확인한다.</w:t>
+        <w:t xml:space="preserve">어긋남은 </w:t>
+      </w:r>
+      <w:r>
+        <w:rPr>
+          <w:rFonts w:ascii="Consolas" w:hAnsi="Consolas" w:eastAsia="맑은 고딕"/>
+          <w:sz w:val="21"/>
+        </w:rPr>
+        <w:t xml:space="preserve">InconsistentProperties</w:t>
+      </w:r>
+      <w:r>
+        <w:rPr>
+          <w:rFonts w:ascii="맑은 고딕" w:hAnsi="맑은 고딕" w:eastAsia="맑은 고딕"/>
+          <w:sz w:val="21"/>
+        </w:rPr>
+        <w:t xml:space="preserve">·</w:t>
+      </w:r>
+      <w:r>
+        <w:rPr>
+          <w:rFonts w:ascii="Consolas" w:hAnsi="Consolas" w:eastAsia="맑은 고딕"/>
+          <w:sz w:val="21"/>
+        </w:rPr>
+        <w:t xml:space="preserve">InconsistentLogXptProps</w:t>
+      </w:r>
+      <w:r>
+        <w:rPr>
+          <w:rFonts w:ascii="맑은 고딕" w:hAnsi="맑은 고딕" w:eastAsia="맑은 고딕"/>
+          <w:sz w:val="21"/>
+        </w:rPr>
+        <w:t xml:space="preserve">로 확인한다.</w:t>
       </w:r>
     </w:p>
     <w:p>
@@ -9792,7 +14159,35 @@
           <w:rFonts w:ascii="맑은 고딕" w:hAnsi="맑은 고딕" w:eastAsia="맑은 고딕"/>
           <w:sz w:val="21"/>
         </w:rPr>
-        <w:t>Broker가 `VALID_FOR`를 `all_roles`로 바꾸는 이유를 역할 전환과 연결해 서술하라.</w:t>
+        <w:t xml:space="preserve">Broker가 </w:t>
+      </w:r>
+      <w:r>
+        <w:rPr>
+          <w:rFonts w:ascii="Consolas" w:hAnsi="Consolas" w:eastAsia="맑은 고딕"/>
+          <w:sz w:val="21"/>
+        </w:rPr>
+        <w:t xml:space="preserve">VALID_FOR</w:t>
+      </w:r>
+      <w:r>
+        <w:rPr>
+          <w:rFonts w:ascii="맑은 고딕" w:hAnsi="맑은 고딕" w:eastAsia="맑은 고딕"/>
+          <w:sz w:val="21"/>
+        </w:rPr>
+        <w:t xml:space="preserve">를 </w:t>
+      </w:r>
+      <w:r>
+        <w:rPr>
+          <w:rFonts w:ascii="Consolas" w:hAnsi="Consolas" w:eastAsia="맑은 고딕"/>
+          <w:sz w:val="21"/>
+        </w:rPr>
+        <w:t xml:space="preserve">all_roles</w:t>
+      </w:r>
+      <w:r>
+        <w:rPr>
+          <w:rFonts w:ascii="맑은 고딕" w:hAnsi="맑은 고딕" w:eastAsia="맑은 고딕"/>
+          <w:sz w:val="21"/>
+        </w:rPr>
+        <w:t xml:space="preserve">로 바꾸는 이유를 역할 전환과 연결해 서술하라.</w:t>
       </w:r>
     </w:p>
     <w:p>
@@ -9801,10 +14196,17 @@
       </w:pPr>
       <w:r>
         <w:rPr>
-          <w:rFonts w:ascii="맑은 고딕" w:hAnsi="맑은 고딕" w:eastAsia="맑은 고딕"/>
-          <w:sz w:val="21"/>
-        </w:rPr>
-        <w:t>`Intended State`라는 개념이 왜 필요한지 설명하라.</w:t>
+          <w:rFonts w:ascii="Consolas" w:hAnsi="Consolas" w:eastAsia="맑은 고딕"/>
+          <w:sz w:val="21"/>
+        </w:rPr>
+        <w:t xml:space="preserve">Intended State</w:t>
+      </w:r>
+      <w:r>
+        <w:rPr>
+          <w:rFonts w:ascii="맑은 고딕" w:hAnsi="맑은 고딕" w:eastAsia="맑은 고딕"/>
+          <w:sz w:val="21"/>
+        </w:rPr>
+        <w:t xml:space="preserve">라는 개념이 왜 필요한지 설명하라.</w:t>
       </w:r>
     </w:p>
     <w:p>
@@ -9860,7 +14262,21 @@
           <w:rFonts w:ascii="맑은 고딕" w:hAnsi="맑은 고딕" w:eastAsia="맑은 고딕"/>
           <w:sz w:val="21"/>
         </w:rPr>
-        <w:t>실습 02 — Broker 켜기: `DG_BROKER_START`를 켜고 DMON을 확인한다. ORA-16532로 바뀐다.</w:t>
+        <w:t xml:space="preserve">실습 02 — Broker 켜기: </w:t>
+      </w:r>
+      <w:r>
+        <w:rPr>
+          <w:rFonts w:ascii="Consolas" w:hAnsi="Consolas" w:eastAsia="맑은 고딕"/>
+          <w:sz w:val="21"/>
+        </w:rPr>
+        <w:t xml:space="preserve">DG_BROKER_START</w:t>
+      </w:r>
+      <w:r>
+        <w:rPr>
+          <w:rFonts w:ascii="맑은 고딕" w:hAnsi="맑은 고딕" w:eastAsia="맑은 고딕"/>
+          <w:sz w:val="21"/>
+        </w:rPr>
+        <w:t xml:space="preserve">를 켜고 DMON을 확인한다. ORA-16532로 바뀐다.</w:t>
       </w:r>
     </w:p>
     <w:p>
@@ -9908,7 +14324,35 @@
           <w:rFonts w:ascii="맑은 고딕" w:hAnsi="맑은 고딕" w:eastAsia="맑은 고딕"/>
           <w:sz w:val="21"/>
         </w:rPr>
-        <w:t>실습 06 — 상태와 속성: `SHOW`/`EDIT`으로 상태를 바꾸고 SQL로 교차 확인한다.</w:t>
+        <w:t xml:space="preserve">실습 06 — 상태와 속성: </w:t>
+      </w:r>
+      <w:r>
+        <w:rPr>
+          <w:rFonts w:ascii="Consolas" w:hAnsi="Consolas" w:eastAsia="맑은 고딕"/>
+          <w:sz w:val="21"/>
+        </w:rPr>
+        <w:t xml:space="preserve">SHOW</w:t>
+      </w:r>
+      <w:r>
+        <w:rPr>
+          <w:rFonts w:ascii="맑은 고딕" w:hAnsi="맑은 고딕" w:eastAsia="맑은 고딕"/>
+          <w:sz w:val="21"/>
+        </w:rPr>
+        <w:t xml:space="preserve">/</w:t>
+      </w:r>
+      <w:r>
+        <w:rPr>
+          <w:rFonts w:ascii="Consolas" w:hAnsi="Consolas" w:eastAsia="맑은 고딕"/>
+          <w:sz w:val="21"/>
+        </w:rPr>
+        <w:t xml:space="preserve">EDIT</w:t>
+      </w:r>
+      <w:r>
+        <w:rPr>
+          <w:rFonts w:ascii="맑은 고딕" w:hAnsi="맑은 고딕" w:eastAsia="맑은 고딕"/>
+          <w:sz w:val="21"/>
+        </w:rPr>
+        <w:t xml:space="preserve">으로 상태를 바꾸고 SQL로 교차 확인한다.</w:t>
       </w:r>
     </w:p>
     <w:p>
@@ -9933,6 +14377,8 @@
       </w:r>
     </w:p>
     <w:sectPr>
+      <w:headerReference w:type="default" r:id="rId9"/>
+      <w:footerReference w:type="default" r:id="rId10"/>
       <w:pgSz w:w="12240" w:h="15840"/>
       <w:pgMar w:top="1440" w:right="1800" w:bottom="1440" w:left="1800" w:header="720" w:footer="720" w:gutter="0"/>
       <w:cols w:space="720"/>
@@ -9940,6 +14386,26 @@
     </w:sectPr>
   </w:body>
 </w:document>
+</file>
+
+<file path=word/footer1.xml><?xml version="1.0" encoding="utf-8"?>
+<w:ftr xmlns:m="http://schemas.openxmlformats.org/officeDocument/2006/math" xmlns:mc="http://schemas.openxmlformats.org/markup-compatibility/2006" xmlns:mo="http://schemas.microsoft.com/office/mac/office/2008/main" xmlns:mv="urn:schemas-microsoft-com:mac:vml" xmlns:o="urn:schemas-microsoft-com:office:office" xmlns:r="http://schemas.openxmlformats.org/officeDocument/2006/relationships" xmlns:v="urn:schemas-microsoft-com:vml" xmlns:w10="urn:schemas-microsoft-com:office:word" xmlns:w14="http://schemas.microsoft.com/office/word/2010/wordml" xmlns:w="http://schemas.openxmlformats.org/wordprocessingml/2006/main" xmlns:wne="http://schemas.microsoft.com/office/word/2006/wordml" xmlns:wp14="http://schemas.microsoft.com/office/word/2010/wordprocessingDrawing" xmlns:wp="http://schemas.openxmlformats.org/drawingml/2006/wordprocessingDrawing" xmlns:wpc="http://schemas.microsoft.com/office/word/2010/wordprocessingCanvas" xmlns:wpg="http://schemas.microsoft.com/office/word/2010/wordprocessingGroup" xmlns:wpi="http://schemas.microsoft.com/office/word/2010/wordprocessingInk" xmlns:wps="http://schemas.microsoft.com/office/word/2010/wordprocessingShape" mc:Ignorable="w14 wp14">
+  <w:p>
+    <w:pPr>
+      <w:pStyle w:val="Footer"/>
+    </w:pPr>
+  </w:p>
+</w:ftr>
+</file>
+
+<file path=word/header1.xml><?xml version="1.0" encoding="utf-8"?>
+<w:hdr xmlns:m="http://schemas.openxmlformats.org/officeDocument/2006/math" xmlns:mc="http://schemas.openxmlformats.org/markup-compatibility/2006" xmlns:mo="http://schemas.microsoft.com/office/mac/office/2008/main" xmlns:mv="urn:schemas-microsoft-com:mac:vml" xmlns:o="urn:schemas-microsoft-com:office:office" xmlns:r="http://schemas.openxmlformats.org/officeDocument/2006/relationships" xmlns:v="urn:schemas-microsoft-com:vml" xmlns:w10="urn:schemas-microsoft-com:office:word" xmlns:w14="http://schemas.microsoft.com/office/word/2010/wordml" xmlns:w="http://schemas.openxmlformats.org/wordprocessingml/2006/main" xmlns:wne="http://schemas.microsoft.com/office/word/2006/wordml" xmlns:wp14="http://schemas.microsoft.com/office/word/2010/wordprocessingDrawing" xmlns:wp="http://schemas.openxmlformats.org/drawingml/2006/wordprocessingDrawing" xmlns:wpc="http://schemas.microsoft.com/office/word/2010/wordprocessingCanvas" xmlns:wpg="http://schemas.microsoft.com/office/word/2010/wordprocessingGroup" xmlns:wpi="http://schemas.microsoft.com/office/word/2010/wordprocessingInk" xmlns:wps="http://schemas.microsoft.com/office/word/2010/wordprocessingShape" mc:Ignorable="w14 wp14">
+  <w:p>
+    <w:pPr>
+      <w:pStyle w:val="Header"/>
+    </w:pPr>
+  </w:p>
+</w:hdr>
 </file>
 
 <file path=word/numbering.xml><?xml version="1.0" encoding="utf-8"?>
